--- a/Documentation/Séance — cahier des exigences.docx
+++ b/Documentation/Séance — cahier des exigences.docx
@@ -13,7 +13,7 @@
     <w:p>
       <w:pPr/>
       <w:r>
-        <w:t xml:space="preserve">19 septembre 2026 · Patrick · cahier aligné sur Séance 3.2.1, iPhone, iPad et Mac · version 4 en préparation</w:t>
+        <w:t xml:space="preserve">20 septembre 2026 · Patrick · cahier aligné sur Séance 4.6, iPhone, iPad, Mac et Apple TV</w:t>
       </w:r>
     </w:p>
     <w:p>
@@ -21,19 +21,19 @@
         <w:pStyle w:val="Heading2"/>
       </w:pPr>
       <w:r>
-        <w:t xml:space="preserve">Où en est l'app : Séance 3.2.1</w:t>
+        <w:t xml:space="preserve">Où en est l'app : Séance 4.6</w:t>
       </w:r>
     </w:p>
     <w:p>
       <w:pPr/>
       <w:r>
-        <w:t xml:space="preserve">Ce cahier a été écrit le 16 septembre 2026, avant le développement. Il est ici aligné sur la version 3.2.1 du 19 septembre 2026, installée sur l'iPhone 17 Pro, l'iPad et le Mac. Les exigences de la V1 gardent leur numéro et leur texte ; ce qui a changé depuis est décrit dans trois ajouts : les exigences EF-88 à EF-140, le tableau « État des exigences de la V1 en version 3.2 », et l'historique des versions à la fin des jalons.</w:t>
+        <w:t xml:space="preserve">Ce cahier a été écrit le 16 septembre 2026, avant le développement. Il est ici aligné sur la version 4.6 du 20 septembre 2026, installée sur l'iPhone 17 Pro, l'iPad, le Mac et l'Apple TV. Les exigences de la V1 gardent leur numéro et leur texte ; ce qui a changé depuis est décrit dans quatre ajouts : les exigences EF-88 à EF-140, le tableau « État des exigences de la V1 en version 3.2 », le chapitre « Version 4 » avec l'état de chacune de ses exigences, et l'historique des versions à la fin des jalons.</w:t>
       </w:r>
     </w:p>
     <w:p>
       <w:pPr/>
       <w:r>
-        <w:t xml:space="preserve">En deux phrases : l'app couvre les douze fonctions prévues, sauf les alertes par email, abandonnées ; les listes nommées sont arrivées en version 2.4. Elle a gagné une version Mac, un profil séparé des réglages, le suivi des acteurs, « Déjà vu avant », la note des titres, des soirées prévues à la date de son choix et des idées du soir classées selon les goûts ; puis, de la 2.4 à la 3.1, un programme télé et une page Ce soir en grandes cartes, la synchronisation entre appareils par un dossier d'iCloud Drive, une apparence claire, et un fonctionnement sans réseau.</w:t>
+        <w:t xml:space="preserve">En deux phrases : l'app couvre les douze fonctions prévues, sauf les alertes par email, abandonnées ; les listes nommées sont arrivées en version 2.4. Elle a gagné une version Mac, un profil séparé des réglages, le suivi des acteurs, « Déjà vu avant », la note des titres, des soirées prévues à la date de son choix et des idées du soir classées selon les goûts ; puis, de la 2.4 à la 3.1, un programme télé et une page Ce soir en grandes cartes, la synchronisation entre appareils par un dossier d'iCloud Drive, une apparence claire, et un fonctionnement sans réseau. Le 20 septembre 2026, les versions 4.0 à 4.6 ont ajouté un quatrième appareil, l'Apple TV, avec son interface propre ; « où regarder » est devenu un bouton qui ouvre la plateforme, lance la vidéo du NAS ou donne la chaîne et l'heure ; s'y ajoutent les vidéos personnelles du NAS, « Je n'aime pas », des Réglages redessinés, la mise en route d'un appareil par un code à six chiffres, et la synchronisation par un dossier du NAS, qui apporte enfin ses listes à l'Apple TV.</w:t>
       </w:r>
     </w:p>
     <w:p>
@@ -3062,7 +3062,7 @@
     <w:p>
       <w:pPr/>
       <w:r>
-        <w:t xml:space="preserve">Le cahier compte 169 exigences, numérotées pour pouvoir les citer dans le code et les tests : EF-01 à EF-87 pour la V1, puis EF-88 à EF-140 ajoutées des versions 1.2 à 3.2, EF-141 à EF-164 pour la version 4 et EF-165 à EF-169 pour les suivantes (chapitre « Version 4 »). Les exigences de la V1 gardent leur texte d'origine ; le tableau « État des exigences de la V1 en version 3.2 » dit lesquelles ont changé, et lesquelles ont été abandonnées. Les durées et seuils indiqués sont des valeurs par défaut, réglables.</w:t>
+        <w:t xml:space="preserve">Le cahier compte 175 exigences, numérotées pour pouvoir les citer dans le code et les tests : EF-01 à EF-87 pour la V1, puis EF-88 à EF-140 ajoutées des versions 1.2 à 3.2, EF-141 à EF-164 pour la version 4, EF-165 à EF-169 pour les suivantes, et EF-170 à EF-175 nées en cours de route et livrées dans les versions 4.1 à 4.6 (chapitre « Version 4 »). Les exigences de la V1 gardent leur texte d'origine ; le tableau « État des exigences de la V1 en version 3.2 » dit lesquelles ont changé, et lesquelles ont été abandonnées. Les durées et seuils indiqués sont des valeurs par défaut, réglables.</w:t>
       </w:r>
     </w:p>
     <w:p>
@@ -6969,7 +6969,7 @@
     <w:p>
       <w:pPr/>
       <w:r>
-        <w:t xml:space="preserve">Demandée par Patrick le 20 septembre 2026. Le lot 4.0 est commencé : depuis le 20 septembre 2026, Séance est installée sur l'Apple TV de Patrick (accueil, Ce soir, Mes listes, NAS, fiche d'un titre avec lecture dans Infuse ou VLC, mise en route) ; la synchronisation par le NAS (EF-144) reste à faire, et sans elle les listes de l'iPhone n'arrivent pas encore sur la TV. Le reste du chapitre n'est pas réalisé : sur l'iPhone, l'iPad et le Mac, l'app installée est la 3.2.1. Les exigences EF-141 à EF-164 se réalisent lot par lot ; la faisabilité de chacune a été vérifiée dans le code et sur les appareils quand c'était possible, et ce qui reste incertain est dit tel quel.</w:t>
+        <w:t xml:space="preserve">Demandée par Patrick le 20 septembre 2026, et livrée le jour même en sept versions, de la 4.0 à la 4.6, installées sur l'iPhone, l'iPad, le Mac et l'Apple TV. Séance existe maintenant sur la télévision, « où regarder » est devenu un bouton, les vidéos personnelles du NAS ont leur page, et la synchronisation passe aussi par un dossier du NAS, qui apporte ses listes à la TV. Restent à faire dans ce chapitre : les documentaires (EF-151 à EF-156) et l'envoi d'une vidéo vers le NAS (EF-161). Les exigences gardent leur texte d'origine ; ce qui a été fait, fait autrement, ou reste à faire est dit dans « État des exigences de la version 4 ».</w:t>
       </w:r>
     </w:p>
     <w:p>
@@ -6977,7 +6977,7 @@
         <w:pStyle w:val="Heading3"/>
       </w:pPr>
       <w:r>
-        <w:t xml:space="preserve">Lots, dans l'ordre</w:t>
+        <w:t xml:space="preserve">Lots prévus, le 20 septembre au matin</w:t>
       </w:r>
     </w:p>
     <w:p>
@@ -7057,6 +7057,358 @@
         <w:pStyle w:val="Heading3"/>
       </w:pPr>
       <w:r>
+        <w:t xml:space="preserve">Ce qui est livré, version par version</w:t>
+      </w:r>
+    </w:p>
+    <w:p>
+      <w:pPr/>
+      <w:r>
+        <w:t xml:space="preserve">Les versions livrées ne portent pas les numéros de ces lots : l’Apple TV a occupé les versions 4.0 à 4.2 et 4.4, le lancement sur les plateformes est venu avec « où regarder » en 4.3 et 4.5, la synchronisation par le NAS en 4.6, et les documentaires attendent encore.</w:t>
+      </w:r>
+    </w:p>
+    <w:p>
+      <w:pPr/>
+      <w:r>
+        <w:t xml:space="preserve">Toutes ces versions sont du 20 septembre 2026 et sont installées sur les quatre appareils.</w:t>
+      </w:r>
+    </w:p>
+    <w:p>
+      <w:pPr>
+        <w:pStyle w:val="ListParagraph"/>
+        <w:numPr>
+          <w:ilvl w:val="0"/>
+          <w:numId w:val="2"/>
+        </w:numPr>
+      </w:pPr>
+      <w:r>
+        <w:rPr>
+          <w:b/>
+        </w:rPr>
+        <w:t xml:space="preserve">4.0 — Apple TV.</w:t>
+      </w:r>
+      <w:r>
+        <w:t xml:space="preserve">  Séance sur la télévision : accueil, Ce soir, Mes listes, NAS, fiche d'un titre, mise en route. L'iPhone la configure par un code à six chiffres (EF-171).</w:t>
+      </w:r>
+    </w:p>
+    <w:p>
+      <w:pPr>
+        <w:pStyle w:val="ListParagraph"/>
+        <w:numPr>
+          <w:ilvl w:val="0"/>
+          <w:numId w:val="2"/>
+        </w:numPr>
+      </w:pPr>
+      <w:r>
+        <w:rPr>
+          <w:b/>
+        </w:rPr>
+        <w:t xml:space="preserve">4.1 — Réglages refaits, lecteur unique, TV complétée.</w:t>
+      </w:r>
+      <w:r>
+        <w:t xml:space="preserve">  La page Réglages redessinée sans doublon (EF-169) ; un seul lecteur vidéo (EF-170) ; sur la TV, le programme télé, Explorer, le Profil et des réglages entièrement modifiables à la télécommande.</w:t>
+      </w:r>
+    </w:p>
+    <w:p>
+      <w:pPr>
+        <w:pStyle w:val="ListParagraph"/>
+        <w:numPr>
+          <w:ilvl w:val="0"/>
+          <w:numId w:val="2"/>
+        </w:numPr>
+      </w:pPr>
+      <w:r>
+        <w:rPr>
+          <w:b/>
+        </w:rPr>
+        <w:t xml:space="preserve">4.2 — Un code pour l'iPad et le Mac, étagère du haut.</w:t>
+      </w:r>
+      <w:r>
+        <w:t xml:space="preserve">  La mise en route par code s'ouvre à l'iPad et au Mac ; l'étagère du haut de l'Apple TV montre la soirée (EF-146).</w:t>
+      </w:r>
+    </w:p>
+    <w:p>
+      <w:pPr>
+        <w:pStyle w:val="ListParagraph"/>
+        <w:numPr>
+          <w:ilvl w:val="0"/>
+          <w:numId w:val="2"/>
+        </w:numPr>
+      </w:pPr>
+      <w:r>
+        <w:rPr>
+          <w:b/>
+        </w:rPr>
+        <w:t xml:space="preserve">4.3 — Où regarder d'un coup d'œil, vidéos personnelles.</w:t>
+      </w:r>
+      <w:r>
+        <w:t xml:space="preserve">  Le badge « où regarder » sur chaque affiche et une rangée en tête de fiche (EF-113, EF-172) ; le second accès au NAS et la page des vidéos personnelles (EF-157 à EF-159) ; une charte graphique commune à toute l'app.</w:t>
+      </w:r>
+    </w:p>
+    <w:p>
+      <w:pPr>
+        <w:pStyle w:val="ListParagraph"/>
+        <w:numPr>
+          <w:ilvl w:val="0"/>
+          <w:numId w:val="2"/>
+        </w:numPr>
+      </w:pPr>
+      <w:r>
+        <w:rPr>
+          <w:b/>
+        </w:rPr>
+        <w:t xml:space="preserve">4.4 et 4.4.1 — L'Apple TV refaite.</w:t>
+      </w:r>
+      <w:r>
+        <w:t xml:space="preserve">  Accueil en pleine largeur, réglages lisibles, les écrans de l'iPhone ; les vidéos personnelles s'ouvrent dans le lecteur choisi.</w:t>
+      </w:r>
+    </w:p>
+    <w:p>
+      <w:pPr>
+        <w:pStyle w:val="ListParagraph"/>
+        <w:numPr>
+          <w:ilvl w:val="0"/>
+          <w:numId w:val="2"/>
+        </w:numPr>
+      </w:pPr>
+      <w:r>
+        <w:rPr>
+          <w:b/>
+        </w:rPr>
+        <w:t xml:space="preserve">4.5 — Où regarder tout de suite, et la soirée en quelques touchers.</w:t>
+      </w:r>
+      <w:r>
+        <w:t xml:space="preserve">  Les boutons de plateforme, de NAS et de chaîne sur les cartes (EF-172) ; le premier épisode d'une série jamais commencée (EF-173) ; la recherche dans « Ajouter à ma soirée » (EF-174) ; « Je n'aime pas » (EF-175) ; sur la TV, le menu passe en haut, à l'horizontale.</w:t>
+      </w:r>
+    </w:p>
+    <w:p>
+      <w:pPr>
+        <w:pStyle w:val="ListParagraph"/>
+        <w:numPr>
+          <w:ilvl w:val="0"/>
+          <w:numId w:val="2"/>
+        </w:numPr>
+      </w:pPr>
+      <w:r>
+        <w:rPr>
+          <w:b/>
+        </w:rPr>
+        <w:t xml:space="preserve">4.6 — La synchronisation par le NAS.</w:t>
+      </w:r>
+      <w:r>
+        <w:t xml:space="preserve">  Réglages › Sauvegarde › « Par le NAS » sur l'iPhone, l'iPad et le Mac, et l'Apple TV qui reçoit enfin les listes, au lancement et à chaque retour dans l'app (EF-144).</w:t>
+      </w:r>
+    </w:p>
+    <w:p>
+      <w:pPr>
+        <w:pStyle w:val="Heading3"/>
+      </w:pPr>
+      <w:r>
+        <w:t xml:space="preserve">État des exigences de la version 4</w:t>
+      </w:r>
+    </w:p>
+    <w:p>
+      <w:pPr>
+        <w:pStyle w:val="ListParagraph"/>
+        <w:numPr>
+          <w:ilvl w:val="0"/>
+          <w:numId w:val="7"/>
+        </w:numPr>
+      </w:pPr>
+      <w:r>
+        <w:rPr>
+          <w:b/>
+        </w:rPr>
+        <w:t xml:space="preserve">EF-141 à EF-143</w:t>
+      </w:r>
+      <w:r>
+        <w:t xml:space="preserve"> Livrées, et au-delà de ce qui était demandé : l'Apple TV a aussi Explorer, le Profil, le programme télé et des réglages entièrement modifiables à la télécommande, là où EF-142 prévoyait une app « canapé » réglée depuis l'iPhone. Ses pages Documentaires et Vidéos familiales attendent leur lot. Deux pièges de tvOS ont été découverts en route : une page faite de texte seul ne reçoit pas la touche Retour, et Form ou List y rendent le texte illisible ; l'app a ses propres composants.</w:t>
+      </w:r>
+    </w:p>
+    <w:p>
+      <w:pPr>
+        <w:pStyle w:val="ListParagraph"/>
+        <w:numPr>
+          <w:ilvl w:val="0"/>
+          <w:numId w:val="7"/>
+        </w:numPr>
+      </w:pPr>
+      <w:r>
+        <w:rPr>
+          <w:b/>
+        </w:rPr>
+        <w:t xml:space="preserve">EF-144</w:t>
+      </w:r>
+      <w:r>
+        <w:t xml:space="preserve"> Livrée en 4.6 : un dossier « Séance » du partage, un fichier par appareil, les mêmes règles de fusion et de suppression que le dossier d'iCloud Drive, en plus de lui ou à sa place. Le moteur est testé de bout en bout entre deux appareils fictifs ; le transport SMB, lui, n'a pas encore été essayé sur le NAS de Patrick, dont le compte doit pouvoir écrire dans le partage.</w:t>
+      </w:r>
+    </w:p>
+    <w:p>
+      <w:pPr>
+        <w:pStyle w:val="ListParagraph"/>
+        <w:numPr>
+          <w:ilvl w:val="0"/>
+          <w:numId w:val="7"/>
+        </w:numPr>
+      </w:pPr>
+      <w:r>
+        <w:rPr>
+          <w:b/>
+        </w:rPr>
+        <w:t xml:space="preserve">EF-145</w:t>
+      </w:r>
+      <w:r>
+        <w:t xml:space="preserve"> Respectée : la TV ne garde rien qu'elle ne sache reconstruire depuis le dossier du NAS, et la clé TMDB comme le mot de passe du NAS restent dans son trousseau. Ils s'y installent aussi par le code à six chiffres (EF-171), sans passer par aucun fichier.</w:t>
+      </w:r>
+    </w:p>
+    <w:p>
+      <w:pPr>
+        <w:pStyle w:val="ListParagraph"/>
+        <w:numPr>
+          <w:ilvl w:val="0"/>
+          <w:numId w:val="7"/>
+        </w:numPr>
+      </w:pPr>
+      <w:r>
+        <w:rPr>
+          <w:b/>
+        </w:rPr>
+        <w:t xml:space="preserve">EF-146</w:t>
+      </w:r>
+      <w:r>
+        <w:t xml:space="preserve"> Livrée en 4.2 : l'étagère du haut montre la soirée. Son rendu sur la télévision de Patrick reste à regarder.</w:t>
+      </w:r>
+    </w:p>
+    <w:p>
+      <w:pPr>
+        <w:pStyle w:val="ListParagraph"/>
+        <w:numPr>
+          <w:ilvl w:val="0"/>
+          <w:numId w:val="7"/>
+        </w:numPr>
+      </w:pPr>
+      <w:r>
+        <w:rPr>
+          <w:b/>
+        </w:rPr>
+        <w:t xml:space="preserve">EF-147 à EF-150</w:t>
+      </w:r>
+      <w:r>
+        <w:t xml:space="preserve"> Livrées au deuxième niveau d'EF-148 : le bouton ouvre Netflix, Prime Video ou Apple TV sur la recherche du titre. Le premier niveau — la page du titre par son identifiant Wikidata — n'a pas été retenu pour l'instant : la recherche marche pour tous les titres, là où les identifiants manquent souvent. Une plateforme non cochée n'a jamais de bouton (EF-149), et l'ouverture réelle de chaque app reste à essayer sur les appareils.</w:t>
+      </w:r>
+    </w:p>
+    <w:p>
+      <w:pPr>
+        <w:pStyle w:val="ListParagraph"/>
+        <w:numPr>
+          <w:ilvl w:val="0"/>
+          <w:numId w:val="7"/>
+        </w:numPr>
+      </w:pPr>
+      <w:r>
+        <w:rPr>
+          <w:b/>
+        </w:rPr>
+        <w:t xml:space="preserve">EF-151 à EF-156</w:t>
+      </w:r>
+      <w:r>
+        <w:t xml:space="preserve"> À faire : les documentaires restent écartés de la découverte (genre 99), et le guide télé ne retient que les films et les séries.</w:t>
+      </w:r>
+    </w:p>
+    <w:p>
+      <w:pPr>
+        <w:pStyle w:val="ListParagraph"/>
+        <w:numPr>
+          <w:ilvl w:val="0"/>
+          <w:numId w:val="7"/>
+        </w:numPr>
+      </w:pPr>
+      <w:r>
+        <w:rPr>
+          <w:b/>
+        </w:rPr>
+        <w:t xml:space="preserve">EF-157 à EF-160, EF-162, EF-163</w:t>
+      </w:r>
+      <w:r>
+        <w:t xml:space="preserve"> Livrées en 4.3 et 4.4.1 : second accès au NAS sur le partage « vidéo », page des vidéos personnelles sur l'iPhone comme sur l'Apple TV, lecture dans le lecteur choisi. Ces vidéos n'ayant pas de fiche TMDB, Infuse reçoit le fichier à son adresse plutôt que par sa bibliothèque. Ouvert : sur l'iPhone, la lecture ne démarre pas toujours, là où la TV y arrive.</w:t>
+      </w:r>
+    </w:p>
+    <w:p>
+      <w:pPr>
+        <w:pStyle w:val="ListParagraph"/>
+        <w:numPr>
+          <w:ilvl w:val="0"/>
+          <w:numId w:val="7"/>
+        </w:numPr>
+      </w:pPr>
+      <w:r>
+        <w:rPr>
+          <w:b/>
+        </w:rPr>
+        <w:t xml:space="preserve">EF-161</w:t>
+      </w:r>
+      <w:r>
+        <w:t xml:space="preserve"> À faire : envoyer une vidéo de l'iPhone, de l'iPad ou du Mac vers le dossier familial du NAS.</w:t>
+      </w:r>
+    </w:p>
+    <w:p>
+      <w:pPr>
+        <w:pStyle w:val="ListParagraph"/>
+        <w:numPr>
+          <w:ilvl w:val="0"/>
+          <w:numId w:val="7"/>
+        </w:numPr>
+      </w:pPr>
+      <w:r>
+        <w:rPr>
+          <w:b/>
+        </w:rPr>
+        <w:t xml:space="preserve">EF-164</w:t>
+      </w:r>
+      <w:r>
+        <w:t xml:space="preserve"> Reporté : le modèle de données a bien changé de version pendant la version 4, mais pour les champs de ces lots-là ; le schéma des documentaires viendra avec leur lot.</w:t>
+      </w:r>
+    </w:p>
+    <w:p>
+      <w:pPr>
+        <w:pStyle w:val="ListParagraph"/>
+        <w:numPr>
+          <w:ilvl w:val="0"/>
+          <w:numId w:val="7"/>
+        </w:numPr>
+      </w:pPr>
+      <w:r>
+        <w:rPr>
+          <w:b/>
+        </w:rPr>
+        <w:t xml:space="preserve">EF-165 à EF-168</w:t>
+      </w:r>
+      <w:r>
+        <w:t xml:space="preserve"> À faire : les favoris.</w:t>
+      </w:r>
+    </w:p>
+    <w:p>
+      <w:pPr>
+        <w:pStyle w:val="ListParagraph"/>
+        <w:numPr>
+          <w:ilvl w:val="0"/>
+          <w:numId w:val="7"/>
+        </w:numPr>
+      </w:pPr>
+      <w:r>
+        <w:rPr>
+          <w:b/>
+        </w:rPr>
+        <w:t xml:space="preserve">EF-169</w:t>
+      </w:r>
+      <w:r>
+        <w:t xml:space="preserve"> Livrée en 4.1 : la page Réglages suit la « piste B » de la maquette du 20 septembre — l'en-tête « État de Séance » garde son rôle d'unique entrée vers Plateformes, Télévision, NAS et lecture, Alertes et Synchronisation, et le bas de la page est redessiné en tuiles.</w:t>
+      </w:r>
+    </w:p>
+    <w:p>
+      <w:pPr>
+        <w:pStyle w:val="Heading3"/>
+      </w:pPr>
+      <w:r>
         <w:t xml:space="preserve">Apple TV</w:t>
       </w:r>
     </w:p>
@@ -7527,13 +7879,135 @@
         <w:pStyle w:val="Heading3"/>
       </w:pPr>
       <w:r>
+        <w:t xml:space="preserve">Exigences nées en cours de route (versions 4.1 à 4.6)</w:t>
+      </w:r>
+    </w:p>
+    <w:p>
+      <w:pPr/>
+      <w:r>
+        <w:t xml:space="preserve">Demandées par Patrick pendant la version 4, et livrées dans la foulée.</w:t>
+      </w:r>
+    </w:p>
+    <w:p>
+      <w:pPr>
+        <w:pStyle w:val="ListParagraph"/>
+        <w:numPr>
+          <w:ilvl w:val="0"/>
+          <w:numId w:val="7"/>
+        </w:numPr>
+      </w:pPr>
+      <w:r>
+        <w:rPr>
+          <w:b/>
+        </w:rPr>
+        <w:t xml:space="preserve">EF-170</w:t>
+      </w:r>
+      <w:r>
+        <w:t xml:space="preserve"> Un seul lecteur vidéo. Il se choisit dans Réglages › Lecture (Infuse ou VLC) ; « Lire » l'ouvre directement, sans second bouton ni appui long, sur tous les appareils.</w:t>
+      </w:r>
+    </w:p>
+    <w:p>
+      <w:pPr>
+        <w:pStyle w:val="ListParagraph"/>
+        <w:numPr>
+          <w:ilvl w:val="0"/>
+          <w:numId w:val="7"/>
+        </w:numPr>
+      </w:pPr>
+      <w:r>
+        <w:rPr>
+          <w:b/>
+        </w:rPr>
+        <w:t xml:space="preserve">EF-171</w:t>
+      </w:r>
+      <w:r>
+        <w:t xml:space="preserve"> Mettre en route un appareil par un code à six chiffres. L'appareil qui reçoit — Apple TV, iPad ou Mac — affiche un code ; l'iPhone le saisit et lui transmet, sur le réseau local seulement, la clé TMDB, l'accès au NAS, les plateformes, les chaînes, les goûts et les listes. Rien ne passe par un serveur, et depuis la 4.6 la synchronisation par le NAS s'active dans la foulée.</w:t>
+      </w:r>
+    </w:p>
+    <w:p>
+      <w:pPr>
+        <w:pStyle w:val="ListParagraph"/>
+        <w:numPr>
+          <w:ilvl w:val="0"/>
+          <w:numId w:val="7"/>
+        </w:numPr>
+      </w:pPr>
+      <w:r>
+        <w:rPr>
+          <w:b/>
+        </w:rPr>
+        <w:t xml:space="preserve">EF-172</w:t>
+      </w:r>
+      <w:r>
+        <w:t xml:space="preserve"> « Où regarder » est un bouton. Sur la fiche, sur les cartes de la soirée, sur les idées et dans la recherche : « Lire sur le NAS » lance la vidéo, le nom d'une plateforme cochée l'ouvre sur le titre (EF-147), la chaîne donne le jour et l'heure. Quand aucune de ces sources ne l'a, Séance le dit — « Dans aucun de tes abonnements ».</w:t>
+      </w:r>
+    </w:p>
+    <w:p>
+      <w:pPr>
+        <w:pStyle w:val="ListParagraph"/>
+        <w:numPr>
+          <w:ilvl w:val="0"/>
+          <w:numId w:val="7"/>
+        </w:numPr>
+      </w:pPr>
+      <w:r>
+        <w:rPr>
+          <w:b/>
+        </w:rPr>
+        <w:t xml:space="preserve">EF-173</w:t>
+      </w:r>
+      <w:r>
+        <w:t xml:space="preserve"> La soirée compte les épisodes, pas les séries. Une série jamais commencée entre dans la soirée avec son premier épisode (S01E01, son titre, sa durée) ; l'épisode regardé, elle quitte la soirée, et « Encore un » l'y remet pour enchaîner. La durée annoncée compte le film et un épisode par série.</w:t>
+      </w:r>
+    </w:p>
+    <w:p>
+      <w:pPr>
+        <w:pStyle w:val="ListParagraph"/>
+        <w:numPr>
+          <w:ilvl w:val="0"/>
+          <w:numId w:val="7"/>
+        </w:numPr>
+      </w:pPr>
+      <w:r>
+        <w:rPr>
+          <w:b/>
+        </w:rPr>
+        <w:t xml:space="preserve">EF-174</w:t>
+      </w:r>
+      <w:r>
+        <w:t xml:space="preserve"> Chercher un titre sans quitter la soirée. « Ajouter à ma soirée » a son champ de recherche — films et séries mêlés, où les regarder, un « + » par ligne — et les idées ont leur sélecteur films, séries ou les deux.</w:t>
+      </w:r>
+    </w:p>
+    <w:p>
+      <w:pPr>
+        <w:pStyle w:val="ListParagraph"/>
+        <w:numPr>
+          <w:ilvl w:val="0"/>
+          <w:numId w:val="7"/>
+        </w:numPr>
+      </w:pPr>
+      <w:r>
+        <w:rPr>
+          <w:b/>
+        </w:rPr>
+        <w:t xml:space="preserve">EF-175</w:t>
+      </w:r>
+      <w:r>
+        <w:t xml:space="preserve"> « Je n'aime pas ». Depuis une idée, une affiche (appui long) ou une fiche : le titre ne revient plus, ni dans les idées, ni sur l'accueil, ni dans Explorer. Un film qu'on vient de regarder ne revient pas non plus dans les idées. Réglages › Prénom et idées liste ce qui a été écarté et permet de tout reproposer.</w:t>
+      </w:r>
+    </w:p>
+    <w:p>
+      <w:pPr>
+        <w:pStyle w:val="Heading3"/>
+      </w:pPr>
+      <w:r>
         <w:t xml:space="preserve">Versions suivantes : favoris, page Réglages</w:t>
       </w:r>
     </w:p>
     <w:p>
       <w:pPr/>
       <w:r>
-        <w:t xml:space="preserve">Demandé par Patrick le 20 septembre 2026, pour après la version 4.</w:t>
+        <w:t xml:space="preserve">Demandé par Patrick le 20 septembre 2026, pour après la version 4. EF-169 a fait exception : la page Réglages a été refaite dès la version 4.1.</w:t>
       </w:r>
     </w:p>
     <w:p>
@@ -7646,10 +8120,10 @@
         <w:rPr>
           <w:b/>
         </w:rPr>
-        <w:t xml:space="preserve">Apple TV : faisable.</w:t>
-      </w:r>
-      <w:r>
-        <w:t xml:space="preserve">  Vérifié le 20 septembre 2026 : l'Apple TV de Patrick (4K de 3e génération, tvOS 26.6) est jumelée au Mac, le SDK tvOS est installé, SeanceKit compile pour tvOS sans modification, et la bibliothèque SMB du NAS accepte tvOS. Reste à faire : toute l'interface — rien de l'écran de l'iPhone ne se reprend tel quel pour une télécommande — et le téléchargement du simulateur tvOS. Avec le compte gratuit, l'app de la TV expire tous les sept jours, comme celle de l'iPhone.</w:t>
+        <w:t xml:space="preserve">Apple TV : fait.</w:t>
+      </w:r>
+      <w:r>
+        <w:t xml:space="preserve">  Réalisé le 20 septembre 2026 : l'app tourne sur l'Apple TV de Patrick (4K de 3e génération), avec sa propre interface, refaite deux fois pour la télécommande. SeanceKit compile pour tvOS sans modification et la bibliothèque SMB du NAS y fonctionne. Avec le compte gratuit, l'app de la TV expire tous les sept jours, comme celle de l'iPhone.</w:t>
       </w:r>
     </w:p>
     <w:p>
@@ -7664,10 +8138,10 @@
         <w:rPr>
           <w:b/>
         </w:rPr>
-        <w:t xml:space="preserve">Synchronisation par le NAS : faisable.</w:t>
-      </w:r>
-      <w:r>
-        <w:t xml:space="preserve">  La bibliothèque SMB sait écrire autant que lire. Elle ne fonctionne qu'à la maison.</w:t>
+        <w:t xml:space="preserve">Synchronisation par le NAS : faite, pas encore essayée chez Patrick.</w:t>
+      </w:r>
+      <w:r>
+        <w:t xml:space="preserve">  Livrée en 4.6 et testée entre appareils fictifs ; l'écriture dans le partage demande un compte qui en a le droit, et tout cela ne fonctionne qu'à la maison. Le mode d'emploi de l'essai est dans Documentation/Essais sur les appareils.md.</w:t>
       </w:r>
     </w:p>
     <w:p>
@@ -7685,7 +8159,7 @@
         <w:t xml:space="preserve">Lecture dans Infuse ou VLC sur l'Apple TV : à vérifier sur la TV.</w:t>
       </w:r>
       <w:r>
-        <w:t xml:space="preserve">  Infuse annonce le même lien que sur l'iPhone ; pour VLC, c'est incertain.</w:t>
+        <w:t xml:space="preserve">  Infuse annonce le même lien que sur l'iPhone ; pour VLC, c'est incertain. La fiche de la TV appelle ce lien depuis la version 4.0 ; l'essai devant la télévision reste à faire.</w:t>
       </w:r>
     </w:p>
     <w:p>
@@ -7700,10 +8174,10 @@
         <w:rPr>
           <w:b/>
         </w:rPr>
-        <w:t xml:space="preserve">Lancement sur les plateformes : faisable en partie.</w:t>
-      </w:r>
-      <w:r>
-        <w:t xml:space="preserve">  Aucune plateforme ne publie d'API, et TMDB dit où un titre est disponible sans donner le lien. Les identifiants viennent de Wikidata, qui ne les a pas pour tous les titres : bien fourni pour Netflix, moins pour les autres. La forme des liens sur tvOS se vérifie plateforme par plateforme sur la TV ; certaines n'accepteront peut-être que l'ouverture de l'app. D'où les trois niveaux d'EF-148 : le bouton existe toujours, sa précision varie.</w:t>
+        <w:t xml:space="preserve">Lancement sur les plateformes : fait, au niveau de la recherche.</w:t>
+      </w:r>
+      <w:r>
+        <w:t xml:space="preserve">  Aucune plateforme ne publie d'API, et TMDB dit où un titre est disponible sans donner le lien. Les identifiants viennent de Wikidata, qui ne les a pas pour tous les titres : bien fourni pour Netflix, moins pour les autres. La forme des liens sur tvOS se vérifie plateforme par plateforme sur la TV ; certaines n'accepteront peut-être que l'ouverture de l'app. D'où les trois niveaux d'EF-148 : le bouton existe toujours, sa précision varie. Livré au deuxième niveau — l'app de la plateforme s'ouvre sur la recherche du titre —, les identifiants de Wikidata n'ayant pas été repris.</w:t>
       </w:r>
     </w:p>
     <w:p>
@@ -7736,10 +8210,10 @@
         <w:rPr>
           <w:b/>
         </w:rPr>
-        <w:t xml:space="preserve">Vidéos familiales : faisable.</w:t>
-      </w:r>
-      <w:r>
-        <w:t xml:space="preserve">  Lecture et écriture SMB existent. Limites : les vignettes sont incertaines ; l'envoi d'une longue vidéo depuis l'iPhone s'interrompt si l'app reste trop longtemps à l'arrière-plan, d'où la reprise.</w:t>
+        <w:t xml:space="preserve">Vidéos familiales : lues, pas encore envoyées.</w:t>
+      </w:r>
+      <w:r>
+        <w:t xml:space="preserve">  La lecture est livrée (EF-157 à EF-160) ; l'envoi depuis l'iPhone ou le Mac (EF-161) reste à faire, et s'interrompra si l'app passe trop longtemps à l'arrière-plan, d'où la reprise prévue.</w:t>
       </w:r>
     </w:p>
     <w:p>
@@ -11506,10 +11980,10 @@
         <w:rPr>
           <w:b/>
         </w:rPr>
-        <w:t xml:space="preserve">Avancement au 18 septembre 2026</w:t>
-      </w:r>
-      <w:r>
-        <w:t xml:space="preserve"> : les jalons 1 à 6 sont livrés et l'app est en version 3.2.1 sur l'iPhone 17 Pro, l'iPad et le Mac ; le code est dans le dépôt privé github.com/patrickpinard/Seance. 173 tests SeanceKit et 27 tests SeanceDonnees passent, et l'app compile sans avertissement en Swift 6 strict. Restent ouverts : les listes nommées (EF-63 à EF-65), l'alerte de bande-annonce et le résumé hebdomadaire (EF-68, EF-69), le parcours complet à VoiceOver du jalon 6, et une vérification à l'écran des versions 2.x sur l'iPhone, faute de clé TMDB dans le simulateur.</w:t>
+        <w:t xml:space="preserve">Avancement au 20 septembre 2026</w:t>
+      </w:r>
+      <w:r>
+        <w:t xml:space="preserve"> : les jalons 1 à 6 sont livrés, et la version 4 y a ajouté un appareil, l'Apple TV, avec son interface propre. L'app est en version 4.6 sur l'iPhone 17 Pro, l'iPad, le Mac et l'Apple TV ; le code est dans le dépôt privé github.com/patrickpinard/Seance. 204 tests SeanceKit et 41 tests SeanceDonnees passent, des tests d'interface parcourent l'iPhone et l'iPad sans clé TMDB, et l'app compile sans avertissement en Swift 6 strict. Restent ouverts : le résumé hebdomadaire (EF-69), les documentaires et les favoris, l'envoi d'une vidéo vers le NAS (EF-161), et les essais qui demandent les vrais appareils et le vrai NAS.</w:t>
       </w:r>
     </w:p>
     <w:p>
@@ -11581,7 +12055,7 @@
           <w:p>
             <w:pPr/>
             <w:r>
-              <w:t xml:space="preserve">3.2.1</w:t>
+              <w:t xml:space="preserve">4.6</w:t>
             </w:r>
           </w:p>
         </w:tc>
@@ -11592,7 +12066,7 @@
           <w:p>
             <w:pPr/>
             <w:r>
-              <w:t xml:space="preserve">19 septembre 2026</w:t>
+              <w:t xml:space="preserve">20 septembre 2026</w:t>
             </w:r>
           </w:p>
         </w:tc>
@@ -11603,7 +12077,7 @@
           <w:p>
             <w:pPr/>
             <w:r>
-              <w:t xml:space="preserve">Sur l'iPad, la barre latérale s'ouvre aussi quand tu tournes la tablette.</w:t>
+              <w:t xml:space="preserve">Tes listes arrivent sur l'Apple TV, toutes seules : la synchronisation passe aussi par le NAS.</w:t>
             </w:r>
           </w:p>
         </w:tc>
@@ -11616,7 +12090,7 @@
           <w:p>
             <w:pPr/>
             <w:r>
-              <w:t xml:space="preserve">3.2</w:t>
+              <w:t xml:space="preserve">4.5</w:t>
             </w:r>
           </w:p>
         </w:tc>
@@ -11627,7 +12101,7 @@
           <w:p>
             <w:pPr/>
             <w:r>
-              <w:t xml:space="preserve">19 septembre 2026</w:t>
+              <w:t xml:space="preserve">20 septembre 2026</w:t>
             </w:r>
           </w:p>
         </w:tc>
@@ -11638,7 +12112,7 @@
           <w:p>
             <w:pPr/>
             <w:r>
-              <w:t xml:space="preserve">Des pages vides qui expliquent et proposent, des boutons plus faciles à toucher, et un programme télé juste au petit matin.</w:t>
+              <w:t xml:space="preserve">Ta soirée en quelques touchers : où regarder chaque titre tout de suite, l'épisode 1 d'une série jamais commencée, et « Je n'aime pas ».</w:t>
             </w:r>
           </w:p>
         </w:tc>
@@ -11651,7 +12125,7 @@
           <w:p>
             <w:pPr/>
             <w:r>
-              <w:t xml:space="preserve">3.1.1</w:t>
+              <w:t xml:space="preserve">4.4.1</w:t>
             </w:r>
           </w:p>
         </w:tc>
@@ -11662,7 +12136,7 @@
           <w:p>
             <w:pPr/>
             <w:r>
-              <w:t xml:space="preserve">18 septembre 2026</w:t>
+              <w:t xml:space="preserve">20 septembre 2026</w:t>
             </w:r>
           </w:p>
         </w:tc>
@@ -11673,7 +12147,7 @@
           <w:p>
             <w:pPr/>
             <w:r>
-              <w:t xml:space="preserve">Sur l'iPad, la barre latérale ne recouvre plus l'accueil.</w:t>
+              <w:t xml:space="preserve">Tes vidéos personnelles s'ouvrent dans le lecteur que tu as choisi, Infuse compris.</w:t>
             </w:r>
           </w:p>
         </w:tc>
@@ -11686,7 +12160,7 @@
           <w:p>
             <w:pPr/>
             <w:r>
-              <w:t xml:space="preserve">3.1</w:t>
+              <w:t xml:space="preserve">4.4</w:t>
             </w:r>
           </w:p>
         </w:tc>
@@ -11697,7 +12171,7 @@
           <w:p>
             <w:pPr/>
             <w:r>
-              <w:t xml:space="preserve">18 septembre 2026</w:t>
+              <w:t xml:space="preserve">20 septembre 2026</w:t>
             </w:r>
           </w:p>
         </w:tc>
@@ -11708,7 +12182,7 @@
           <w:p>
             <w:pPr/>
             <w:r>
-              <w:t xml:space="preserve">Un nouvel appareil prêt en trois étapes, des alertes à bouton, et les derniers écrans alignés.</w:t>
+              <w:t xml:space="preserve">L'Apple TV refaite : une grande image d'accueil, des réglages enfin lisibles, et les écrans de l'iPhone.</w:t>
             </w:r>
           </w:p>
         </w:tc>
@@ -11721,7 +12195,7 @@
           <w:p>
             <w:pPr/>
             <w:r>
-              <w:t xml:space="preserve">3.0</w:t>
+              <w:t xml:space="preserve">4.3</w:t>
             </w:r>
           </w:p>
         </w:tc>
@@ -11732,7 +12206,7 @@
           <w:p>
             <w:pPr/>
             <w:r>
-              <w:t xml:space="preserve">18 septembre 2026</w:t>
+              <w:t xml:space="preserve">20 septembre 2026</w:t>
             </w:r>
           </w:p>
         </w:tc>
@@ -11743,7 +12217,7 @@
           <w:p>
             <w:pPr/>
             <w:r>
-              <w:t xml:space="preserve">Une synchronisation qui propage aussi les suppressions, l'app utilisable sans réseau, et trois attentions du quotidien.</w:t>
+              <w:t xml:space="preserve">Où regarder chaque titre d'un coup d'œil, tes vidéos personnelles sur le NAS, et une app d'un seul style.</w:t>
             </w:r>
           </w:p>
         </w:tc>
@@ -11756,7 +12230,7 @@
           <w:p>
             <w:pPr/>
             <w:r>
-              <w:t xml:space="preserve">2.9</w:t>
+              <w:t xml:space="preserve">4.2</w:t>
             </w:r>
           </w:p>
         </w:tc>
@@ -11767,7 +12241,7 @@
           <w:p>
             <w:pPr/>
             <w:r>
-              <w:t xml:space="preserve">18 septembre 2026</w:t>
+              <w:t xml:space="preserve">20 septembre 2026</w:t>
             </w:r>
           </w:p>
         </w:tc>
@@ -11778,7 +12252,7 @@
           <w:p>
             <w:pPr/>
             <w:r>
-              <w:t xml:space="preserve">Un Profil en images, des Réglages en tableau de bord, et l'apparence claire ou sombre au choix.</w:t>
+              <w:t xml:space="preserve">Un nouvel iPad ou un Mac se configure comme l'Apple TV, par un code ; et ta soirée s'affiche sur l'écran d'accueil de la TV.</w:t>
             </w:r>
           </w:p>
         </w:tc>
@@ -11791,7 +12265,7 @@
           <w:p>
             <w:pPr/>
             <w:r>
-              <w:t xml:space="preserve">2.8</w:t>
+              <w:t xml:space="preserve">4.1</w:t>
             </w:r>
           </w:p>
         </w:tc>
@@ -11802,7 +12276,7 @@
           <w:p>
             <w:pPr/>
             <w:r>
-              <w:t xml:space="preserve">18 septembre 2026</w:t>
+              <w:t xml:space="preserve">20 septembre 2026</w:t>
             </w:r>
           </w:p>
         </w:tc>
@@ -11813,7 +12287,7 @@
           <w:p>
             <w:pPr/>
             <w:r>
-              <w:t xml:space="preserve">Tes appareils se tiennent à jour par un dossier d'iCloud Drive, et une sauvegarde s'envoie par AirDrop.</w:t>
+              <w:t xml:space="preserve">Des Réglages refaits, un seul lecteur pour « Lire », et une Apple TV presque aussi complète que l'iPhone.</w:t>
             </w:r>
           </w:p>
         </w:tc>
@@ -11826,7 +12300,7 @@
           <w:p>
             <w:pPr/>
             <w:r>
-              <w:t xml:space="preserve">2.7</w:t>
+              <w:t xml:space="preserve">4.0</w:t>
             </w:r>
           </w:p>
         </w:tc>
@@ -11837,7 +12311,7 @@
           <w:p>
             <w:pPr/>
             <w:r>
-              <w:t xml:space="preserve">18 septembre 2026</w:t>
+              <w:t xml:space="preserve">20 septembre 2026</w:t>
             </w:r>
           </w:p>
         </w:tc>
@@ -11848,7 +12322,7 @@
           <w:p>
             <w:pPr/>
             <w:r>
-              <w:t xml:space="preserve">Une sauvegarde enfin complète pour passer d'un appareil à l'autre, et Siri qui comprend mieux.</w:t>
+              <w:t xml:space="preserve">Séance arrive sur l'Apple TV, et ton iPhone la met en route avec un simple code.</w:t>
             </w:r>
           </w:p>
         </w:tc>
@@ -11861,7 +12335,7 @@
           <w:p>
             <w:pPr/>
             <w:r>
-              <w:t xml:space="preserve">2.6</w:t>
+              <w:t xml:space="preserve">3.2.1</w:t>
             </w:r>
           </w:p>
         </w:tc>
@@ -11872,7 +12346,7 @@
           <w:p>
             <w:pPr/>
             <w:r>
-              <w:t xml:space="preserve">18 septembre 2026</w:t>
+              <w:t xml:space="preserve">19 septembre 2026</w:t>
             </w:r>
           </w:p>
         </w:tc>
@@ -11883,7 +12357,7 @@
           <w:p>
             <w:pPr/>
             <w:r>
-              <w:t xml:space="preserve">« À venir » en rangée de jours, Mes listes en affiches, un NAS plus parlant, et l'app entièrement testée sur l'iPhone et l'iPad mini.</w:t>
+              <w:t xml:space="preserve">Sur l'iPad, la barre latérale s'ouvre aussi quand tu tournes la tablette.</w:t>
             </w:r>
           </w:p>
         </w:tc>
@@ -11896,7 +12370,7 @@
           <w:p>
             <w:pPr/>
             <w:r>
-              <w:t xml:space="preserve">2.5</w:t>
+              <w:t xml:space="preserve">3.2</w:t>
             </w:r>
           </w:p>
         </w:tc>
@@ -11907,7 +12381,7 @@
           <w:p>
             <w:pPr/>
             <w:r>
-              <w:t xml:space="preserve">18 septembre 2026</w:t>
+              <w:t xml:space="preserve">19 septembre 2026</w:t>
             </w:r>
           </w:p>
         </w:tc>
@@ -11918,7 +12392,7 @@
           <w:p>
             <w:pPr/>
             <w:r>
-              <w:t xml:space="preserve">Réglages ne fige plus l'iPhone ; programme télé et Ce soir refaits en grandes cartes ; source des idées, accueil à ta mesure et ton prénom.</w:t>
+              <w:t xml:space="preserve">Des pages vides qui expliquent et proposent, des boutons plus faciles à toucher, et un programme télé juste au petit matin.</w:t>
             </w:r>
           </w:p>
         </w:tc>
@@ -11931,7 +12405,7 @@
           <w:p>
             <w:pPr/>
             <w:r>
-              <w:t xml:space="preserve">2.4</w:t>
+              <w:t xml:space="preserve">3.1.1</w:t>
             </w:r>
           </w:p>
         </w:tc>
@@ -11953,7 +12427,7 @@
           <w:p>
             <w:pPr/>
             <w:r>
-              <w:t xml:space="preserve">Prévoir et ranger depuis partout, listes nommées, où regarder sur les affiches, et des données versionnées.</w:t>
+              <w:t xml:space="preserve">Sur l'iPad, la barre latérale ne recouvre plus l'accueil.</w:t>
             </w:r>
           </w:p>
         </w:tc>
@@ -11966,7 +12440,7 @@
           <w:p>
             <w:pPr/>
             <w:r>
-              <w:t xml:space="preserve">2.3</w:t>
+              <w:t xml:space="preserve">3.1</w:t>
             </w:r>
           </w:p>
         </w:tc>
@@ -11988,7 +12462,7 @@
           <w:p>
             <w:pPr/>
             <w:r>
-              <w:t xml:space="preserve">Prévoir un film ou une série pour la soirée de ton choix.</w:t>
+              <w:t xml:space="preserve">Un nouvel appareil prêt en trois étapes, des alertes à bouton, et les derniers écrans alignés.</w:t>
             </w:r>
           </w:p>
         </w:tc>
@@ -12001,7 +12475,7 @@
           <w:p>
             <w:pPr/>
             <w:r>
-              <w:t xml:space="preserve">2.2</w:t>
+              <w:t xml:space="preserve">3.0</w:t>
             </w:r>
           </w:p>
         </w:tc>
@@ -12023,7 +12497,7 @@
           <w:p>
             <w:pPr/>
             <w:r>
-              <w:t xml:space="preserve">Ce soir, en plus simple : seulement ce que tu as choisi de regarder.</w:t>
+              <w:t xml:space="preserve">Une synchronisation qui propage aussi les suppressions, l'app utilisable sans réseau, et trois attentions du quotidien.</w:t>
             </w:r>
           </w:p>
         </w:tc>
@@ -12036,7 +12510,7 @@
           <w:p>
             <w:pPr/>
             <w:r>
-              <w:t xml:space="preserve">2.1</w:t>
+              <w:t xml:space="preserve">2.9</w:t>
             </w:r>
           </w:p>
         </w:tc>
@@ -12047,7 +12521,7 @@
           <w:p>
             <w:pPr/>
             <w:r>
-              <w:t xml:space="preserve">17 septembre 2026</w:t>
+              <w:t xml:space="preserve">18 septembre 2026</w:t>
             </w:r>
           </w:p>
         </w:tc>
@@ -12058,7 +12532,7 @@
           <w:p>
             <w:pPr/>
             <w:r>
-              <w:t xml:space="preserve">Le parcours d'un utilisateur, corrigé point par point : idées qui se renouvellent, fiches de séries justes, écrans plus nets.</w:t>
+              <w:t xml:space="preserve">Un Profil en images, des Réglages en tableau de bord, et l'apparence claire ou sombre au choix.</w:t>
             </w:r>
           </w:p>
         </w:tc>
@@ -12071,7 +12545,7 @@
           <w:p>
             <w:pPr/>
             <w:r>
-              <w:t xml:space="preserve">2.0</w:t>
+              <w:t xml:space="preserve">2.8</w:t>
             </w:r>
           </w:p>
         </w:tc>
@@ -12082,7 +12556,7 @@
           <w:p>
             <w:pPr/>
             <w:r>
-              <w:t xml:space="preserve">17 septembre 2026</w:t>
+              <w:t xml:space="preserve">18 septembre 2026</w:t>
             </w:r>
           </w:p>
         </w:tc>
@@ -12093,7 +12567,7 @@
           <w:p>
             <w:pPr/>
             <w:r>
-              <w:t xml:space="preserve">Des idées pour ce soir selon tes goûts, une app plus claire et qui prévient quand quelque chose cloche.</w:t>
+              <w:t xml:space="preserve">Tes appareils se tiennent à jour par un dossier d'iCloud Drive, et une sauvegarde s'envoie par AirDrop.</w:t>
             </w:r>
           </w:p>
         </w:tc>
@@ -12106,7 +12580,7 @@
           <w:p>
             <w:pPr/>
             <w:r>
-              <w:t xml:space="preserve">1.5</w:t>
+              <w:t xml:space="preserve">2.7</w:t>
             </w:r>
           </w:p>
         </w:tc>
@@ -12117,7 +12591,7 @@
           <w:p>
             <w:pPr/>
             <w:r>
-              <w:t xml:space="preserve">17 septembre 2026</w:t>
+              <w:t xml:space="preserve">18 septembre 2026</w:t>
             </w:r>
           </w:p>
         </w:tc>
@@ -12128,7 +12602,7 @@
           <w:p>
             <w:pPr/>
             <w:r>
-              <w:t xml:space="preserve">« Du moment » sur l'accueil, et les terminés se suppriment de Mes listes.</w:t>
+              <w:t xml:space="preserve">Une sauvegarde enfin complète pour passer d'un appareil à l'autre, et Siri qui comprend mieux.</w:t>
             </w:r>
           </w:p>
         </w:tc>
@@ -12141,7 +12615,7 @@
           <w:p>
             <w:pPr/>
             <w:r>
-              <w:t xml:space="preserve">1.4</w:t>
+              <w:t xml:space="preserve">2.6</w:t>
             </w:r>
           </w:p>
         </w:tc>
@@ -12152,7 +12626,7 @@
           <w:p>
             <w:pPr/>
             <w:r>
-              <w:t xml:space="preserve">17 septembre 2026</w:t>
+              <w:t xml:space="preserve">18 septembre 2026</w:t>
             </w:r>
           </w:p>
         </w:tc>
@@ -12163,7 +12637,7 @@
           <w:p>
             <w:pPr/>
             <w:r>
-              <w:t xml:space="preserve">Top 10 de l'année, Regardable ce soir dans Mes listes, actions rapides sur les affiches, menu masquable sur le Mac.</w:t>
+              <w:t xml:space="preserve">« À venir » en rangée de jours, Mes listes en affiches, un NAS plus parlant, et l'app entièrement testée sur l'iPhone et l'iPad mini.</w:t>
             </w:r>
           </w:p>
         </w:tc>
@@ -12176,7 +12650,7 @@
           <w:p>
             <w:pPr/>
             <w:r>
-              <w:t xml:space="preserve">1.3</w:t>
+              <w:t xml:space="preserve">2.5</w:t>
             </w:r>
           </w:p>
         </w:tc>
@@ -12187,7 +12661,7 @@
           <w:p>
             <w:pPr/>
             <w:r>
-              <w:t xml:space="preserve">17 septembre 2026</w:t>
+              <w:t xml:space="preserve">18 septembre 2026</w:t>
             </w:r>
           </w:p>
         </w:tc>
@@ -12198,7 +12672,7 @@
           <w:p>
             <w:pPr/>
             <w:r>
-              <w:t xml:space="preserve">Acteurs : recherche, suivi, statistiques justes ; titres similaires et note dans l'en-tête.</w:t>
+              <w:t xml:space="preserve">Réglages ne fige plus l'iPhone ; programme télé et Ce soir refaits en grandes cartes ; source des idées, accueil à ta mesure et ton prénom.</w:t>
             </w:r>
           </w:p>
         </w:tc>
@@ -12211,7 +12685,7 @@
           <w:p>
             <w:pPr/>
             <w:r>
-              <w:t xml:space="preserve">1.2</w:t>
+              <w:t xml:space="preserve">2.4</w:t>
             </w:r>
           </w:p>
         </w:tc>
@@ -12222,7 +12696,7 @@
           <w:p>
             <w:pPr/>
             <w:r>
-              <w:t xml:space="preserve">17 septembre 2026</w:t>
+              <w:t xml:space="preserve">18 septembre 2026</w:t>
             </w:r>
           </w:p>
         </w:tc>
@@ -12233,7 +12707,7 @@
           <w:p>
             <w:pPr/>
             <w:r>
-              <w:t xml:space="preserve">Statistiques et bilan de l'année, widgets, Siri, fiche acteur, premier lancement guidé et vraie mise en page Mac.</w:t>
+              <w:t xml:space="preserve">Prévoir et ranger depuis partout, listes nommées, où regarder sur les affiches, et des données versionnées.</w:t>
             </w:r>
           </w:p>
         </w:tc>
@@ -12246,7 +12720,7 @@
           <w:p>
             <w:pPr/>
             <w:r>
-              <w:t xml:space="preserve">1.1</w:t>
+              <w:t xml:space="preserve">2.3</w:t>
             </w:r>
           </w:p>
         </w:tc>
@@ -12257,7 +12731,7 @@
           <w:p>
             <w:pPr/>
             <w:r>
-              <w:t xml:space="preserve">17 septembre 2026</w:t>
+              <w:t xml:space="preserve">18 septembre 2026</w:t>
             </w:r>
           </w:p>
         </w:tc>
@@ -12268,7 +12742,7 @@
           <w:p>
             <w:pPr/>
             <w:r>
-              <w:t xml:space="preserve">Suivi des séries, alertes complètes et version Mac.</w:t>
+              <w:t xml:space="preserve">Prévoir un film ou une série pour la soirée de ton choix.</w:t>
             </w:r>
           </w:p>
         </w:tc>
@@ -12281,7 +12755,7 @@
           <w:p>
             <w:pPr/>
             <w:r>
-              <w:t xml:space="preserve">1.0</w:t>
+              <w:t xml:space="preserve">2.2</w:t>
             </w:r>
           </w:p>
         </w:tc>
@@ -12292,7 +12766,7 @@
           <w:p>
             <w:pPr/>
             <w:r>
-              <w:t xml:space="preserve">16 septembre 2026</w:t>
+              <w:t xml:space="preserve">18 septembre 2026</w:t>
             </w:r>
           </w:p>
         </w:tc>
@@ -12303,7 +12777,7 @@
           <w:p>
             <w:pPr/>
             <w:r>
-              <w:t xml:space="preserve">Première version stable : NAS, Explorer et fiches fiabilisés à l'usage sur l'iPhone.</w:t>
+              <w:t xml:space="preserve">Ce soir, en plus simple : seulement ce que tu as choisi de regarder.</w:t>
             </w:r>
           </w:p>
         </w:tc>
@@ -12316,6 +12790,286 @@
           <w:p>
             <w:pPr/>
             <w:r>
+              <w:t xml:space="preserve">2.1</w:t>
+            </w:r>
+          </w:p>
+        </w:tc>
+        <w:tc>
+          <w:tcPr>
+            <w:tcW w:w="2300" w:type="dxa"/>
+          </w:tcPr>
+          <w:p>
+            <w:pPr/>
+            <w:r>
+              <w:t xml:space="preserve">17 septembre 2026</w:t>
+            </w:r>
+          </w:p>
+        </w:tc>
+        <w:tc>
+          <w:tcPr>
+            <w:tcW w:w="5960" w:type="dxa"/>
+          </w:tcPr>
+          <w:p>
+            <w:pPr/>
+            <w:r>
+              <w:t xml:space="preserve">Le parcours d'un utilisateur, corrigé point par point : idées qui se renouvellent, fiches de séries justes, écrans plus nets.</w:t>
+            </w:r>
+          </w:p>
+        </w:tc>
+      </w:tr>
+      <w:tr>
+        <w:tc>
+          <w:tcPr>
+            <w:tcW w:w="1100" w:type="dxa"/>
+          </w:tcPr>
+          <w:p>
+            <w:pPr/>
+            <w:r>
+              <w:t xml:space="preserve">2.0</w:t>
+            </w:r>
+          </w:p>
+        </w:tc>
+        <w:tc>
+          <w:tcPr>
+            <w:tcW w:w="2300" w:type="dxa"/>
+          </w:tcPr>
+          <w:p>
+            <w:pPr/>
+            <w:r>
+              <w:t xml:space="preserve">17 septembre 2026</w:t>
+            </w:r>
+          </w:p>
+        </w:tc>
+        <w:tc>
+          <w:tcPr>
+            <w:tcW w:w="5960" w:type="dxa"/>
+          </w:tcPr>
+          <w:p>
+            <w:pPr/>
+            <w:r>
+              <w:t xml:space="preserve">Des idées pour ce soir selon tes goûts, une app plus claire et qui prévient quand quelque chose cloche.</w:t>
+            </w:r>
+          </w:p>
+        </w:tc>
+      </w:tr>
+      <w:tr>
+        <w:tc>
+          <w:tcPr>
+            <w:tcW w:w="1100" w:type="dxa"/>
+          </w:tcPr>
+          <w:p>
+            <w:pPr/>
+            <w:r>
+              <w:t xml:space="preserve">1.5</w:t>
+            </w:r>
+          </w:p>
+        </w:tc>
+        <w:tc>
+          <w:tcPr>
+            <w:tcW w:w="2300" w:type="dxa"/>
+          </w:tcPr>
+          <w:p>
+            <w:pPr/>
+            <w:r>
+              <w:t xml:space="preserve">17 septembre 2026</w:t>
+            </w:r>
+          </w:p>
+        </w:tc>
+        <w:tc>
+          <w:tcPr>
+            <w:tcW w:w="5960" w:type="dxa"/>
+          </w:tcPr>
+          <w:p>
+            <w:pPr/>
+            <w:r>
+              <w:t xml:space="preserve">« Du moment » sur l'accueil, et les terminés se suppriment de Mes listes.</w:t>
+            </w:r>
+          </w:p>
+        </w:tc>
+      </w:tr>
+      <w:tr>
+        <w:tc>
+          <w:tcPr>
+            <w:tcW w:w="1100" w:type="dxa"/>
+          </w:tcPr>
+          <w:p>
+            <w:pPr/>
+            <w:r>
+              <w:t xml:space="preserve">1.4</w:t>
+            </w:r>
+          </w:p>
+        </w:tc>
+        <w:tc>
+          <w:tcPr>
+            <w:tcW w:w="2300" w:type="dxa"/>
+          </w:tcPr>
+          <w:p>
+            <w:pPr/>
+            <w:r>
+              <w:t xml:space="preserve">17 septembre 2026</w:t>
+            </w:r>
+          </w:p>
+        </w:tc>
+        <w:tc>
+          <w:tcPr>
+            <w:tcW w:w="5960" w:type="dxa"/>
+          </w:tcPr>
+          <w:p>
+            <w:pPr/>
+            <w:r>
+              <w:t xml:space="preserve">Top 10 de l'année, Regardable ce soir dans Mes listes, actions rapides sur les affiches, menu masquable sur le Mac.</w:t>
+            </w:r>
+          </w:p>
+        </w:tc>
+      </w:tr>
+      <w:tr>
+        <w:tc>
+          <w:tcPr>
+            <w:tcW w:w="1100" w:type="dxa"/>
+          </w:tcPr>
+          <w:p>
+            <w:pPr/>
+            <w:r>
+              <w:t xml:space="preserve">1.3</w:t>
+            </w:r>
+          </w:p>
+        </w:tc>
+        <w:tc>
+          <w:tcPr>
+            <w:tcW w:w="2300" w:type="dxa"/>
+          </w:tcPr>
+          <w:p>
+            <w:pPr/>
+            <w:r>
+              <w:t xml:space="preserve">17 septembre 2026</w:t>
+            </w:r>
+          </w:p>
+        </w:tc>
+        <w:tc>
+          <w:tcPr>
+            <w:tcW w:w="5960" w:type="dxa"/>
+          </w:tcPr>
+          <w:p>
+            <w:pPr/>
+            <w:r>
+              <w:t xml:space="preserve">Acteurs : recherche, suivi, statistiques justes ; titres similaires et note dans l'en-tête.</w:t>
+            </w:r>
+          </w:p>
+        </w:tc>
+      </w:tr>
+      <w:tr>
+        <w:tc>
+          <w:tcPr>
+            <w:tcW w:w="1100" w:type="dxa"/>
+          </w:tcPr>
+          <w:p>
+            <w:pPr/>
+            <w:r>
+              <w:t xml:space="preserve">1.2</w:t>
+            </w:r>
+          </w:p>
+        </w:tc>
+        <w:tc>
+          <w:tcPr>
+            <w:tcW w:w="2300" w:type="dxa"/>
+          </w:tcPr>
+          <w:p>
+            <w:pPr/>
+            <w:r>
+              <w:t xml:space="preserve">17 septembre 2026</w:t>
+            </w:r>
+          </w:p>
+        </w:tc>
+        <w:tc>
+          <w:tcPr>
+            <w:tcW w:w="5960" w:type="dxa"/>
+          </w:tcPr>
+          <w:p>
+            <w:pPr/>
+            <w:r>
+              <w:t xml:space="preserve">Statistiques et bilan de l'année, widgets, Siri, fiche acteur, premier lancement guidé et vraie mise en page Mac.</w:t>
+            </w:r>
+          </w:p>
+        </w:tc>
+      </w:tr>
+      <w:tr>
+        <w:tc>
+          <w:tcPr>
+            <w:tcW w:w="1100" w:type="dxa"/>
+          </w:tcPr>
+          <w:p>
+            <w:pPr/>
+            <w:r>
+              <w:t xml:space="preserve">1.1</w:t>
+            </w:r>
+          </w:p>
+        </w:tc>
+        <w:tc>
+          <w:tcPr>
+            <w:tcW w:w="2300" w:type="dxa"/>
+          </w:tcPr>
+          <w:p>
+            <w:pPr/>
+            <w:r>
+              <w:t xml:space="preserve">17 septembre 2026</w:t>
+            </w:r>
+          </w:p>
+        </w:tc>
+        <w:tc>
+          <w:tcPr>
+            <w:tcW w:w="5960" w:type="dxa"/>
+          </w:tcPr>
+          <w:p>
+            <w:pPr/>
+            <w:r>
+              <w:t xml:space="preserve">Suivi des séries, alertes complètes et version Mac.</w:t>
+            </w:r>
+          </w:p>
+        </w:tc>
+      </w:tr>
+      <w:tr>
+        <w:tc>
+          <w:tcPr>
+            <w:tcW w:w="1100" w:type="dxa"/>
+          </w:tcPr>
+          <w:p>
+            <w:pPr/>
+            <w:r>
+              <w:t xml:space="preserve">1.0</w:t>
+            </w:r>
+          </w:p>
+        </w:tc>
+        <w:tc>
+          <w:tcPr>
+            <w:tcW w:w="2300" w:type="dxa"/>
+          </w:tcPr>
+          <w:p>
+            <w:pPr/>
+            <w:r>
+              <w:t xml:space="preserve">16 septembre 2026</w:t>
+            </w:r>
+          </w:p>
+        </w:tc>
+        <w:tc>
+          <w:tcPr>
+            <w:tcW w:w="5960" w:type="dxa"/>
+          </w:tcPr>
+          <w:p>
+            <w:pPr/>
+            <w:r>
+              <w:t xml:space="preserve">Première version stable : NAS, Explorer et fiches fiabilisés à l'usage sur l'iPhone.</w:t>
+            </w:r>
+          </w:p>
+        </w:tc>
+      </w:tr>
+      <w:tr>
+        <w:tc>
+          <w:tcPr>
+            <w:tcW w:w="1100" w:type="dxa"/>
+          </w:tcPr>
+          <w:p>
+            <w:pPr/>
+            <w:r>
               <w:t xml:space="preserve">0.9</w:t>
             </w:r>
           </w:p>
@@ -12693,16 +13447,106 @@
         </w:numPr>
       </w:pPr>
       <w:r>
+        <w:t xml:space="preserve">☑ </w:t>
+      </w:r>
+      <w:r>
+        <w:rPr>
+          <w:b/>
+        </w:rPr>
+        <w:t xml:space="preserve">Périmètre de l'Apple TV</w:t>
+      </w:r>
+      <w:r>
+        <w:t xml:space="preserve"> : tranché le 20 septembre, contre la proposition — Patrick veut la TV « aussi proche que possible de l'iPhone » ; elle a donc reçu le programme télé, Explorer, le Profil et tous les réglages.</w:t>
+      </w:r>
+    </w:p>
+    <w:p>
+      <w:pPr/>
+      <w:r>
+        <w:t xml:space="preserve">Ce qui reste ouvert après la version 4.6 (20 septembre 2026).</w:t>
+      </w:r>
+    </w:p>
+    <w:p>
+      <w:pPr>
+        <w:pStyle w:val="ListParagraph"/>
+        <w:numPr>
+          <w:ilvl w:val="0"/>
+          <w:numId w:val="42"/>
+        </w:numPr>
+      </w:pPr>
+      <w:r>
         <w:t xml:space="preserve">☐ </w:t>
       </w:r>
       <w:r>
         <w:rPr>
           <w:b/>
         </w:rPr>
-        <w:t xml:space="preserve">Périmètre de l'Apple TV</w:t>
-      </w:r>
-      <w:r>
-        <w:t xml:space="preserve"> : l'app « canapé » d'EF-142 (proposé), plutôt que le portage de tous les écrans.</w:t>
+        <w:t xml:space="preserve">Synchronisation par le NAS</w:t>
+      </w:r>
+      <w:r>
+        <w:t xml:space="preserve"> : à essayer chez Patrick, avec un compte qui écrit dans le partage ; le transport SMB n'a jamais tourné ailleurs qu'en test.</w:t>
+      </w:r>
+    </w:p>
+    <w:p>
+      <w:pPr>
+        <w:pStyle w:val="ListParagraph"/>
+        <w:numPr>
+          <w:ilvl w:val="0"/>
+          <w:numId w:val="42"/>
+        </w:numPr>
+      </w:pPr>
+      <w:r>
+        <w:t xml:space="preserve">☐ </w:t>
+      </w:r>
+      <w:r>
+        <w:rPr>
+          <w:b/>
+        </w:rPr>
+        <w:t xml:space="preserve">Lecture des vidéos personnelles sur l'iPhone</w:t>
+      </w:r>
+      <w:r>
+        <w:t xml:space="preserve"> : elle ne démarre pas toujours, alors que l'Apple TV y arrive avec le même lien ; symptôme exact à préciser, et lecture dans Séance à étudier.</w:t>
+      </w:r>
+    </w:p>
+    <w:p>
+      <w:pPr>
+        <w:pStyle w:val="ListParagraph"/>
+        <w:numPr>
+          <w:ilvl w:val="0"/>
+          <w:numId w:val="42"/>
+        </w:numPr>
+      </w:pPr>
+      <w:r>
+        <w:t xml:space="preserve">☐ </w:t>
+      </w:r>
+      <w:r>
+        <w:rPr>
+          <w:b/>
+        </w:rPr>
+        <w:t xml:space="preserve">Essais sur les vrais appareils</w:t>
+      </w:r>
+      <w:r>
+        <w:t xml:space="preserve"> : ouverture de Netflix, Prime Video et Apple TV par leurs boutons, lecture dans Infuse depuis la TV, étagère du haut à l'écran.</w:t>
+      </w:r>
+    </w:p>
+    <w:p>
+      <w:pPr>
+        <w:pStyle w:val="ListParagraph"/>
+        <w:numPr>
+          <w:ilvl w:val="0"/>
+          <w:numId w:val="42"/>
+        </w:numPr>
+      </w:pPr>
+      <w:r>
+        <w:t xml:space="preserve">☐ </w:t>
+      </w:r>
+      <w:r>
+        <w:rPr>
+          <w:b/>
+        </w:rPr>
+        <w:t xml:space="preserve">Prochain lot</w:t>
+      </w:r>
+      <w:r>
+        <w:t xml:space="preserve"> : documentaires (EF-151 à EF-156), favoris (EF-165 à EF-168) ou envoi d'une vidéo vers le NAS (EF-161) — à choisir.</w:t>
       </w:r>
     </w:p>
     <w:p>

--- a/Documentation/Séance — cahier des exigences.docx
+++ b/Documentation/Séance — cahier des exigences.docx
@@ -13,7 +13,7 @@
     <w:p>
       <w:pPr/>
       <w:r>
-        <w:t xml:space="preserve">20 septembre 2026 · Patrick · cahier aligné sur Séance 4.6, iPhone, iPad, Mac et Apple TV</w:t>
+        <w:t xml:space="preserve">21 septembre 2026 · Patrick · cahier aligné sur Séance 5.2, iPhone, iPad, Mac et Apple TV</w:t>
       </w:r>
     </w:p>
     <w:p>
@@ -21,19 +21,19 @@
         <w:pStyle w:val="Heading2"/>
       </w:pPr>
       <w:r>
-        <w:t xml:space="preserve">Où en est l'app : Séance 4.6</w:t>
+        <w:t xml:space="preserve">Où en est l'app : Séance 5.2</w:t>
       </w:r>
     </w:p>
     <w:p>
       <w:pPr/>
       <w:r>
-        <w:t xml:space="preserve">Ce cahier a été écrit le 16 septembre 2026, avant le développement. Il est ici aligné sur la version 4.6 du 20 septembre 2026, installée sur l'iPhone 17 Pro, l'iPad, le Mac et l'Apple TV. Les exigences de la V1 gardent leur numéro et leur texte ; ce qui a changé depuis est décrit dans quatre ajouts : les exigences EF-88 à EF-140, le tableau « État des exigences de la V1 en version 3.2 », le chapitre « Version 4 » avec l'état de chacune de ses exigences, et l'historique des versions à la fin des jalons.</w:t>
+        <w:t xml:space="preserve">Ce cahier a été écrit le 16 septembre 2026, avant le développement. Il est ici aligné sur la version 5.2 du 21 septembre 2026, installée sur l'iPhone 17 Pro, l'iPad et l'Apple TV (le Mac suit dès que l'app y est fermée). Les exigences de la V1 gardent leur numéro et leur texte ; ce qui a changé depuis est décrit dans quatre ajouts : les exigences EF-88 à EF-140, le tableau « État des exigences de la V1 en version 3.2 », les chapitres « Version 4 » et « Version 5 » avec l'état de chacune de leurs exigences, et l'historique des versions à la fin des jalons.</w:t>
       </w:r>
     </w:p>
     <w:p>
       <w:pPr/>
       <w:r>
-        <w:t xml:space="preserve">En deux phrases : l'app couvre les douze fonctions prévues, sauf les alertes par email, abandonnées ; les listes nommées sont arrivées en version 2.4. Elle a gagné une version Mac, un profil séparé des réglages, le suivi des acteurs, « Déjà vu avant », la note des titres, des soirées prévues à la date de son choix et des idées du soir classées selon les goûts ; puis, de la 2.4 à la 3.1, un programme télé et une page Ce soir en grandes cartes, la synchronisation entre appareils par un dossier d'iCloud Drive, une apparence claire, et un fonctionnement sans réseau. Le 20 septembre 2026, les versions 4.0 à 4.6 ont ajouté un quatrième appareil, l'Apple TV, avec son interface propre ; « où regarder » est devenu un bouton qui ouvre la plateforme, lance la vidéo du NAS ou donne la chaîne et l'heure ; s'y ajoutent les vidéos personnelles du NAS, « Je n'aime pas », des Réglages redessinés, la mise en route d'un appareil par un code à six chiffres, et la synchronisation par un dossier du NAS, qui apporte enfin ses listes à l'Apple TV.</w:t>
+        <w:t xml:space="preserve">En deux phrases : l'app couvre les douze fonctions prévues, sauf les alertes par email, abandonnées ; les listes nommées sont arrivées en version 2.4. Elle a gagné une version Mac, un profil séparé des réglages, le suivi des acteurs, « Déjà vu avant », la note des titres, des soirées prévues à la date de son choix et des idées du soir classées selon les goûts ; puis, de la 2.4 à la 3.1, un programme télé et une page Ce soir en grandes cartes, la synchronisation entre appareils par un dossier d'iCloud Drive, une apparence claire, et un fonctionnement sans réseau. Le 20 septembre 2026, les versions 4.0 à 4.6 ont ajouté un quatrième appareil, l'Apple TV, avec son interface propre ; « où regarder » est devenu un bouton qui ouvre la plateforme, lance la vidéo du NAS ou donne la chaîne et l'heure ; s'y ajoutent les vidéos personnelles du NAS, « Je n'aime pas », des Réglages redessinés, la mise en route d'un appareil par un code à six chiffres, et la synchronisation par un dossier du NAS, qui apporte enfin ses listes à l'Apple TV. Le 21 septembre, les versions 4.7 à 5.2 ont ajouté les pouces 👍 👎, l'e-mail de la semaine, les documentaires, les favoris à partager, la lecture des vidéos de famille dans l'app, et une Apple TV aussi complète que l'iPhone.</w:t>
       </w:r>
     </w:p>
     <w:p>
@@ -3062,7 +3062,7 @@
     <w:p>
       <w:pPr/>
       <w:r>
-        <w:t xml:space="preserve">Le cahier compte 175 exigences, numérotées pour pouvoir les citer dans le code et les tests : EF-01 à EF-87 pour la V1, puis EF-88 à EF-140 ajoutées des versions 1.2 à 3.2, EF-141 à EF-164 pour la version 4, EF-165 à EF-169 pour les suivantes, et EF-170 à EF-175 nées en cours de route et livrées dans les versions 4.1 à 4.6 (chapitre « Version 4 »). Les exigences de la V1 gardent leur texte d'origine ; le tableau « État des exigences de la V1 en version 3.2 » dit lesquelles ont changé, et lesquelles ont été abandonnées. Les durées et seuils indiqués sont des valeurs par défaut, réglables.</w:t>
+        <w:t xml:space="preserve">Le cahier compte 180 exigences, numérotées pour pouvoir les citer dans le code et les tests : EF-01 à EF-87 pour la V1, puis EF-88 à EF-140 ajoutées des versions 1.2 à 3.2, EF-141 à EF-164 pour la version 4, EF-165 à EF-169 pour les suivantes, EF-170 à EF-175 nées pendant la version 4, et EF-176 à EF-180 pendant la version 5 (chapitres « Version 4 » et « Version 5 »). Les exigences de la V1 gardent leur texte d'origine ; le tableau « État des exigences de la V1 en version 3.2 » dit lesquelles ont changé, et lesquelles ont été abandonnées. Les durées et seuils indiqués sont des valeurs par défaut, réglables.</w:t>
       </w:r>
     </w:p>
     <w:p>
@@ -6969,7 +6969,7 @@
     <w:p>
       <w:pPr/>
       <w:r>
-        <w:t xml:space="preserve">Demandée par Patrick le 20 septembre 2026, et livrée le jour même en sept versions, de la 4.0 à la 4.6, installées sur l'iPhone, l'iPad, le Mac et l'Apple TV. Séance existe maintenant sur la télévision, « où regarder » est devenu un bouton, les vidéos personnelles du NAS ont leur page, et la synchronisation passe aussi par un dossier du NAS, qui apporte ses listes à la TV. Restent à faire dans ce chapitre : les documentaires (EF-151 à EF-156) et l'envoi d'une vidéo vers le NAS (EF-161). Les exigences gardent leur texte d'origine ; ce qui a été fait, fait autrement, ou reste à faire est dit dans « État des exigences de la version 4 ».</w:t>
+        <w:t xml:space="preserve">Demandée par Patrick le 20 septembre 2026, et livrée le jour même en sept versions, de la 4.0 à la 4.6, installées sur l'iPhone, l'iPad, le Mac et l'Apple TV. Séance existe maintenant sur la télévision, « où regarder » est devenu un bouton, les vidéos personnelles du NAS ont leur page, et la synchronisation passe aussi par un dossier du NAS, qui apporte ses listes à la TV. Les documentaires (EF-151 à EF-156) et les favoris (EF-165 à EF-168) ont suivi en version 5.2 ; il ne reste de ce chapitre que l'envoi d'une vidéo vers le NAS (EF-161). Les exigences gardent leur texte d'origine ; ce qui a été fait, fait autrement, ou reste à faire est dit dans « État des exigences de la version 4 ».</w:t>
       </w:r>
     </w:p>
     <w:p>
@@ -7311,7 +7311,7 @@
         <w:t xml:space="preserve">EF-151 à EF-156</w:t>
       </w:r>
       <w:r>
-        <w:t xml:space="preserve"> À faire : les documentaires restent écartés de la découverte (genre 99), et le guide télé ne retient que les films et les séries.</w:t>
+        <w:t xml:space="preserve"> Livrées en 5.2, pour l'essentiel : page Documentaires et étagère d'accueil, dix thèmes cochables, chacun un jeu de mots-clés TMDB cherchés une fois puis gardés. Restent hors du lot : les documentaires du guide télé (le guide ne retient que films et séries) et ceux du NAS, ainsi que les alertes qui leur seraient propres.</w:t>
       </w:r>
     </w:p>
     <w:p>
@@ -7365,7 +7365,7 @@
         <w:t xml:space="preserve">EF-164</w:t>
       </w:r>
       <w:r>
-        <w:t xml:space="preserve"> Reporté : le modèle de données a bien changé de version pendant la version 4, mais pour les champs de ces lots-là ; le schéma des documentaires viendra avec leur lot.</w:t>
+        <w:t xml:space="preserve"> Sans objet : les documentaires n'ont pas demandé de champ nouveau (ils se lisent chez TMDB). Le modèle est passé en version 3 pour les « J'aime » (4.7) puis en version 4 pour les favoris (5.2), chaque fois par migration légère, avec son test.</w:t>
       </w:r>
     </w:p>
     <w:p>
@@ -7383,7 +7383,7 @@
         <w:t xml:space="preserve">EF-165 à EF-168</w:t>
       </w:r>
       <w:r>
-        <w:t xml:space="preserve"> À faire : les favoris.</w:t>
+        <w:t xml:space="preserve"> Livrées en 5.2 : un modèle à part (schéma version 4), l'onglet Favoris de Mes listes, l'entrée dans la fiche et dans l'appui long, le partage de la liste par Messages, Mail ou AirDrop, et le voyage dans la sauvegarde et la synchronisation. Le fichier « .seance » d'EF-167, qui deviendrait une liste nommée chez le destinataire, reste à faire.</w:t>
       </w:r>
     </w:p>
     <w:p>
@@ -8232,6 +8232,278 @@
       </w:r>
       <w:r>
         <w:t xml:space="preserve">  Un abonnement Claude (claude.ai) ne donne pas à une app tierce le droit d'appeler Claude : Anthropic ne propose pas de connexion « avec son compte Claude » pour les apps des autres, et l'abonnement ne couvre pas l'API. La seule voie est celle que Séance a déjà : une clé d'API, facturée à l'usage, saisie dans Réglages › Claude (EF-86). À revoir si Anthropic ouvre un jour une telle connexion.</w:t>
+      </w:r>
+    </w:p>
+    <w:p>
+      <w:pPr>
+        <w:pStyle w:val="Heading2"/>
+      </w:pPr>
+      <w:r>
+        <w:t xml:space="preserve">Version 5 : pouces, e-mail de la semaine, documentaires et favoris</w:t>
+      </w:r>
+    </w:p>
+    <w:p>
+      <w:pPr/>
+      <w:r>
+        <w:t xml:space="preserve">Livrée le 21 septembre 2026, en cinq versions (4.7, 5.0, 5.1, 5.2), sur l'iPhone, l'iPad, le Mac et l'Apple TV. Elle finit ce que la version 4 avait laissé — documentaires, favoris —, ajoute les pouces et l'e-mail de la semaine, et répond aux idées demandées par Patrick le 21 septembre : lecture des vidéos de famille dans l'app, « Annuler » partout, et une application qui s'ouvre et défile plus vite.</w:t>
+      </w:r>
+    </w:p>
+    <w:p>
+      <w:pPr>
+        <w:pStyle w:val="Heading3"/>
+      </w:pPr>
+      <w:r>
+        <w:t xml:space="preserve">Ce qui est livré, version par version</w:t>
+      </w:r>
+    </w:p>
+    <w:p>
+      <w:pPr>
+        <w:pStyle w:val="ListParagraph"/>
+        <w:numPr>
+          <w:ilvl w:val="0"/>
+          <w:numId w:val="2"/>
+        </w:numPr>
+      </w:pPr>
+      <w:r>
+        <w:rPr>
+          <w:b/>
+        </w:rPr>
+        <w:t xml:space="preserve">4.7 — Les pouces.</w:t>
+      </w:r>
+      <w:r>
+        <w:t xml:space="preserve">  👍 « J'aime » sur une fiche, une idée ou une affiche, sans avoir vu le titre ; 👎 « Je n'aime pas » sorti du menu « Plus » ; les deux listés dans Réglages › Prénom et idées (EF-176).</w:t>
+      </w:r>
+    </w:p>
+    <w:p>
+      <w:pPr>
+        <w:pStyle w:val="ListParagraph"/>
+        <w:numPr>
+          <w:ilvl w:val="0"/>
+          <w:numId w:val="2"/>
+        </w:numPr>
+      </w:pPr>
+      <w:r>
+        <w:rPr>
+          <w:b/>
+        </w:rPr>
+        <w:t xml:space="preserve">5.0 — L'e-mail de la semaine, et des Réglages en cartes.</w:t>
+      </w:r>
+      <w:r>
+        <w:t xml:space="preserve">  Un résumé hebdomadaire envoyé par courriel, au jour et à l'heure choisis (EF-69, enfin livrée) ; des suggestions sur la page Ce soir (EF-179) ; les Réglages et le Mac redessinés ; « Profil » devient « Préférences ».</w:t>
+      </w:r>
+    </w:p>
+    <w:p>
+      <w:pPr>
+        <w:pStyle w:val="ListParagraph"/>
+        <w:numPr>
+          <w:ilvl w:val="0"/>
+          <w:numId w:val="2"/>
+        </w:numPr>
+      </w:pPr>
+      <w:r>
+        <w:rPr>
+          <w:b/>
+        </w:rPr>
+        <w:t xml:space="preserve">5.1 — L'accueil en grandes cartes.</w:t>
+      </w:r>
+      <w:r>
+        <w:t xml:space="preserve">  Toutes les étagères au format 16/9 de « Ce soir à la TV » ; « Aujourd'hui » en quelques lignes ; « À venir » un jour à la fois ; l'essai d'alerte pensé pour l'Apple Watch (EF-180).</w:t>
+      </w:r>
+    </w:p>
+    <w:p>
+      <w:pPr>
+        <w:pStyle w:val="ListParagraph"/>
+        <w:numPr>
+          <w:ilvl w:val="0"/>
+          <w:numId w:val="2"/>
+        </w:numPr>
+      </w:pPr>
+      <w:r>
+        <w:rPr>
+          <w:b/>
+        </w:rPr>
+        <w:t xml:space="preserve">5.2 — Documentaires, favoris, lecteur intégré, et la vitesse.</w:t>
+      </w:r>
+      <w:r>
+        <w:t xml:space="preserve">  Les documentaires (EF-151 à EF-156) et les favoris (EF-165 à EF-168) ; la lecture des vidéos de famille dans Séance (EF-177) ; « Annuler » sur tous les gestes qu'on regrette (EF-178) ; « À venir » sur l'Apple TV ; et un lot de performances — index du magasin, requêtes bornées, images préchargées, idées gardées d'un lancement à l'autre, une seule connexion SMB par passage de synchronisation.</w:t>
+      </w:r>
+    </w:p>
+    <w:p>
+      <w:pPr>
+        <w:pStyle w:val="Heading3"/>
+      </w:pPr>
+      <w:r>
+        <w:t xml:space="preserve">Exigences nées pendant la version 5</w:t>
+      </w:r>
+    </w:p>
+    <w:p>
+      <w:pPr>
+        <w:pStyle w:val="ListParagraph"/>
+        <w:numPr>
+          <w:ilvl w:val="0"/>
+          <w:numId w:val="7"/>
+        </w:numPr>
+      </w:pPr>
+      <w:r>
+        <w:rPr>
+          <w:b/>
+        </w:rPr>
+        <w:t xml:space="preserve">EF-176</w:t>
+      </w:r>
+      <w:r>
+        <w:t xml:space="preserve"> Les pouces, sans avoir vu le titre. 👍 dit qu'un titre plaît — il oriente les idées du soir sans entrer dans les listes ni dans les statistiques ; 👎 l'écarte pour de bon (EF-175). Les deux se posent depuis une fiche, une idée ou un appui long sur une affiche, se retirent un par un dans Réglages › Prénom et idées, et voyagent dans la sauvegarde et la synchronisation.</w:t>
+      </w:r>
+    </w:p>
+    <w:p>
+      <w:pPr>
+        <w:pStyle w:val="ListParagraph"/>
+        <w:numPr>
+          <w:ilvl w:val="0"/>
+          <w:numId w:val="7"/>
+        </w:numPr>
+      </w:pPr>
+      <w:r>
+        <w:rPr>
+          <w:b/>
+        </w:rPr>
+        <w:t xml:space="preserve">EF-177</w:t>
+      </w:r>
+      <w:r>
+        <w:t xml:space="preserve"> Lire une vidéo personnelle dans Séance. La vidéo reste sur le NAS et se lit dans l'app, par plages d'octets relayées en local : aucune app tierce à convaincre, rien de copié sur l'appareil. Formats lus : MP4, MOV, M4V ; un autre format renvoie vers VLC. Le réglage « Lire dans Séance » permet de revenir aux lecteurs extérieurs.</w:t>
+      </w:r>
+    </w:p>
+    <w:p>
+      <w:pPr>
+        <w:pStyle w:val="ListParagraph"/>
+        <w:numPr>
+          <w:ilvl w:val="0"/>
+          <w:numId w:val="7"/>
+        </w:numPr>
+      </w:pPr>
+      <w:r>
+        <w:rPr>
+          <w:b/>
+        </w:rPr>
+        <w:t xml:space="preserve">EF-178</w:t>
+      </w:r>
+      <w:r>
+        <w:t xml:space="preserve"> Annuler ce qu'on vient de faire. Tout geste qui range, marque ou écarte un titre — « À voir », « Marqué vu », « Ajouté à ma soirée », « Regardé », les pouces, les favoris, le retrait d'une liste — affiche son message avec « Annuler » pendant cinq secondes, et le retour en arrière remet exactement l'état d'avant.</w:t>
+      </w:r>
+    </w:p>
+    <w:p>
+      <w:pPr>
+        <w:pStyle w:val="ListParagraph"/>
+        <w:numPr>
+          <w:ilvl w:val="0"/>
+          <w:numId w:val="7"/>
+        </w:numPr>
+      </w:pPr>
+      <w:r>
+        <w:rPr>
+          <w:b/>
+        </w:rPr>
+        <w:t xml:space="preserve">EF-179</w:t>
+      </w:r>
+      <w:r>
+        <w:t xml:space="preserve"> Des suggestions sur la page Ce soir. À côté de « Surprends-moi », une rangée de titres regardables sur les plateformes cochées, classés d'après les acteurs et les genres aimés. Sur l'Apple TV, la même rangée se trouve sous la soirée.</w:t>
+      </w:r>
+    </w:p>
+    <w:p>
+      <w:pPr>
+        <w:pStyle w:val="ListParagraph"/>
+        <w:numPr>
+          <w:ilvl w:val="0"/>
+          <w:numId w:val="7"/>
+        </w:numPr>
+      </w:pPr>
+      <w:r>
+        <w:rPr>
+          <w:b/>
+        </w:rPr>
+        <w:t xml:space="preserve">EF-180</w:t>
+      </w:r>
+      <w:r>
+        <w:t xml:space="preserve"> Essayer une alerte. Un bouton envoie une notification d'essai. Depuis l'Apple TV, qui n'affiche pas de notification, l'essai passe par le dossier du NAS : l'iPhone le découvre à sa synchronisation suivante et prévient, l'Apple Watch avec lui — ce qui n'arrive que si l'iPhone est verrouillé, comme iOS l'impose.</w:t>
+      </w:r>
+    </w:p>
+    <w:p>
+      <w:pPr>
+        <w:pStyle w:val="Heading3"/>
+      </w:pPr>
+      <w:r>
+        <w:t xml:space="preserve">Ce qui reste, au 21 septembre 2026</w:t>
+      </w:r>
+    </w:p>
+    <w:p>
+      <w:pPr>
+        <w:pStyle w:val="ListParagraph"/>
+        <w:numPr>
+          <w:ilvl w:val="0"/>
+          <w:numId w:val="7"/>
+        </w:numPr>
+      </w:pPr>
+      <w:r>
+        <w:rPr>
+          <w:b/>
+        </w:rPr>
+        <w:t xml:space="preserve">EF-161</w:t>
+      </w:r>
+      <w:r>
+        <w:t xml:space="preserve"> Envoyer une vidéo de l'iPhone, de l'iPad ou du Mac vers le dossier familial du NAS.</w:t>
+      </w:r>
+    </w:p>
+    <w:p>
+      <w:pPr>
+        <w:pStyle w:val="ListParagraph"/>
+        <w:numPr>
+          <w:ilvl w:val="0"/>
+          <w:numId w:val="7"/>
+        </w:numPr>
+      </w:pPr>
+      <w:r>
+        <w:rPr>
+          <w:b/>
+        </w:rPr>
+        <w:t xml:space="preserve">EF-167</w:t>
+      </w:r>
+      <w:r>
+        <w:t xml:space="preserve"> Le fichier « .seance » de favoris, qui devient une liste nommée chez le destinataire ; la liste lisible, elle, se partage déjà.</w:t>
+      </w:r>
+    </w:p>
+    <w:p>
+      <w:pPr>
+        <w:pStyle w:val="ListParagraph"/>
+        <w:numPr>
+          <w:ilvl w:val="0"/>
+          <w:numId w:val="7"/>
+        </w:numPr>
+      </w:pPr>
+      <w:r>
+        <w:rPr>
+          <w:b/>
+        </w:rPr>
+        <w:t xml:space="preserve">EF-151 à EF-156</w:t>
+      </w:r>
+      <w:r>
+        <w:t xml:space="preserve"> Les documentaires du guide télé et ceux du NAS, et leurs alertes propres.</w:t>
+      </w:r>
+    </w:p>
+    <w:p>
+      <w:pPr>
+        <w:pStyle w:val="ListParagraph"/>
+        <w:numPr>
+          <w:ilvl w:val="0"/>
+          <w:numId w:val="7"/>
+        </w:numPr>
+      </w:pPr>
+      <w:r>
+        <w:rPr>
+          <w:b/>
+        </w:rPr>
+        <w:t xml:space="preserve">Essais</w:t>
+      </w:r>
+      <w:r>
+        <w:t xml:space="preserve"> Rien de ce qui touche le vrai NAS ni le vrai réseau n'a pu être vérifié ici : lecture d'une vidéo de famille, synchronisation par le NAS, ouverture de Netflix, Prime Video et Apple TV par leurs boutons, documentaires avec la vraie clé TMDB, partage de la liste de favoris, étagère du haut de l'Apple TV.</w:t>
       </w:r>
     </w:p>
     <w:p>
@@ -11980,10 +12252,10 @@
         <w:rPr>
           <w:b/>
         </w:rPr>
-        <w:t xml:space="preserve">Avancement au 20 septembre 2026</w:t>
-      </w:r>
-      <w:r>
-        <w:t xml:space="preserve"> : les jalons 1 à 6 sont livrés, et la version 4 y a ajouté un appareil, l'Apple TV, avec son interface propre. L'app est en version 4.6 sur l'iPhone 17 Pro, l'iPad, le Mac et l'Apple TV ; le code est dans le dépôt privé github.com/patrickpinard/Seance. 204 tests SeanceKit et 41 tests SeanceDonnees passent, des tests d'interface parcourent l'iPhone et l'iPad sans clé TMDB, et l'app compile sans avertissement en Swift 6 strict. Restent ouverts : le résumé hebdomadaire (EF-69), les documentaires et les favoris, l'envoi d'une vidéo vers le NAS (EF-161), et les essais qui demandent les vrais appareils et le vrai NAS.</w:t>
+        <w:t xml:space="preserve">Avancement au 21 septembre 2026</w:t>
+      </w:r>
+      <w:r>
+        <w:t xml:space="preserve"> : les jalons 1 à 6 sont livrés, et la version 4 y a ajouté un appareil, l'Apple TV, avec son interface propre. L'app est en version 5.2 sur l'iPhone 17 Pro, l'iPad et l'Apple TV ; le code est dans le dépôt privé github.com/patrickpinard/Seance. 215 tests SeanceKit et 43 tests SeanceDonnees passent, des tests d'interface parcourent l'iPhone et l'iPad sans clé TMDB, et l'app compile sans avertissement en Swift 6 strict. Restent ouverts : l'envoi d'une vidéo vers le NAS (EF-161), le fichier de favoris à ouvrir chez un ami (EF-167), les documentaires à la télé et sur le NAS, et les essais qui demandent les vrais appareils et le vrai NAS.</w:t>
       </w:r>
     </w:p>
     <w:p>
@@ -12055,7 +12327,7 @@
           <w:p>
             <w:pPr/>
             <w:r>
-              <w:t xml:space="preserve">4.6</w:t>
+              <w:t xml:space="preserve">5.2</w:t>
             </w:r>
           </w:p>
         </w:tc>
@@ -12066,7 +12338,7 @@
           <w:p>
             <w:pPr/>
             <w:r>
-              <w:t xml:space="preserve">20 septembre 2026</w:t>
+              <w:t xml:space="preserve">21 septembre 2026</w:t>
             </w:r>
           </w:p>
         </w:tc>
@@ -12077,7 +12349,7 @@
           <w:p>
             <w:pPr/>
             <w:r>
-              <w:t xml:space="preserve">Tes listes arrivent sur l'Apple TV, toutes seules : la synchronisation passe aussi par le NAS.</w:t>
+              <w:t xml:space="preserve">Les documentaires arrivent, tes favoris se partagent, tes vidéos de famille se lisent dans l'app — et Séance s'ouvre et défile plus vite.</w:t>
             </w:r>
           </w:p>
         </w:tc>
@@ -12090,7 +12362,7 @@
           <w:p>
             <w:pPr/>
             <w:r>
-              <w:t xml:space="preserve">4.5</w:t>
+              <w:t xml:space="preserve">5.1</w:t>
             </w:r>
           </w:p>
         </w:tc>
@@ -12101,7 +12373,7 @@
           <w:p>
             <w:pPr/>
             <w:r>
-              <w:t xml:space="preserve">20 septembre 2026</w:t>
+              <w:t xml:space="preserve">21 septembre 2026</w:t>
             </w:r>
           </w:p>
         </w:tc>
@@ -12112,7 +12384,7 @@
           <w:p>
             <w:pPr/>
             <w:r>
-              <w:t xml:space="preserve">Ta soirée en quelques touchers : où regarder chaque titre tout de suite, l'épisode 1 d'une série jamais commencée, et « Je n'aime pas ».</w:t>
+              <w:t xml:space="preserve">Un accueil en grandes cartes, « Aujourd'hui » d'un coup d'œil, et un essai d'alerte fait pour l'Apple Watch.</w:t>
             </w:r>
           </w:p>
         </w:tc>
@@ -12125,7 +12397,7 @@
           <w:p>
             <w:pPr/>
             <w:r>
-              <w:t xml:space="preserve">4.4.1</w:t>
+              <w:t xml:space="preserve">5.0</w:t>
             </w:r>
           </w:p>
         </w:tc>
@@ -12136,7 +12408,7 @@
           <w:p>
             <w:pPr/>
             <w:r>
-              <w:t xml:space="preserve">20 septembre 2026</w:t>
+              <w:t xml:space="preserve">21 septembre 2026</w:t>
             </w:r>
           </w:p>
         </w:tc>
@@ -12147,7 +12419,7 @@
           <w:p>
             <w:pPr/>
             <w:r>
-              <w:t xml:space="preserve">Tes vidéos personnelles s'ouvrent dans le lecteur que tu as choisi, Infuse compris.</w:t>
+              <w:t xml:space="preserve">L'e-mail de la semaine, des suggestions sur la page Ce soir, des Réglages en grandes cartes, et « Préférences ».</w:t>
             </w:r>
           </w:p>
         </w:tc>
@@ -12160,7 +12432,7 @@
           <w:p>
             <w:pPr/>
             <w:r>
-              <w:t xml:space="preserve">4.4</w:t>
+              <w:t xml:space="preserve">4.7</w:t>
             </w:r>
           </w:p>
         </w:tc>
@@ -12171,7 +12443,7 @@
           <w:p>
             <w:pPr/>
             <w:r>
-              <w:t xml:space="preserve">20 septembre 2026</w:t>
+              <w:t xml:space="preserve">21 septembre 2026</w:t>
             </w:r>
           </w:p>
         </w:tc>
@@ -12182,7 +12454,7 @@
           <w:p>
             <w:pPr/>
             <w:r>
-              <w:t xml:space="preserve">L'Apple TV refaite : une grande image d'accueil, des réglages enfin lisibles, et les écrans de l'iPhone.</w:t>
+              <w:t xml:space="preserve">👍 👎 comme sur Netflix : dis ce qui te plaît sans l'avoir vu, et les idées du soir te ressemblent davantage.</w:t>
             </w:r>
           </w:p>
         </w:tc>
@@ -12195,7 +12467,7 @@
           <w:p>
             <w:pPr/>
             <w:r>
-              <w:t xml:space="preserve">4.3</w:t>
+              <w:t xml:space="preserve">4.6</w:t>
             </w:r>
           </w:p>
         </w:tc>
@@ -12217,7 +12489,7 @@
           <w:p>
             <w:pPr/>
             <w:r>
-              <w:t xml:space="preserve">Où regarder chaque titre d'un coup d'œil, tes vidéos personnelles sur le NAS, et une app d'un seul style.</w:t>
+              <w:t xml:space="preserve">Tes listes arrivent sur l'Apple TV, toutes seules : la synchronisation passe aussi par le NAS.</w:t>
             </w:r>
           </w:p>
         </w:tc>
@@ -12230,7 +12502,7 @@
           <w:p>
             <w:pPr/>
             <w:r>
-              <w:t xml:space="preserve">4.2</w:t>
+              <w:t xml:space="preserve">4.5</w:t>
             </w:r>
           </w:p>
         </w:tc>
@@ -12252,7 +12524,7 @@
           <w:p>
             <w:pPr/>
             <w:r>
-              <w:t xml:space="preserve">Un nouvel iPad ou un Mac se configure comme l'Apple TV, par un code ; et ta soirée s'affiche sur l'écran d'accueil de la TV.</w:t>
+              <w:t xml:space="preserve">Ta soirée en quelques touchers : où regarder chaque titre tout de suite, l'épisode 1 d'une série jamais commencée, et « Je n'aime pas ».</w:t>
             </w:r>
           </w:p>
         </w:tc>
@@ -12265,7 +12537,7 @@
           <w:p>
             <w:pPr/>
             <w:r>
-              <w:t xml:space="preserve">4.1</w:t>
+              <w:t xml:space="preserve">4.4.1</w:t>
             </w:r>
           </w:p>
         </w:tc>
@@ -12287,7 +12559,7 @@
           <w:p>
             <w:pPr/>
             <w:r>
-              <w:t xml:space="preserve">Des Réglages refaits, un seul lecteur pour « Lire », et une Apple TV presque aussi complète que l'iPhone.</w:t>
+              <w:t xml:space="preserve">Tes vidéos personnelles s'ouvrent dans le lecteur que tu as choisi, Infuse compris.</w:t>
             </w:r>
           </w:p>
         </w:tc>
@@ -12300,7 +12572,7 @@
           <w:p>
             <w:pPr/>
             <w:r>
-              <w:t xml:space="preserve">4.0</w:t>
+              <w:t xml:space="preserve">4.4</w:t>
             </w:r>
           </w:p>
         </w:tc>
@@ -12322,7 +12594,7 @@
           <w:p>
             <w:pPr/>
             <w:r>
-              <w:t xml:space="preserve">Séance arrive sur l'Apple TV, et ton iPhone la met en route avec un simple code.</w:t>
+              <w:t xml:space="preserve">L'Apple TV refaite : une grande image d'accueil, des réglages enfin lisibles, et les écrans de l'iPhone.</w:t>
             </w:r>
           </w:p>
         </w:tc>
@@ -12335,7 +12607,7 @@
           <w:p>
             <w:pPr/>
             <w:r>
-              <w:t xml:space="preserve">3.2.1</w:t>
+              <w:t xml:space="preserve">4.3</w:t>
             </w:r>
           </w:p>
         </w:tc>
@@ -12346,7 +12618,7 @@
           <w:p>
             <w:pPr/>
             <w:r>
-              <w:t xml:space="preserve">19 septembre 2026</w:t>
+              <w:t xml:space="preserve">20 septembre 2026</w:t>
             </w:r>
           </w:p>
         </w:tc>
@@ -12357,7 +12629,7 @@
           <w:p>
             <w:pPr/>
             <w:r>
-              <w:t xml:space="preserve">Sur l'iPad, la barre latérale s'ouvre aussi quand tu tournes la tablette.</w:t>
+              <w:t xml:space="preserve">Où regarder chaque titre d'un coup d'œil, tes vidéos personnelles sur le NAS, et une app d'un seul style.</w:t>
             </w:r>
           </w:p>
         </w:tc>
@@ -12370,7 +12642,7 @@
           <w:p>
             <w:pPr/>
             <w:r>
-              <w:t xml:space="preserve">3.2</w:t>
+              <w:t xml:space="preserve">4.2</w:t>
             </w:r>
           </w:p>
         </w:tc>
@@ -12381,7 +12653,7 @@
           <w:p>
             <w:pPr/>
             <w:r>
-              <w:t xml:space="preserve">19 septembre 2026</w:t>
+              <w:t xml:space="preserve">20 septembre 2026</w:t>
             </w:r>
           </w:p>
         </w:tc>
@@ -12392,7 +12664,7 @@
           <w:p>
             <w:pPr/>
             <w:r>
-              <w:t xml:space="preserve">Des pages vides qui expliquent et proposent, des boutons plus faciles à toucher, et un programme télé juste au petit matin.</w:t>
+              <w:t xml:space="preserve">Un nouvel iPad ou un Mac se configure comme l'Apple TV, par un code ; et ta soirée s'affiche sur l'écran d'accueil de la TV.</w:t>
             </w:r>
           </w:p>
         </w:tc>
@@ -12405,7 +12677,7 @@
           <w:p>
             <w:pPr/>
             <w:r>
-              <w:t xml:space="preserve">3.1.1</w:t>
+              <w:t xml:space="preserve">4.1</w:t>
             </w:r>
           </w:p>
         </w:tc>
@@ -12416,7 +12688,7 @@
           <w:p>
             <w:pPr/>
             <w:r>
-              <w:t xml:space="preserve">18 septembre 2026</w:t>
+              <w:t xml:space="preserve">20 septembre 2026</w:t>
             </w:r>
           </w:p>
         </w:tc>
@@ -12427,7 +12699,7 @@
           <w:p>
             <w:pPr/>
             <w:r>
-              <w:t xml:space="preserve">Sur l'iPad, la barre latérale ne recouvre plus l'accueil.</w:t>
+              <w:t xml:space="preserve">Des Réglages refaits, un seul lecteur pour « Lire », et une Apple TV presque aussi complète que l'iPhone.</w:t>
             </w:r>
           </w:p>
         </w:tc>
@@ -12440,7 +12712,7 @@
           <w:p>
             <w:pPr/>
             <w:r>
-              <w:t xml:space="preserve">3.1</w:t>
+              <w:t xml:space="preserve">4.0</w:t>
             </w:r>
           </w:p>
         </w:tc>
@@ -12451,7 +12723,7 @@
           <w:p>
             <w:pPr/>
             <w:r>
-              <w:t xml:space="preserve">18 septembre 2026</w:t>
+              <w:t xml:space="preserve">20 septembre 2026</w:t>
             </w:r>
           </w:p>
         </w:tc>
@@ -12462,7 +12734,7 @@
           <w:p>
             <w:pPr/>
             <w:r>
-              <w:t xml:space="preserve">Un nouvel appareil prêt en trois étapes, des alertes à bouton, et les derniers écrans alignés.</w:t>
+              <w:t xml:space="preserve">Séance arrive sur l'Apple TV, et ton iPhone la met en route avec un simple code.</w:t>
             </w:r>
           </w:p>
         </w:tc>
@@ -12475,7 +12747,7 @@
           <w:p>
             <w:pPr/>
             <w:r>
-              <w:t xml:space="preserve">3.0</w:t>
+              <w:t xml:space="preserve">3.2.1</w:t>
             </w:r>
           </w:p>
         </w:tc>
@@ -12486,7 +12758,7 @@
           <w:p>
             <w:pPr/>
             <w:r>
-              <w:t xml:space="preserve">18 septembre 2026</w:t>
+              <w:t xml:space="preserve">19 septembre 2026</w:t>
             </w:r>
           </w:p>
         </w:tc>
@@ -12497,7 +12769,7 @@
           <w:p>
             <w:pPr/>
             <w:r>
-              <w:t xml:space="preserve">Une synchronisation qui propage aussi les suppressions, l'app utilisable sans réseau, et trois attentions du quotidien.</w:t>
+              <w:t xml:space="preserve">Sur l'iPad, la barre latérale s'ouvre aussi quand tu tournes la tablette.</w:t>
             </w:r>
           </w:p>
         </w:tc>
@@ -12510,7 +12782,7 @@
           <w:p>
             <w:pPr/>
             <w:r>
-              <w:t xml:space="preserve">2.9</w:t>
+              <w:t xml:space="preserve">3.2</w:t>
             </w:r>
           </w:p>
         </w:tc>
@@ -12521,7 +12793,7 @@
           <w:p>
             <w:pPr/>
             <w:r>
-              <w:t xml:space="preserve">18 septembre 2026</w:t>
+              <w:t xml:space="preserve">19 septembre 2026</w:t>
             </w:r>
           </w:p>
         </w:tc>
@@ -12532,7 +12804,7 @@
           <w:p>
             <w:pPr/>
             <w:r>
-              <w:t xml:space="preserve">Un Profil en images, des Réglages en tableau de bord, et l'apparence claire ou sombre au choix.</w:t>
+              <w:t xml:space="preserve">Des pages vides qui expliquent et proposent, des boutons plus faciles à toucher, et un programme télé juste au petit matin.</w:t>
             </w:r>
           </w:p>
         </w:tc>
@@ -12545,7 +12817,7 @@
           <w:p>
             <w:pPr/>
             <w:r>
-              <w:t xml:space="preserve">2.8</w:t>
+              <w:t xml:space="preserve">3.1.1</w:t>
             </w:r>
           </w:p>
         </w:tc>
@@ -12567,7 +12839,7 @@
           <w:p>
             <w:pPr/>
             <w:r>
-              <w:t xml:space="preserve">Tes appareils se tiennent à jour par un dossier d'iCloud Drive, et une sauvegarde s'envoie par AirDrop.</w:t>
+              <w:t xml:space="preserve">Sur l'iPad, la barre latérale ne recouvre plus l'accueil.</w:t>
             </w:r>
           </w:p>
         </w:tc>
@@ -12580,7 +12852,7 @@
           <w:p>
             <w:pPr/>
             <w:r>
-              <w:t xml:space="preserve">2.7</w:t>
+              <w:t xml:space="preserve">3.1</w:t>
             </w:r>
           </w:p>
         </w:tc>
@@ -12602,7 +12874,7 @@
           <w:p>
             <w:pPr/>
             <w:r>
-              <w:t xml:space="preserve">Une sauvegarde enfin complète pour passer d'un appareil à l'autre, et Siri qui comprend mieux.</w:t>
+              <w:t xml:space="preserve">Un nouvel appareil prêt en trois étapes, des alertes à bouton, et les derniers écrans alignés.</w:t>
             </w:r>
           </w:p>
         </w:tc>
@@ -12615,7 +12887,7 @@
           <w:p>
             <w:pPr/>
             <w:r>
-              <w:t xml:space="preserve">2.6</w:t>
+              <w:t xml:space="preserve">3.0</w:t>
             </w:r>
           </w:p>
         </w:tc>
@@ -12637,7 +12909,7 @@
           <w:p>
             <w:pPr/>
             <w:r>
-              <w:t xml:space="preserve">« À venir » en rangée de jours, Mes listes en affiches, un NAS plus parlant, et l'app entièrement testée sur l'iPhone et l'iPad mini.</w:t>
+              <w:t xml:space="preserve">Une synchronisation qui propage aussi les suppressions, l'app utilisable sans réseau, et trois attentions du quotidien.</w:t>
             </w:r>
           </w:p>
         </w:tc>
@@ -12650,7 +12922,7 @@
           <w:p>
             <w:pPr/>
             <w:r>
-              <w:t xml:space="preserve">2.5</w:t>
+              <w:t xml:space="preserve">2.9</w:t>
             </w:r>
           </w:p>
         </w:tc>
@@ -12672,7 +12944,7 @@
           <w:p>
             <w:pPr/>
             <w:r>
-              <w:t xml:space="preserve">Réglages ne fige plus l'iPhone ; programme télé et Ce soir refaits en grandes cartes ; source des idées, accueil à ta mesure et ton prénom.</w:t>
+              <w:t xml:space="preserve">Un Profil en images, des Réglages en tableau de bord, et l'apparence claire ou sombre au choix.</w:t>
             </w:r>
           </w:p>
         </w:tc>
@@ -12685,7 +12957,7 @@
           <w:p>
             <w:pPr/>
             <w:r>
-              <w:t xml:space="preserve">2.4</w:t>
+              <w:t xml:space="preserve">2.8</w:t>
             </w:r>
           </w:p>
         </w:tc>
@@ -12707,7 +12979,7 @@
           <w:p>
             <w:pPr/>
             <w:r>
-              <w:t xml:space="preserve">Prévoir et ranger depuis partout, listes nommées, où regarder sur les affiches, et des données versionnées.</w:t>
+              <w:t xml:space="preserve">Tes appareils se tiennent à jour par un dossier d'iCloud Drive, et une sauvegarde s'envoie par AirDrop.</w:t>
             </w:r>
           </w:p>
         </w:tc>
@@ -12720,7 +12992,7 @@
           <w:p>
             <w:pPr/>
             <w:r>
-              <w:t xml:space="preserve">2.3</w:t>
+              <w:t xml:space="preserve">2.7</w:t>
             </w:r>
           </w:p>
         </w:tc>
@@ -12742,7 +13014,7 @@
           <w:p>
             <w:pPr/>
             <w:r>
-              <w:t xml:space="preserve">Prévoir un film ou une série pour la soirée de ton choix.</w:t>
+              <w:t xml:space="preserve">Une sauvegarde enfin complète pour passer d'un appareil à l'autre, et Siri qui comprend mieux.</w:t>
             </w:r>
           </w:p>
         </w:tc>
@@ -12755,7 +13027,7 @@
           <w:p>
             <w:pPr/>
             <w:r>
-              <w:t xml:space="preserve">2.2</w:t>
+              <w:t xml:space="preserve">2.6</w:t>
             </w:r>
           </w:p>
         </w:tc>
@@ -12777,7 +13049,7 @@
           <w:p>
             <w:pPr/>
             <w:r>
-              <w:t xml:space="preserve">Ce soir, en plus simple : seulement ce que tu as choisi de regarder.</w:t>
+              <w:t xml:space="preserve">« À venir » en rangée de jours, Mes listes en affiches, un NAS plus parlant, et l'app entièrement testée sur l'iPhone et l'iPad mini.</w:t>
             </w:r>
           </w:p>
         </w:tc>
@@ -12790,7 +13062,7 @@
           <w:p>
             <w:pPr/>
             <w:r>
-              <w:t xml:space="preserve">2.1</w:t>
+              <w:t xml:space="preserve">2.5</w:t>
             </w:r>
           </w:p>
         </w:tc>
@@ -12801,7 +13073,7 @@
           <w:p>
             <w:pPr/>
             <w:r>
-              <w:t xml:space="preserve">17 septembre 2026</w:t>
+              <w:t xml:space="preserve">18 septembre 2026</w:t>
             </w:r>
           </w:p>
         </w:tc>
@@ -12812,7 +13084,7 @@
           <w:p>
             <w:pPr/>
             <w:r>
-              <w:t xml:space="preserve">Le parcours d'un utilisateur, corrigé point par point : idées qui se renouvellent, fiches de séries justes, écrans plus nets.</w:t>
+              <w:t xml:space="preserve">Réglages ne fige plus l'iPhone ; programme télé et Ce soir refaits en grandes cartes ; source des idées, accueil à ta mesure et ton prénom.</w:t>
             </w:r>
           </w:p>
         </w:tc>
@@ -12825,7 +13097,7 @@
           <w:p>
             <w:pPr/>
             <w:r>
-              <w:t xml:space="preserve">2.0</w:t>
+              <w:t xml:space="preserve">2.4</w:t>
             </w:r>
           </w:p>
         </w:tc>
@@ -12836,7 +13108,7 @@
           <w:p>
             <w:pPr/>
             <w:r>
-              <w:t xml:space="preserve">17 septembre 2026</w:t>
+              <w:t xml:space="preserve">18 septembre 2026</w:t>
             </w:r>
           </w:p>
         </w:tc>
@@ -12847,7 +13119,7 @@
           <w:p>
             <w:pPr/>
             <w:r>
-              <w:t xml:space="preserve">Des idées pour ce soir selon tes goûts, une app plus claire et qui prévient quand quelque chose cloche.</w:t>
+              <w:t xml:space="preserve">Prévoir et ranger depuis partout, listes nommées, où regarder sur les affiches, et des données versionnées.</w:t>
             </w:r>
           </w:p>
         </w:tc>
@@ -12860,7 +13132,7 @@
           <w:p>
             <w:pPr/>
             <w:r>
-              <w:t xml:space="preserve">1.5</w:t>
+              <w:t xml:space="preserve">2.3</w:t>
             </w:r>
           </w:p>
         </w:tc>
@@ -12871,7 +13143,7 @@
           <w:p>
             <w:pPr/>
             <w:r>
-              <w:t xml:space="preserve">17 septembre 2026</w:t>
+              <w:t xml:space="preserve">18 septembre 2026</w:t>
             </w:r>
           </w:p>
         </w:tc>
@@ -12882,7 +13154,7 @@
           <w:p>
             <w:pPr/>
             <w:r>
-              <w:t xml:space="preserve">« Du moment » sur l'accueil, et les terminés se suppriment de Mes listes.</w:t>
+              <w:t xml:space="preserve">Prévoir un film ou une série pour la soirée de ton choix.</w:t>
             </w:r>
           </w:p>
         </w:tc>
@@ -12895,7 +13167,7 @@
           <w:p>
             <w:pPr/>
             <w:r>
-              <w:t xml:space="preserve">1.4</w:t>
+              <w:t xml:space="preserve">2.2</w:t>
             </w:r>
           </w:p>
         </w:tc>
@@ -12906,7 +13178,7 @@
           <w:p>
             <w:pPr/>
             <w:r>
-              <w:t xml:space="preserve">17 septembre 2026</w:t>
+              <w:t xml:space="preserve">18 septembre 2026</w:t>
             </w:r>
           </w:p>
         </w:tc>
@@ -12917,7 +13189,7 @@
           <w:p>
             <w:pPr/>
             <w:r>
-              <w:t xml:space="preserve">Top 10 de l'année, Regardable ce soir dans Mes listes, actions rapides sur les affiches, menu masquable sur le Mac.</w:t>
+              <w:t xml:space="preserve">Ce soir, en plus simple : seulement ce que tu as choisi de regarder.</w:t>
             </w:r>
           </w:p>
         </w:tc>
@@ -12930,7 +13202,7 @@
           <w:p>
             <w:pPr/>
             <w:r>
-              <w:t xml:space="preserve">1.3</w:t>
+              <w:t xml:space="preserve">2.1</w:t>
             </w:r>
           </w:p>
         </w:tc>
@@ -12952,7 +13224,7 @@
           <w:p>
             <w:pPr/>
             <w:r>
-              <w:t xml:space="preserve">Acteurs : recherche, suivi, statistiques justes ; titres similaires et note dans l'en-tête.</w:t>
+              <w:t xml:space="preserve">Le parcours d'un utilisateur, corrigé point par point : idées qui se renouvellent, fiches de séries justes, écrans plus nets.</w:t>
             </w:r>
           </w:p>
         </w:tc>
@@ -12965,7 +13237,7 @@
           <w:p>
             <w:pPr/>
             <w:r>
-              <w:t xml:space="preserve">1.2</w:t>
+              <w:t xml:space="preserve">2.0</w:t>
             </w:r>
           </w:p>
         </w:tc>
@@ -12987,7 +13259,7 @@
           <w:p>
             <w:pPr/>
             <w:r>
-              <w:t xml:space="preserve">Statistiques et bilan de l'année, widgets, Siri, fiche acteur, premier lancement guidé et vraie mise en page Mac.</w:t>
+              <w:t xml:space="preserve">Des idées pour ce soir selon tes goûts, une app plus claire et qui prévient quand quelque chose cloche.</w:t>
             </w:r>
           </w:p>
         </w:tc>
@@ -13000,7 +13272,7 @@
           <w:p>
             <w:pPr/>
             <w:r>
-              <w:t xml:space="preserve">1.1</w:t>
+              <w:t xml:space="preserve">1.5</w:t>
             </w:r>
           </w:p>
         </w:tc>
@@ -13022,7 +13294,7 @@
           <w:p>
             <w:pPr/>
             <w:r>
-              <w:t xml:space="preserve">Suivi des séries, alertes complètes et version Mac.</w:t>
+              <w:t xml:space="preserve">« Du moment » sur l'accueil, et les terminés se suppriment de Mes listes.</w:t>
             </w:r>
           </w:p>
         </w:tc>
@@ -13035,7 +13307,7 @@
           <w:p>
             <w:pPr/>
             <w:r>
-              <w:t xml:space="preserve">1.0</w:t>
+              <w:t xml:space="preserve">1.4</w:t>
             </w:r>
           </w:p>
         </w:tc>
@@ -13046,7 +13318,7 @@
           <w:p>
             <w:pPr/>
             <w:r>
-              <w:t xml:space="preserve">16 septembre 2026</w:t>
+              <w:t xml:space="preserve">17 septembre 2026</w:t>
             </w:r>
           </w:p>
         </w:tc>
@@ -13057,7 +13329,7 @@
           <w:p>
             <w:pPr/>
             <w:r>
-              <w:t xml:space="preserve">Première version stable : NAS, Explorer et fiches fiabilisés à l'usage sur l'iPhone.</w:t>
+              <w:t xml:space="preserve">Top 10 de l'année, Regardable ce soir dans Mes listes, actions rapides sur les affiches, menu masquable sur le Mac.</w:t>
             </w:r>
           </w:p>
         </w:tc>
@@ -13070,6 +13342,146 @@
           <w:p>
             <w:pPr/>
             <w:r>
+              <w:t xml:space="preserve">1.3</w:t>
+            </w:r>
+          </w:p>
+        </w:tc>
+        <w:tc>
+          <w:tcPr>
+            <w:tcW w:w="2300" w:type="dxa"/>
+          </w:tcPr>
+          <w:p>
+            <w:pPr/>
+            <w:r>
+              <w:t xml:space="preserve">17 septembre 2026</w:t>
+            </w:r>
+          </w:p>
+        </w:tc>
+        <w:tc>
+          <w:tcPr>
+            <w:tcW w:w="5960" w:type="dxa"/>
+          </w:tcPr>
+          <w:p>
+            <w:pPr/>
+            <w:r>
+              <w:t xml:space="preserve">Acteurs : recherche, suivi, statistiques justes ; titres similaires et note dans l'en-tête.</w:t>
+            </w:r>
+          </w:p>
+        </w:tc>
+      </w:tr>
+      <w:tr>
+        <w:tc>
+          <w:tcPr>
+            <w:tcW w:w="1100" w:type="dxa"/>
+          </w:tcPr>
+          <w:p>
+            <w:pPr/>
+            <w:r>
+              <w:t xml:space="preserve">1.2</w:t>
+            </w:r>
+          </w:p>
+        </w:tc>
+        <w:tc>
+          <w:tcPr>
+            <w:tcW w:w="2300" w:type="dxa"/>
+          </w:tcPr>
+          <w:p>
+            <w:pPr/>
+            <w:r>
+              <w:t xml:space="preserve">17 septembre 2026</w:t>
+            </w:r>
+          </w:p>
+        </w:tc>
+        <w:tc>
+          <w:tcPr>
+            <w:tcW w:w="5960" w:type="dxa"/>
+          </w:tcPr>
+          <w:p>
+            <w:pPr/>
+            <w:r>
+              <w:t xml:space="preserve">Statistiques et bilan de l'année, widgets, Siri, fiche acteur, premier lancement guidé et vraie mise en page Mac.</w:t>
+            </w:r>
+          </w:p>
+        </w:tc>
+      </w:tr>
+      <w:tr>
+        <w:tc>
+          <w:tcPr>
+            <w:tcW w:w="1100" w:type="dxa"/>
+          </w:tcPr>
+          <w:p>
+            <w:pPr/>
+            <w:r>
+              <w:t xml:space="preserve">1.1</w:t>
+            </w:r>
+          </w:p>
+        </w:tc>
+        <w:tc>
+          <w:tcPr>
+            <w:tcW w:w="2300" w:type="dxa"/>
+          </w:tcPr>
+          <w:p>
+            <w:pPr/>
+            <w:r>
+              <w:t xml:space="preserve">17 septembre 2026</w:t>
+            </w:r>
+          </w:p>
+        </w:tc>
+        <w:tc>
+          <w:tcPr>
+            <w:tcW w:w="5960" w:type="dxa"/>
+          </w:tcPr>
+          <w:p>
+            <w:pPr/>
+            <w:r>
+              <w:t xml:space="preserve">Suivi des séries, alertes complètes et version Mac.</w:t>
+            </w:r>
+          </w:p>
+        </w:tc>
+      </w:tr>
+      <w:tr>
+        <w:tc>
+          <w:tcPr>
+            <w:tcW w:w="1100" w:type="dxa"/>
+          </w:tcPr>
+          <w:p>
+            <w:pPr/>
+            <w:r>
+              <w:t xml:space="preserve">1.0</w:t>
+            </w:r>
+          </w:p>
+        </w:tc>
+        <w:tc>
+          <w:tcPr>
+            <w:tcW w:w="2300" w:type="dxa"/>
+          </w:tcPr>
+          <w:p>
+            <w:pPr/>
+            <w:r>
+              <w:t xml:space="preserve">16 septembre 2026</w:t>
+            </w:r>
+          </w:p>
+        </w:tc>
+        <w:tc>
+          <w:tcPr>
+            <w:tcW w:w="5960" w:type="dxa"/>
+          </w:tcPr>
+          <w:p>
+            <w:pPr/>
+            <w:r>
+              <w:t xml:space="preserve">Première version stable : NAS, Explorer et fiches fiabilisés à l'usage sur l'iPhone.</w:t>
+            </w:r>
+          </w:p>
+        </w:tc>
+      </w:tr>
+      <w:tr>
+        <w:tc>
+          <w:tcPr>
+            <w:tcW w:w="1100" w:type="dxa"/>
+          </w:tcPr>
+          <w:p>
+            <w:pPr/>
+            <w:r>
               <w:t xml:space="preserve">0.9</w:t>
             </w:r>
           </w:p>
@@ -13462,7 +13874,7 @@
     <w:p>
       <w:pPr/>
       <w:r>
-        <w:t xml:space="preserve">Ce qui reste ouvert après la version 4.6 (20 septembre 2026).</w:t>
+        <w:t xml:space="preserve">Ce qui reste ouvert après la version 5.2 (21 septembre 2026).</w:t>
       </w:r>
     </w:p>
     <w:p>
@@ -13546,7 +13958,7 @@
         <w:t xml:space="preserve">Prochain lot</w:t>
       </w:r>
       <w:r>
-        <w:t xml:space="preserve"> : documentaires (EF-151 à EF-156), favoris (EF-165 à EF-168) ou envoi d'une vidéo vers le NAS (EF-161) — à choisir.</w:t>
+        <w:t xml:space="preserve"> : envoi d'une vidéo vers le NAS (EF-161), fichier de favoris à ouvrir chez un ami (EF-167), documentaires à la télé et sur le NAS, ou l'une des idées laissées de côté le 21 septembre — notifications actionnables, raccourcis clavier sur l'iPad et le Mac, choix « j'ai 90 minutes » au-dessus des idées.</w:t>
       </w:r>
     </w:p>
     <w:p>

--- a/Documentation/Séance — cahier des exigences.docx
+++ b/Documentation/Séance — cahier des exigences.docx
@@ -13,7 +13,7 @@
     <w:p>
       <w:pPr/>
       <w:r>
-        <w:t xml:space="preserve">21 septembre 2026 · Patrick · cahier aligné sur Séance 5.2, iPhone, iPad, Mac et Apple TV</w:t>
+        <w:t xml:space="preserve">22 septembre 2026 · Patrick · cahier aligné sur Séance 6.2, iPhone, iPad, Mac et Apple TV</w:t>
       </w:r>
     </w:p>
     <w:p>
@@ -21,19 +21,19 @@
         <w:pStyle w:val="Heading2"/>
       </w:pPr>
       <w:r>
-        <w:t xml:space="preserve">Où en est l'app : Séance 5.2</w:t>
+        <w:t xml:space="preserve">Où en est l'app : Séance 6.2</w:t>
       </w:r>
     </w:p>
     <w:p>
       <w:pPr/>
       <w:r>
-        <w:t xml:space="preserve">Ce cahier a été écrit le 16 septembre 2026, avant le développement. Il est ici aligné sur la version 5.2 du 21 septembre 2026, installée sur l'iPhone 17 Pro, l'iPad et l'Apple TV (le Mac suit dès que l'app y est fermée). Les exigences de la V1 gardent leur numéro et leur texte ; ce qui a changé depuis est décrit dans quatre ajouts : les exigences EF-88 à EF-140, le tableau « État des exigences de la V1 en version 3.2 », les chapitres « Version 4 » et « Version 5 » avec l'état de chacune de leurs exigences, et l'historique des versions à la fin des jalons.</w:t>
+        <w:t xml:space="preserve">Ce cahier a été écrit le 16 septembre 2026, avant le développement. Il est ici aligné sur la version 6.5 du 24 septembre 2026, posée sur les quatre appareils de Patrick (iPhone 17 Pro, iPad, Mac et Apple TV). Les exigences de la V1 gardent leur numéro et leur texte ; ce qui a changé depuis est décrit dans quatre ajouts : les exigences EF-88 à EF-140, le tableau « État des exigences de la V1 en version 3.2 », les chapitres « Version 4 », « Version 5 » et « Version 6 » avec l'état de chacune de leurs exigences, et l'historique des versions à la fin des jalons.</w:t>
       </w:r>
     </w:p>
     <w:p>
       <w:pPr/>
       <w:r>
-        <w:t xml:space="preserve">En deux phrases : l'app couvre les douze fonctions prévues, sauf les alertes par email, abandonnées ; les listes nommées sont arrivées en version 2.4. Elle a gagné une version Mac, un profil séparé des réglages, le suivi des acteurs, « Déjà vu avant », la note des titres, des soirées prévues à la date de son choix et des idées du soir classées selon les goûts ; puis, de la 2.4 à la 3.1, un programme télé et une page Ce soir en grandes cartes, la synchronisation entre appareils par un dossier d'iCloud Drive, une apparence claire, et un fonctionnement sans réseau. Le 20 septembre 2026, les versions 4.0 à 4.6 ont ajouté un quatrième appareil, l'Apple TV, avec son interface propre ; « où regarder » est devenu un bouton qui ouvre la plateforme, lance la vidéo du NAS ou donne la chaîne et l'heure ; s'y ajoutent les vidéos personnelles du NAS, « Je n'aime pas », des Réglages redessinés, la mise en route d'un appareil par un code à six chiffres, et la synchronisation par un dossier du NAS, qui apporte enfin ses listes à l'Apple TV. Le 21 septembre, les versions 4.7 à 5.2 ont ajouté les pouces 👍 👎, l'e-mail de la semaine, les documentaires, les favoris à partager, la lecture des vidéos de famille dans l'app, et une Apple TV aussi complète que l'iPhone.</w:t>
+        <w:t xml:space="preserve">En deux phrases : l'app couvre les douze fonctions prévues, sauf les alertes par email, abandonnées ; les listes nommées sont arrivées en version 2.4. Elle a gagné une version Mac, un profil séparé des réglages, le suivi des acteurs, « Déjà vu avant », la note des titres, des soirées prévues à la date de son choix et des idées du soir classées selon les goûts ; puis, de la 2.4 à la 3.1, un programme télé et une page Ce soir en grandes cartes, la synchronisation entre appareils par un dossier d'iCloud Drive, une apparence claire, et un fonctionnement sans réseau. Le 20 septembre 2026, les versions 4.0 à 4.6 ont ajouté un quatrième appareil, l'Apple TV, avec son interface propre ; « où regarder » est devenu un bouton qui ouvre la plateforme, lance la vidéo du NAS ou donne la chaîne et l'heure ; s'y ajoutent les vidéos personnelles du NAS, « Je n'aime pas », des Réglages redessinés, la mise en route d'un appareil par un code à six chiffres, et la synchronisation par un dossier du NAS, qui apporte enfin ses listes à l'Apple TV. Le 21 septembre, les versions 4.7 à 5.4 ont ajouté les pouces 👍 👎, l'e-mail de la semaine, les documentaires, les favoris à partager, la lecture des vidéos de famille dans l'app, une Apple TV aussi complète que l'iPhone, et la même grande carte 16/9 sur toutes les pages. Les 21 et 22 septembre, les versions 6.0 à 6.2 ont ouvert l'app à toute la maison — un profil par personne, « Qui regarde ? » à l'ouverture, les goûts fondus pour la soirée —, fait du Mac la centrale qui synchronise et envoie l'e-mail, ouvert les titres directement sur leur plateforme ou la chaîne en direct, rangé les séries finies par mois, retenu qui a vu le film avec toi, et transformé les vidéos de famille en albums de souvenirs.</w:t>
       </w:r>
     </w:p>
     <w:p>
@@ -3062,7 +3062,7 @@
     <w:p>
       <w:pPr/>
       <w:r>
-        <w:t xml:space="preserve">Le cahier compte 180 exigences, numérotées pour pouvoir les citer dans le code et les tests : EF-01 à EF-87 pour la V1, puis EF-88 à EF-140 ajoutées des versions 1.2 à 3.2, EF-141 à EF-164 pour la version 4, EF-165 à EF-169 pour les suivantes, EF-170 à EF-175 nées pendant la version 4, et EF-176 à EF-180 pendant la version 5 (chapitres « Version 4 » et « Version 5 »). Les exigences de la V1 gardent leur texte d'origine ; le tableau « État des exigences de la V1 en version 3.2 » dit lesquelles ont changé, et lesquelles ont été abandonnées. Les durées et seuils indiqués sont des valeurs par défaut, réglables.</w:t>
+        <w:t xml:space="preserve">Le cahier compte 196 exigences, numérotées pour pouvoir les citer dans le code et les tests : EF-01 à EF-87 pour la V1, puis EF-88 à EF-140 ajoutées des versions 1.2 à 3.2, EF-141 à EF-164 pour la version 4, EF-165 à EF-169 pour les suivantes, EF-170 à EF-175 nées pendant la version 4, EF-176 à EF-180 pendant la version 5, et EF-181 à EF-196 pendant la version 6 (chapitres « Version 4 », « Version 5 » et « Version 6 »). Les exigences de la V1 gardent leur texte d'origine ; le tableau « État des exigences de la V1 en version 3.2 » dit lesquelles ont changé, et lesquelles ont été abandonnées. Les durées et seuils indiqués sont des valeurs par défaut, réglables.</w:t>
       </w:r>
     </w:p>
     <w:p>
@@ -8245,7 +8245,7 @@
     <w:p>
       <w:pPr/>
       <w:r>
-        <w:t xml:space="preserve">Livrée le 21 septembre 2026, en cinq versions (4.7, 5.0, 5.1, 5.2), sur l'iPhone, l'iPad, le Mac et l'Apple TV. Elle finit ce que la version 4 avait laissé — documentaires, favoris —, ajoute les pouces et l'e-mail de la semaine, et répond aux idées demandées par Patrick le 21 septembre : lecture des vidéos de famille dans l'app, « Annuler » partout, et une application qui s'ouvre et défile plus vite.</w:t>
+        <w:t xml:space="preserve">Livrée le 21 septembre 2026, en six versions (4.7, 5.0, 5.1, 5.2, 5.3, 5.4), sur l'iPhone, l'iPad, le Mac et l'Apple TV. Elle finit ce que la version 4 avait laissé — documentaires, favoris —, ajoute les pouces et l'e-mail de la semaine, et répond aux idées demandées par Patrick le 21 septembre : lecture des vidéos de famille dans l'app, « Annuler » partout, et une application qui s'ouvre et défile plus vite.</w:t>
       </w:r>
     </w:p>
     <w:p>
@@ -8330,6 +8330,42 @@
     </w:p>
     <w:p>
       <w:pPr>
+        <w:pStyle w:val="ListParagraph"/>
+        <w:numPr>
+          <w:ilvl w:val="0"/>
+          <w:numId w:val="2"/>
+        </w:numPr>
+      </w:pPr>
+      <w:r>
+        <w:rPr>
+          <w:b/>
+        </w:rPr>
+        <w:t xml:space="preserve">5.3 — Une seule carte, partout.</w:t>
+      </w:r>
+      <w:r>
+        <w:t xml:space="preserve">  Le format 16/9 de « Ce soir à la TV » — image en grand, où regarder en haut à gauche, chaîne et heure, durée et note — sur toutes les pages et tous les appareils ; les affiches verticales ne servent plus qu'aux portraits d'acteurs. Une vidéo .avi ou .mkv part directement dans VLC.</w:t>
+      </w:r>
+    </w:p>
+    <w:p>
+      <w:pPr>
+        <w:pStyle w:val="ListParagraph"/>
+        <w:numPr>
+          <w:ilvl w:val="0"/>
+          <w:numId w:val="2"/>
+        </w:numPr>
+      </w:pPr>
+      <w:r>
+        <w:rPr>
+          <w:b/>
+        </w:rPr>
+        <w:t xml:space="preserve">5.4 — Un NAS qui ne bloque plus.</w:t>
+      </w:r>
+      <w:r>
+        <w:t xml:space="preserve">  Un dossier déclaré mais effacé du NAS ne fait plus échouer l'analyse entière ; le menu du NAS ne garde que les rayons qui ont quelque chose, et « Autres » devient « Non reconnus ».</w:t>
+      </w:r>
+    </w:p>
+    <w:p>
+      <w:pPr>
         <w:pStyle w:val="Heading3"/>
       </w:pPr>
       <w:r>
@@ -8504,6 +8540,566 @@
       </w:r>
       <w:r>
         <w:t xml:space="preserve"> Rien de ce qui touche le vrai NAS ni le vrai réseau n'a pu être vérifié ici : lecture d'une vidéo de famille, synchronisation par le NAS, ouverture de Netflix, Prime Video et Apple TV par leurs boutons, documentaires avec la vraie clé TMDB, partage de la liste de favoris, étagère du haut de l'Apple TV.</w:t>
+      </w:r>
+    </w:p>
+    <w:p>
+      <w:pPr>
+        <w:pStyle w:val="Heading2"/>
+      </w:pPr>
+      <w:r>
+        <w:t xml:space="preserve">Version 6 : la famille, les liens directs, les albums de souvenirs</w:t>
+      </w:r>
+    </w:p>
+    <w:p>
+      <w:pPr/>
+      <w:r>
+        <w:t xml:space="preserve">Livrée du 21 au 24 septembre 2026, en neuf versions (6.0 à 6.5), sur l'iPhone, l'iPad, le Mac et l'Apple TV. Elle ouvre l'app à toute la maison — un profil par personne, chacun ses listes —, fait du Mac la centrale qui synchronise et envoie l'e-mail sans serveur, ouvre un titre directement sur sa plateforme ou sa chaîne en direct, range les séries finies par mois, retient qui a regardé avec toi, transforme les vidéos de famille en albums de souvenirs, et finit par lire elle-même tous les formats — l'AVI, le WMV et le MKV compris — sans plus dépendre d'aucune autre app.</w:t>
+      </w:r>
+    </w:p>
+    <w:p>
+      <w:pPr>
+        <w:pStyle w:val="Heading3"/>
+      </w:pPr>
+      <w:r>
+        <w:t xml:space="preserve">Ce qui est livré, version par version</w:t>
+      </w:r>
+    </w:p>
+    <w:p>
+      <w:pPr>
+        <w:pStyle w:val="ListParagraph"/>
+        <w:numPr>
+          <w:ilvl w:val="0"/>
+          <w:numId w:val="2"/>
+        </w:numPr>
+      </w:pPr>
+      <w:r>
+        <w:rPr>
+          <w:b/>
+        </w:rPr>
+        <w:t xml:space="preserve">6.0 — La famille, et la centrale de la maison.</w:t>
+      </w:r>
+      <w:r>
+        <w:t xml:space="preserve">  Un profil par personne, « Qui regarde ? » à l'ouverture et « Qui regarde ce soir ? » dans les idées (EF-181, EF-182) ; un Mac laissé allumé qui passe tous les quarts d'heure (EF-183) ; les titres suivis dans Spotlight (EF-184) ; l'Apple TV éprouvée pour la première fois à la télécommande, par des tests ; les plateformes qui acceptent d'être ouvertes sont retenues.</w:t>
+      </w:r>
+    </w:p>
+    <w:p>
+      <w:pPr>
+        <w:pStyle w:val="ListParagraph"/>
+        <w:numPr>
+          <w:ilvl w:val="0"/>
+          <w:numId w:val="2"/>
+        </w:numPr>
+      </w:pPr>
+      <w:r>
+        <w:rPr>
+          <w:b/>
+        </w:rPr>
+        <w:t xml:space="preserve">6.0.1 — La famille voyage.</w:t>
+      </w:r>
+      <w:r>
+        <w:t xml:space="preserve">  Les personnes créées dans Réglages › Famille arrivent sur l'iPad, le Mac et l'Apple TV par la synchronisation, chacune dans son sous-dossier ; « Qui regarde ? » s'ouvre aussi sur la TV. Sur le Mac, les Réglages passent dans le menu du haut et toutes les pages prennent la même grille.</w:t>
+      </w:r>
+    </w:p>
+    <w:p>
+      <w:pPr>
+        <w:pStyle w:val="ListParagraph"/>
+        <w:numPr>
+          <w:ilvl w:val="0"/>
+          <w:numId w:val="2"/>
+        </w:numPr>
+      </w:pPr>
+      <w:r>
+        <w:rPr>
+          <w:b/>
+        </w:rPr>
+        <w:t xml:space="preserve">6.0.2 — Qui regarde, en haut à gauche.</w:t>
+      </w:r>
+      <w:r>
+        <w:t xml:space="preserve">  Le prénom de la personne en cours s'affiche sur chaque page et rouvre « Qui regarde ? » ; « Aujourd'hui » passe aux grandes cartes.</w:t>
+      </w:r>
+    </w:p>
+    <w:p>
+      <w:pPr>
+        <w:pStyle w:val="ListParagraph"/>
+        <w:numPr>
+          <w:ilvl w:val="0"/>
+          <w:numId w:val="2"/>
+        </w:numPr>
+      </w:pPr>
+      <w:r>
+        <w:rPr>
+          <w:b/>
+        </w:rPr>
+        <w:t xml:space="preserve">6.1 — Le titre lui-même, et « Vu avec qui ? ».</w:t>
+      </w:r>
+      <w:r>
+        <w:t xml:space="preserve">  « Regarder » ouvre la page du titre sur Netflix, Apple TV et Disney+, et la chaîne en direct dans blue TV (EF-185) ; « Terminé » d'un geste, les séries finies rangées seules, les Terminés par mois (EF-186) ; un film vu ensemble s'inscrit chez les autres profils (EF-187).</w:t>
+      </w:r>
+    </w:p>
+    <w:p>
+      <w:pPr>
+        <w:pStyle w:val="ListParagraph"/>
+        <w:numPr>
+          <w:ilvl w:val="0"/>
+          <w:numId w:val="2"/>
+        </w:numPr>
+      </w:pPr>
+      <w:r>
+        <w:rPr>
+          <w:b/>
+        </w:rPr>
+        <w:t xml:space="preserve">6.1.1 — ▶︎ pour lancer.</w:t>
+      </w:r>
+      <w:r>
+        <w:t xml:space="preserve">  Un rond ▶︎ sur les grandes cartes et une capsule en tête de fiche disent comment lancer le titre ; quand il est à plusieurs endroits, Séance demande lequel (EF-188).</w:t>
+      </w:r>
+    </w:p>
+    <w:p>
+      <w:pPr>
+        <w:pStyle w:val="ListParagraph"/>
+        <w:numPr>
+          <w:ilvl w:val="0"/>
+          <w:numId w:val="2"/>
+        </w:numPr>
+      </w:pPr>
+      <w:r>
+        <w:rPr>
+          <w:b/>
+        </w:rPr>
+        <w:t xml:space="preserve">6.2 — Les albums de souvenirs.</w:t>
+      </w:r>
+      <w:r>
+        <w:t xml:space="preserve">  Chaque dossier d'événement du NAS devient un album à icône, rangé par année, avec sa feuille « Couverture » (EF-189) ; une vidéo que le lecteur ne sait pas lire part d'elle-même dans Infuse ou VLC (EF-190).</w:t>
+      </w:r>
+    </w:p>
+    <w:p>
+      <w:pPr>
+        <w:pStyle w:val="ListParagraph"/>
+        <w:numPr>
+          <w:ilvl w:val="0"/>
+          <w:numId w:val="2"/>
+        </w:numPr>
+      </w:pPr>
+      <w:r>
+        <w:rPr>
+          <w:b/>
+        </w:rPr>
+        <w:t xml:space="preserve">6.3 — L'Apple TV rattrape l'iPhone.</w:t>
+      </w:r>
+      <w:r>
+        <w:t xml:space="preserve"> Les logos des plateformes et des chaînes sur les cartes de la TV, des questions posées dans des pages de Séance plutôt que dans les fenêtres illisibles du système, le lancement dans blue TV par l'émission en cours, et l'historique des versions partout (EF-191). Le son des vidéos personnelles, coupé par le commutateur silencieux de l'iPhone, et le codec nommé quand iOS ne sait pas décoder (EF-192).</w:t>
+      </w:r>
+    </w:p>
+    <w:p>
+      <w:pPr>
+        <w:pStyle w:val="ListParagraph"/>
+        <w:numPr>
+          <w:ilvl w:val="0"/>
+          <w:numId w:val="2"/>
+        </w:numPr>
+      </w:pPr>
+      <w:r>
+        <w:rPr>
+          <w:b/>
+        </w:rPr>
+        <w:t xml:space="preserve">6.4 — Le NAS rangé, les souvenirs reconnaissables.</w:t>
+      </w:r>
+      <w:r>
+        <w:t xml:space="preserve"> La bibliothèque du NAS se range par ajouts, par année ou par genre, et ses films portent enfin le bouton ▶︎ (EF-193) ; chaque souvenir montre la première image de sa vidéo, en deux colonnes et avec une recherche (EF-194). Un sablier dit ce que Séance attend quand elle ouvre une plateforme.</w:t>
+      </w:r>
+    </w:p>
+    <w:p>
+      <w:pPr>
+        <w:pStyle w:val="ListParagraph"/>
+        <w:numPr>
+          <w:ilvl w:val="0"/>
+          <w:numId w:val="2"/>
+        </w:numPr>
+      </w:pPr>
+      <w:r>
+        <w:rPr>
+          <w:b/>
+        </w:rPr>
+        <w:t xml:space="preserve">6.5 — Séance lit tout.</w:t>
+      </w:r>
+      <w:r>
+        <w:t xml:space="preserve"> Le moteur de VLC entre dans l'app : AVI, WMV, MKV, DV et MJPEG se lisent dans Séance, sur l'iPhone, l'iPad et l'Apple TV (EF-195). L'e-mail de la semaine se règle rubrique par rubrique et part les jours choisis (EF-196) ; son mot de passe passe d'un appareil à l'autre par le transfert chiffré. Les alertes reçues se retrouvent dans une liste, et chacune ouvre sa fiche.</w:t>
+      </w:r>
+    </w:p>
+    <w:p>
+      <w:pPr>
+        <w:pStyle w:val="Heading3"/>
+      </w:pPr>
+      <w:r>
+        <w:t xml:space="preserve">Exigences nées pendant la version 6</w:t>
+      </w:r>
+    </w:p>
+    <w:p>
+      <w:pPr>
+        <w:pStyle w:val="ListParagraph"/>
+        <w:numPr>
+          <w:ilvl w:val="0"/>
+          <w:numId w:val="7"/>
+        </w:numPr>
+      </w:pPr>
+      <w:r>
+        <w:rPr>
+          <w:b/>
+        </w:rPr>
+        <w:t xml:space="preserve">EF-181</w:t>
+      </w:r>
+      <w:r>
+        <w:t xml:space="preserve"> Un profil par personne. Chacun a ses listes, ses notes, ses pouces, ses soirées et ses idées du soir, dans son propre magasin ; les plateformes, les chaînes, le NAS et les clés restent ceux de la maison et suivent d'un profil à l'autre. « Qui regarde ? » s'ouvre au lancement dès qu'il y a plus d'une personne, et le prénom reste affiché en haut à gauche. Chaque profil se synchronise dans un sous-dossier « Famille/Prénom » d'iCloud Drive et du NAS ; supprimer un profil reste un geste local, jamais propagé.</w:t>
+      </w:r>
+    </w:p>
+    <w:p>
+      <w:pPr>
+        <w:pStyle w:val="ListParagraph"/>
+        <w:numPr>
+          <w:ilvl w:val="0"/>
+          <w:numId w:val="7"/>
+        </w:numPr>
+      </w:pPr>
+      <w:r>
+        <w:rPr>
+          <w:b/>
+        </w:rPr>
+        <w:t xml:space="preserve">EF-182</w:t>
+      </w:r>
+      <w:r>
+        <w:t xml:space="preserve"> « Qui regarde ce soir ? ». Cocher qui est devant l'écran fond les goûts de plusieurs personnes : un genre que l'un déteste est évité plutôt que moyenné, et rien de ce que l'un a déjà vu ou écarté n'est proposé.</w:t>
+      </w:r>
+    </w:p>
+    <w:p>
+      <w:pPr>
+        <w:pStyle w:val="ListParagraph"/>
+        <w:numPr>
+          <w:ilvl w:val="0"/>
+          <w:numId w:val="7"/>
+        </w:numPr>
+      </w:pPr>
+      <w:r>
+        <w:rPr>
+          <w:b/>
+        </w:rPr>
+        <w:t xml:space="preserve">EF-183</w:t>
+      </w:r>
+      <w:r>
+        <w:t xml:space="preserve"> La centrale de la maison. Sur un Mac laissé allumé (Réglages › Centrale de la maison), Séance passe tous les quarts d'heure : elle synchronise iCloud Drive et le NAS — le pont entre l'Apple TV et les autres appareils —, relit le guide TV et le NAS, recalcule les alertes et envoie l'e-mail de la semaine à l'heure dite. Sans elle, rien n'avance quand aucune app n'est ouverte : Séance n'a pas de serveur.</w:t>
+      </w:r>
+    </w:p>
+    <w:p>
+      <w:pPr>
+        <w:pStyle w:val="ListParagraph"/>
+        <w:numPr>
+          <w:ilvl w:val="0"/>
+          <w:numId w:val="7"/>
+        </w:numPr>
+      </w:pPr>
+      <w:r>
+        <w:rPr>
+          <w:b/>
+        </w:rPr>
+        <w:t xml:space="preserve">EF-184</w:t>
+      </w:r>
+      <w:r>
+        <w:t xml:space="preserve"> Tes titres dans Spotlight. Les titres suivis s'indexent sur l'appareil ; taper leur nom dans la recherche de l'iPhone, de l'iPad ou du Mac ouvre leur fiche dans Séance. L'index ne sort pas de l'appareil.</w:t>
+      </w:r>
+    </w:p>
+    <w:p>
+      <w:pPr>
+        <w:pStyle w:val="ListParagraph"/>
+        <w:numPr>
+          <w:ilvl w:val="0"/>
+          <w:numId w:val="7"/>
+        </w:numPr>
+      </w:pPr>
+      <w:r>
+        <w:rPr>
+          <w:b/>
+        </w:rPr>
+        <w:t xml:space="preserve">EF-185</w:t>
+      </w:r>
+      <w:r>
+        <w:t xml:space="preserve"> Ouvrir le titre, pas seulement la recherche. Sur Netflix, Apple TV et Disney+, « Regarder » ouvre la page du titre : son identifiant est lu chez Wikidata, base publique et gratuite, en lot et gardé trente jours, sans clé ni compte et sans rien envoyer de personnel. Prime Video reste en recherche, faute de référence utilisable. Un titre qui passe en ce moment à la TV, ou dans le quart d'heure, ouvre sa chaîne en direct dans blue TV — sur le Mac, le lecteur web tv.blue.ch.</w:t>
+      </w:r>
+    </w:p>
+    <w:p>
+      <w:pPr>
+        <w:pStyle w:val="ListParagraph"/>
+        <w:numPr>
+          <w:ilvl w:val="0"/>
+          <w:numId w:val="7"/>
+        </w:numPr>
+      </w:pPr>
+      <w:r>
+        <w:rPr>
+          <w:b/>
+        </w:rPr>
+        <w:t xml:space="preserve">EF-186</w:t>
+      </w:r>
+      <w:r>
+        <w:t xml:space="preserve"> « Terminé », et les séries qui se rangent seules. Un geste marque un film terminé, daté du jour ; un appui long garde « déjà vu avant », hors statistiques. Une série finie ou annulée chez TMDB dont le dernier épisode est vu passe seule dans Terminés, et décocher un épisode la remet en cours. La liste des Terminés se range par mois, avec le compte de chacun ; ce qui n'a pas de date va dans « Plus tôt ».</w:t>
+      </w:r>
+    </w:p>
+    <w:p>
+      <w:pPr>
+        <w:pStyle w:val="ListParagraph"/>
+        <w:numPr>
+          <w:ilvl w:val="0"/>
+          <w:numId w:val="7"/>
+        </w:numPr>
+      </w:pPr>
+      <w:r>
+        <w:rPr>
+          <w:b/>
+        </w:rPr>
+        <w:t xml:space="preserve">EF-187</w:t>
+      </w:r>
+      <w:r>
+        <w:t xml:space="preserve"> « Vu avec qui ? ». Un film terminé, un épisode regardé ou une série finie demande qui regardait, en cochant d'office les personnes de « Qui regarde ce soir ? ». Le titre s'inscrit directement dans leurs Terminés — hors de leur « À voir » — et leur sous-dossier de synchronisation est déposé aussitôt, sans toucher aux réglages de leur appareil.</w:t>
+      </w:r>
+    </w:p>
+    <w:p>
+      <w:pPr>
+        <w:pStyle w:val="ListParagraph"/>
+        <w:numPr>
+          <w:ilvl w:val="0"/>
+          <w:numId w:val="7"/>
+        </w:numPr>
+      </w:pPr>
+      <w:r>
+        <w:rPr>
+          <w:b/>
+        </w:rPr>
+        <w:t xml:space="preserve">EF-188</w:t>
+      </w:r>
+      <w:r>
+        <w:t xml:space="preserve"> Lancer depuis la carte. Une grande carte porte un rond ▶︎ en bas à droite quand le titre se lance d'ici ; la fiche porte une capsule orange sous le titre (« ▶︎ Netflix », « ▶︎ Sur ton NAS », « ▶︎ Lecture ▾ »). Quand le titre est à plusieurs endroits — le NAS et une plateforme, ou deux plateformes —, Séance ouvre la liste des accès et laisse choisir.</w:t>
+      </w:r>
+    </w:p>
+    <w:p>
+      <w:pPr>
+        <w:pStyle w:val="ListParagraph"/>
+        <w:numPr>
+          <w:ilvl w:val="0"/>
+          <w:numId w:val="7"/>
+        </w:numPr>
+      </w:pPr>
+      <w:r>
+        <w:rPr>
+          <w:b/>
+        </w:rPr>
+        <w:t xml:space="preserve">EF-189</w:t>
+      </w:r>
+      <w:r>
+        <w:t xml:space="preserve"> Les albums de souvenirs. Chaque dossier d'événement du NAS devient un album : une grande carte 16/9 avec son icône, ses dates et ses vidéos, rangée par année ; une vidéo seule fait carte à elle seule. L'icône est proposée d'après le nom du dossier parmi vingt-quatre (anniversaire, vacances, ski, Noël, école…), et la feuille « Couverture » — appui long, ou clic droit sur le Mac — laisse choisir l'icône, le titre et la date, pour un album ou pour une vidéo. Ces choix voyagent entre les appareils avec les réglages, le plus récent l'emportant, entrée par entrée. Quand la date du fichier contredit l'année du dossier, c'est l'année du dossier qui compte.</w:t>
+      </w:r>
+    </w:p>
+    <w:p>
+      <w:pPr>
+        <w:pStyle w:val="ListParagraph"/>
+        <w:numPr>
+          <w:ilvl w:val="0"/>
+          <w:numId w:val="7"/>
+        </w:numPr>
+      </w:pPr>
+      <w:r>
+        <w:rPr>
+          <w:b/>
+        </w:rPr>
+        <w:t xml:space="preserve">EF-190</w:t>
+      </w:r>
+      <w:r>
+        <w:t xml:space="preserve"> Une vidéo qui ne se lit pas ici part ailleurs. Le lecteur de Séance vérifie que la vidéo démarre vraiment ; sinon — un codec qu'iOS ne décode pas —, il se referme et la vidéo s'ouvre dans l'app choisie dans Réglages › Lecture, puis dans l'autre si la première n'est pas installée.</w:t>
+      </w:r>
+    </w:p>
+    <w:p>
+      <w:pPr>
+        <w:pStyle w:val="ListParagraph"/>
+        <w:numPr>
+          <w:ilvl w:val="0"/>
+          <w:numId w:val="7"/>
+        </w:numPr>
+      </w:pPr>
+      <w:r>
+        <w:rPr>
+          <w:b/>
+        </w:rPr>
+        <w:t xml:space="preserve">EF-191</w:t>
+      </w:r>
+      <w:r>
+        <w:t xml:space="preserve"> Les mêmes informations sur l'Apple TV. Les cartes de la TV portent les logos des plateformes et des chaînes, comme sur l'iPhone ; les questions se posent dans des pages de Séance, aux couleurs de l'app, et non dans les fenêtres du système, qui écrivaient blanc sur blanc ; chaque champ de réglage garde son libellé au-dessus de lui ; l'historique des versions se lit dans les réglages de tous les appareils.</w:t>
+      </w:r>
+    </w:p>
+    <w:p>
+      <w:pPr>
+        <w:pStyle w:val="ListParagraph"/>
+        <w:numPr>
+          <w:ilvl w:val="0"/>
+          <w:numId w:val="7"/>
+        </w:numPr>
+      </w:pPr>
+      <w:r>
+        <w:rPr>
+          <w:b/>
+        </w:rPr>
+        <w:t xml:space="preserve">EF-192</w:t>
+      </w:r>
+      <w:r>
+        <w:t xml:space="preserve"> Le son et le format des vidéos personnelles. Le lecteur déclare sa session audio comme un lecteur vidéo : le son sort même quand le commutateur latéral de l'iPhone est sur silencieux. Quand une piste n'est pas décodable, Séance nomme le codec en cause — « du MPEG-4 Part 2 (Xvid ou DivX) » — plutôt que de laisser un écran noir.</w:t>
+      </w:r>
+    </w:p>
+    <w:p>
+      <w:pPr>
+        <w:pStyle w:val="ListParagraph"/>
+        <w:numPr>
+          <w:ilvl w:val="0"/>
+          <w:numId w:val="7"/>
+        </w:numPr>
+      </w:pPr>
+      <w:r>
+        <w:rPr>
+          <w:b/>
+        </w:rPr>
+        <w:t xml:space="preserve">EF-193</w:t>
+      </w:r>
+      <w:r>
+        <w:t xml:space="preserve"> La bibliothèque du NAS, rangée à ta façon. Films, Séries, NEW et Vidéos se choisissent du même geste ; la liste se range alphabétiquement, par ajouts (le mois où le fichier est arrivé sur le NAS), par année de sortie ou par genre. Chaque film porte le bouton ▶︎ et les logos « où regarder », comme partout ailleurs dans l'app ; une série lance son premier épisode non vu.</w:t>
+      </w:r>
+    </w:p>
+    <w:p>
+      <w:pPr>
+        <w:pStyle w:val="ListParagraph"/>
+        <w:numPr>
+          <w:ilvl w:val="0"/>
+          <w:numId w:val="7"/>
+        </w:numPr>
+      </w:pPr>
+      <w:r>
+        <w:rPr>
+          <w:b/>
+        </w:rPr>
+        <w:t xml:space="preserve">EF-194</w:t>
+      </w:r>
+      <w:r>
+        <w:t xml:space="preserve"> Des souvenirs reconnaissables. Séance tire la première image de chaque vidéo personnelle et la pose sur sa carte, à la place de l'icône ; l'image est lue une fois puis gardée sur l'appareil. Les souvenirs tiennent deux par ligne sur l'iPhone, se cherchent par leur nom, et les noms de fichiers bruts s'affichent sans leurs tirets.</w:t>
+      </w:r>
+    </w:p>
+    <w:p>
+      <w:pPr>
+        <w:pStyle w:val="ListParagraph"/>
+        <w:numPr>
+          <w:ilvl w:val="0"/>
+          <w:numId w:val="7"/>
+        </w:numPr>
+      </w:pPr>
+      <w:r>
+        <w:rPr>
+          <w:b/>
+        </w:rPr>
+        <w:t xml:space="preserve">EF-195</w:t>
+      </w:r>
+      <w:r>
+        <w:t xml:space="preserve"> Séance lit tous les formats. Le moteur de VLC est embarqué dans l'app sur l'iPhone, l'iPad et l'Apple TV : les AVI de caméscope, les WMV, les MKV, le DV et le MJPEG se lisent depuis le NAS, sans rien copier et sans passer la main à Infuse ni à VLC. Le lecteur d'Apple reste utilisé pour ce qu'il sait lire, plus léger et seul à donner AirPlay et l'image dans l'image. Sur le Mac, où ce moteur n'existe pas pour Mac Catalyst, Séance garde le lecteur d'Apple et Infuse. Les fichiers du NAS peuvent aussi être convertis une fois pour toutes en MP4, sans perte visible, par les outils du dépôt.</w:t>
+      </w:r>
+    </w:p>
+    <w:p>
+      <w:pPr>
+        <w:pStyle w:val="ListParagraph"/>
+        <w:numPr>
+          <w:ilvl w:val="0"/>
+          <w:numId w:val="7"/>
+        </w:numPr>
+      </w:pPr>
+      <w:r>
+        <w:rPr>
+          <w:b/>
+        </w:rPr>
+        <w:t xml:space="preserve">EF-196</w:t>
+      </w:r>
+      <w:r>
+        <w:t xml:space="preserve"> L'e-mail de la semaine, à ta mesure. Six rubriques se cochent une à une — épisodes, sorties, passages à la télé, acteurs suivis, nouveautés des plateformes, soirées prévues —, avec le choix des plateformes et des chaînes qui les alimentent. L'e-mail part les jours choisis de la semaine, un ou plusieurs, à l'heure dite. Le mot de passe du compte d'envoi passe d'un appareil à l'autre par le transfert chiffré à six chiffres, jamais par une sauvegarde ni par le dossier de synchronisation.</w:t>
+      </w:r>
+    </w:p>
+    <w:p>
+      <w:pPr>
+        <w:pStyle w:val="Heading3"/>
+      </w:pPr>
+      <w:r>
+        <w:t xml:space="preserve">Ce qui reste, au 24 septembre 2026</w:t>
+      </w:r>
+    </w:p>
+    <w:p>
+      <w:pPr>
+        <w:pStyle w:val="ListParagraph"/>
+        <w:numPr>
+          <w:ilvl w:val="0"/>
+          <w:numId w:val="7"/>
+        </w:numPr>
+      </w:pPr>
+      <w:r>
+        <w:rPr>
+          <w:b/>
+        </w:rPr>
+        <w:t xml:space="preserve">EF-161</w:t>
+      </w:r>
+      <w:r>
+        <w:t xml:space="preserve"> Envoyer une vidéo de l'iPhone, de l'iPad ou du Mac vers le dossier familial du NAS.</w:t>
+      </w:r>
+    </w:p>
+    <w:p>
+      <w:pPr>
+        <w:pStyle w:val="ListParagraph"/>
+        <w:numPr>
+          <w:ilvl w:val="0"/>
+          <w:numId w:val="7"/>
+        </w:numPr>
+      </w:pPr>
+      <w:r>
+        <w:rPr>
+          <w:b/>
+        </w:rPr>
+        <w:t xml:space="preserve">EF-167</w:t>
+      </w:r>
+      <w:r>
+        <w:t xml:space="preserve"> Le fichier « .seance » de favoris, qui devient une liste nommée chez le destinataire ; la liste lisible, elle, se partage déjà.</w:t>
+      </w:r>
+    </w:p>
+    <w:p>
+      <w:pPr>
+        <w:pStyle w:val="ListParagraph"/>
+        <w:numPr>
+          <w:ilvl w:val="0"/>
+          <w:numId w:val="7"/>
+        </w:numPr>
+      </w:pPr>
+      <w:r>
+        <w:rPr>
+          <w:b/>
+        </w:rPr>
+        <w:t xml:space="preserve">EF-151 à EF-156</w:t>
+      </w:r>
+      <w:r>
+        <w:t xml:space="preserve"> Les documentaires du guide télé et ceux du NAS, et leurs alertes propres.</w:t>
+      </w:r>
+    </w:p>
+    <w:p>
+      <w:pPr>
+        <w:pStyle w:val="ListParagraph"/>
+        <w:numPr>
+          <w:ilvl w:val="0"/>
+          <w:numId w:val="7"/>
+        </w:numPr>
+      </w:pPr>
+      <w:r>
+        <w:rPr>
+          <w:b/>
+        </w:rPr>
+        <w:t xml:space="preserve">Essais</w:t>
+      </w:r>
+      <w:r>
+        <w:t xml:space="preserve"> Rien de ce qui touche le vrai NAS ni le vrai réseau n'a pu être vérifié ici : la famille qui voyage d'un appareil à l'autre par le NAS, la lecture d'une vidéo de famille, l'ouverture des plateformes et de blue TV sur les titres, l'étagère du haut de l'Apple TV, l'e-mail de la semaine envoyé pour de vrai, et la centrale de la maison sur un Mac laissé allumé.</w:t>
       </w:r>
     </w:p>
     <w:p>
@@ -12252,10 +12848,10 @@
         <w:rPr>
           <w:b/>
         </w:rPr>
-        <w:t xml:space="preserve">Avancement au 21 septembre 2026</w:t>
-      </w:r>
-      <w:r>
-        <w:t xml:space="preserve"> : les jalons 1 à 6 sont livrés, et la version 4 y a ajouté un appareil, l'Apple TV, avec son interface propre. L'app est en version 5.2 sur l'iPhone 17 Pro, l'iPad et l'Apple TV ; le code est dans le dépôt privé github.com/patrickpinard/Seance. 215 tests SeanceKit et 43 tests SeanceDonnees passent, des tests d'interface parcourent l'iPhone et l'iPad sans clé TMDB, et l'app compile sans avertissement en Swift 6 strict. Restent ouverts : l'envoi d'une vidéo vers le NAS (EF-161), le fichier de favoris à ouvrir chez un ami (EF-167), les documentaires à la télé et sur le NAS, et les essais qui demandent les vrais appareils et le vrai NAS.</w:t>
+        <w:t xml:space="preserve">Avancement au 22 septembre 2026</w:t>
+      </w:r>
+      <w:r>
+        <w:t xml:space="preserve"> : les jalons 1 à 6 sont livrés, et la version 4 y a ajouté un appareil, l'Apple TV, avec son interface propre. L'app est en version 6.2 dans le dépôt privé github.com/patrickpinard/Seance, et en 6.0.1 sur les appareils de Patrick. 236 tests SeanceKit et 51 tests SeanceDonnees passent, des tests d'interface parcourent l'iPhone et l'iPad sans clé TMDB, l'Apple TV est éprouvée à la télécommande virtuelle, et l'app compile sans avertissement en Swift 6 strict. Restent ouverts : l'envoi d'une vidéo vers le NAS (EF-161), le fichier de favoris à ouvrir chez un ami (EF-167), les documentaires à la télé et sur le NAS, et les essais qui demandent les vrais appareils, le vrai NAS et un vrai second profil.</w:t>
       </w:r>
     </w:p>
     <w:p>
@@ -12327,7 +12923,7 @@
           <w:p>
             <w:pPr/>
             <w:r>
-              <w:t xml:space="preserve">5.2</w:t>
+              <w:t xml:space="preserve">6.2</w:t>
             </w:r>
           </w:p>
         </w:tc>
@@ -12338,7 +12934,7 @@
           <w:p>
             <w:pPr/>
             <w:r>
-              <w:t xml:space="preserve">21 septembre 2026</w:t>
+              <w:t xml:space="preserve">22 septembre 2026</w:t>
             </w:r>
           </w:p>
         </w:tc>
@@ -12349,7 +12945,7 @@
           <w:p>
             <w:pPr/>
             <w:r>
-              <w:t xml:space="preserve">Les documentaires arrivent, tes favoris se partagent, tes vidéos de famille se lisent dans l'app — et Séance s'ouvre et défile plus vite.</w:t>
+              <w:t xml:space="preserve">Tes vidéos personnelles deviennent des albums de souvenirs, chacun avec son icône — et une vidéo que Séance ne sait pas lire part d'elle-même dans Infuse ou VLC.</w:t>
             </w:r>
           </w:p>
         </w:tc>
@@ -12362,7 +12958,7 @@
           <w:p>
             <w:pPr/>
             <w:r>
-              <w:t xml:space="preserve">5.1</w:t>
+              <w:t xml:space="preserve">6.3</w:t>
             </w:r>
           </w:p>
         </w:tc>
@@ -12373,7 +12969,7 @@
           <w:p>
             <w:pPr/>
             <w:r>
-              <w:t xml:space="preserve">21 septembre 2026</w:t>
+              <w:t xml:space="preserve">23 septembre 2026</w:t>
             </w:r>
           </w:p>
         </w:tc>
@@ -12384,7 +12980,7 @@
           <w:p>
             <w:pPr/>
             <w:r>
-              <w:t xml:space="preserve">Un accueil en grandes cartes, « Aujourd'hui » d'un coup d'œil, et un essai d'alerte fait pour l'Apple Watch.</w:t>
+              <w:t xml:space="preserve">L'Apple TV rattrape l'iPhone : logos des plateformes sur les cartes, menus lisibles, blue TV, historique des versions. Le son des vidéos personnelles, et le codec nommé.</w:t>
             </w:r>
           </w:p>
         </w:tc>
@@ -12397,7 +12993,7 @@
           <w:p>
             <w:pPr/>
             <w:r>
-              <w:t xml:space="preserve">5.0</w:t>
+              <w:t xml:space="preserve">6.4</w:t>
             </w:r>
           </w:p>
         </w:tc>
@@ -12408,7 +13004,7 @@
           <w:p>
             <w:pPr/>
             <w:r>
-              <w:t xml:space="preserve">21 septembre 2026</w:t>
+              <w:t xml:space="preserve">24 septembre 2026</w:t>
             </w:r>
           </w:p>
         </w:tc>
@@ -12419,7 +13015,7 @@
           <w:p>
             <w:pPr/>
             <w:r>
-              <w:t xml:space="preserve">L'e-mail de la semaine, des suggestions sur la page Ce soir, des Réglages en grandes cartes, et « Préférences ».</w:t>
+              <w:t xml:space="preserve">Le NAS se range par ajouts, année ou genre, et ses films ont le bouton ▶︎. Les souvenirs montrent la première image de leur vidéo, en deux colonnes, avec une recherche.</w:t>
             </w:r>
           </w:p>
         </w:tc>
@@ -12432,7 +13028,7 @@
           <w:p>
             <w:pPr/>
             <w:r>
-              <w:t xml:space="preserve">4.7</w:t>
+              <w:t xml:space="preserve">6.5</w:t>
             </w:r>
           </w:p>
         </w:tc>
@@ -12443,7 +13039,7 @@
           <w:p>
             <w:pPr/>
             <w:r>
-              <w:t xml:space="preserve">21 septembre 2026</w:t>
+              <w:t xml:space="preserve">24 septembre 2026</w:t>
             </w:r>
           </w:p>
         </w:tc>
@@ -12454,7 +13050,7 @@
           <w:p>
             <w:pPr/>
             <w:r>
-              <w:t xml:space="preserve">👍 👎 comme sur Netflix : dis ce qui te plaît sans l'avoir vu, et les idées du soir te ressemblent davantage.</w:t>
+              <w:t xml:space="preserve">Séance lit tous les formats avec le moteur de VLC. L'e-mail de la semaine se règle rubrique par rubrique et part les jours choisis. Les alertes reçues se retrouvent.</w:t>
             </w:r>
           </w:p>
         </w:tc>
@@ -12467,7 +13063,7 @@
           <w:p>
             <w:pPr/>
             <w:r>
-              <w:t xml:space="preserve">4.6</w:t>
+              <w:t xml:space="preserve">6.1.1</w:t>
             </w:r>
           </w:p>
         </w:tc>
@@ -12478,7 +13074,7 @@
           <w:p>
             <w:pPr/>
             <w:r>
-              <w:t xml:space="preserve">20 septembre 2026</w:t>
+              <w:t xml:space="preserve">22 septembre 2026</w:t>
             </w:r>
           </w:p>
         </w:tc>
@@ -12489,7 +13085,7 @@
           <w:p>
             <w:pPr/>
             <w:r>
-              <w:t xml:space="preserve">Tes listes arrivent sur l'Apple TV, toutes seules : la synchronisation passe aussi par le NAS.</w:t>
+              <w:t xml:space="preserve">Un bouton ▶︎ sur chaque grande carte et en tête de fiche : on voit enfin comment lancer un film — et Séance demande où, quand il est à plusieurs endroits.</w:t>
             </w:r>
           </w:p>
         </w:tc>
@@ -12502,7 +13098,7 @@
           <w:p>
             <w:pPr/>
             <w:r>
-              <w:t xml:space="preserve">4.5</w:t>
+              <w:t xml:space="preserve">6.1</w:t>
             </w:r>
           </w:p>
         </w:tc>
@@ -12513,7 +13109,7 @@
           <w:p>
             <w:pPr/>
             <w:r>
-              <w:t xml:space="preserve">20 septembre 2026</w:t>
+              <w:t xml:space="preserve">22 septembre 2026</w:t>
             </w:r>
           </w:p>
         </w:tc>
@@ -12524,7 +13120,7 @@
           <w:p>
             <w:pPr/>
             <w:r>
-              <w:t xml:space="preserve">Ta soirée en quelques touchers : où regarder chaque titre tout de suite, l'épisode 1 d'une série jamais commencée, et « Je n'aime pas ».</w:t>
+              <w:t xml:space="preserve">« Regarder » ouvre le titre lui-même sur Netflix, Apple TV et Disney+, et la chaîne en direct dans blue TV ; « Terminé » d'un geste, Terminés par mois ; un film vu ensemble s'inscrit chez chacun.</w:t>
             </w:r>
           </w:p>
         </w:tc>
@@ -12537,7 +13133,7 @@
           <w:p>
             <w:pPr/>
             <w:r>
-              <w:t xml:space="preserve">4.4.1</w:t>
+              <w:t xml:space="preserve">6.0.2</w:t>
             </w:r>
           </w:p>
         </w:tc>
@@ -12548,7 +13144,7 @@
           <w:p>
             <w:pPr/>
             <w:r>
-              <w:t xml:space="preserve">20 septembre 2026</w:t>
+              <w:t xml:space="preserve">21 septembre 2026</w:t>
             </w:r>
           </w:p>
         </w:tc>
@@ -12559,7 +13155,7 @@
           <w:p>
             <w:pPr/>
             <w:r>
-              <w:t xml:space="preserve">Tes vidéos personnelles s'ouvrent dans le lecteur que tu as choisi, Infuse compris.</w:t>
+              <w:t xml:space="preserve">Tu vois qui regarde, en haut à gauche de chaque page ; « Aujourd'hui » passe aux grandes cartes.</w:t>
             </w:r>
           </w:p>
         </w:tc>
@@ -12572,7 +13168,7 @@
           <w:p>
             <w:pPr/>
             <w:r>
-              <w:t xml:space="preserve">4.4</w:t>
+              <w:t xml:space="preserve">6.0.1</w:t>
             </w:r>
           </w:p>
         </w:tc>
@@ -12583,7 +13179,7 @@
           <w:p>
             <w:pPr/>
             <w:r>
-              <w:t xml:space="preserve">20 septembre 2026</w:t>
+              <w:t xml:space="preserve">21 septembre 2026</w:t>
             </w:r>
           </w:p>
         </w:tc>
@@ -12594,7 +13190,7 @@
           <w:p>
             <w:pPr/>
             <w:r>
-              <w:t xml:space="preserve">L'Apple TV refaite : une grande image d'accueil, des réglages enfin lisibles, et les écrans de l'iPhone.</w:t>
+              <w:t xml:space="preserve">La famille voyage entre tes appareils et se choisit sur l'Apple TV ; le Mac retrouve des pages homogènes et un accès aux Réglages qui marche partout.</w:t>
             </w:r>
           </w:p>
         </w:tc>
@@ -12607,7 +13203,7 @@
           <w:p>
             <w:pPr/>
             <w:r>
-              <w:t xml:space="preserve">4.3</w:t>
+              <w:t xml:space="preserve">6.0</w:t>
             </w:r>
           </w:p>
         </w:tc>
@@ -12618,7 +13214,7 @@
           <w:p>
             <w:pPr/>
             <w:r>
-              <w:t xml:space="preserve">20 septembre 2026</w:t>
+              <w:t xml:space="preserve">21 septembre 2026</w:t>
             </w:r>
           </w:p>
         </w:tc>
@@ -12629,7 +13225,7 @@
           <w:p>
             <w:pPr/>
             <w:r>
-              <w:t xml:space="preserve">Où regarder chaque titre d'un coup d'œil, tes vidéos personnelles sur le NAS, et une app d'un seul style.</w:t>
+              <w:t xml:space="preserve">La famille : un profil par personne. Et un Mac qui veille sur la maison, l'Apple TV enfin testée à la télécommande, tes titres dans Spotlight.</w:t>
             </w:r>
           </w:p>
         </w:tc>
@@ -12642,7 +13238,7 @@
           <w:p>
             <w:pPr/>
             <w:r>
-              <w:t xml:space="preserve">4.2</w:t>
+              <w:t xml:space="preserve">5.4</w:t>
             </w:r>
           </w:p>
         </w:tc>
@@ -12653,7 +13249,7 @@
           <w:p>
             <w:pPr/>
             <w:r>
-              <w:t xml:space="preserve">20 septembre 2026</w:t>
+              <w:t xml:space="preserve">21 septembre 2026</w:t>
             </w:r>
           </w:p>
         </w:tc>
@@ -12664,7 +13260,7 @@
           <w:p>
             <w:pPr/>
             <w:r>
-              <w:t xml:space="preserve">Un nouvel iPad ou un Mac se configure comme l'Apple TV, par un code ; et ta soirée s'affiche sur l'écran d'accueil de la TV.</w:t>
+              <w:t xml:space="preserve">Un dossier supprimé sur le NAS ne bloque plus l'analyse, et le menu de ton NAS ne garde que les rayons qui ont quelque chose.</w:t>
             </w:r>
           </w:p>
         </w:tc>
@@ -12677,7 +13273,7 @@
           <w:p>
             <w:pPr/>
             <w:r>
-              <w:t xml:space="preserve">4.1</w:t>
+              <w:t xml:space="preserve">5.3</w:t>
             </w:r>
           </w:p>
         </w:tc>
@@ -12688,7 +13284,7 @@
           <w:p>
             <w:pPr/>
             <w:r>
-              <w:t xml:space="preserve">20 septembre 2026</w:t>
+              <w:t xml:space="preserve">21 septembre 2026</w:t>
             </w:r>
           </w:p>
         </w:tc>
@@ -12699,7 +13295,7 @@
           <w:p>
             <w:pPr/>
             <w:r>
-              <w:t xml:space="preserve">Des Réglages refaits, un seul lecteur pour « Lire », et une Apple TV presque aussi complète que l'iPhone.</w:t>
+              <w:t xml:space="preserve">Un seul format partout : la grande carte de « Ce soir à la TV », avec l'heure, la durée et la source, sur toutes les pages et tous tes appareils.</w:t>
             </w:r>
           </w:p>
         </w:tc>
@@ -12712,7 +13308,7 @@
           <w:p>
             <w:pPr/>
             <w:r>
-              <w:t xml:space="preserve">4.0</w:t>
+              <w:t xml:space="preserve">5.2</w:t>
             </w:r>
           </w:p>
         </w:tc>
@@ -12723,7 +13319,7 @@
           <w:p>
             <w:pPr/>
             <w:r>
-              <w:t xml:space="preserve">20 septembre 2026</w:t>
+              <w:t xml:space="preserve">21 septembre 2026</w:t>
             </w:r>
           </w:p>
         </w:tc>
@@ -12734,7 +13330,7 @@
           <w:p>
             <w:pPr/>
             <w:r>
-              <w:t xml:space="preserve">Séance arrive sur l'Apple TV, et ton iPhone la met en route avec un simple code.</w:t>
+              <w:t xml:space="preserve">Les documentaires arrivent, tes favoris se partagent, tes vidéos de famille se lisent dans l'app — et Séance s'ouvre et défile plus vite.</w:t>
             </w:r>
           </w:p>
         </w:tc>
@@ -12747,7 +13343,7 @@
           <w:p>
             <w:pPr/>
             <w:r>
-              <w:t xml:space="preserve">3.2.1</w:t>
+              <w:t xml:space="preserve">5.1</w:t>
             </w:r>
           </w:p>
         </w:tc>
@@ -12758,7 +13354,7 @@
           <w:p>
             <w:pPr/>
             <w:r>
-              <w:t xml:space="preserve">19 septembre 2026</w:t>
+              <w:t xml:space="preserve">21 septembre 2026</w:t>
             </w:r>
           </w:p>
         </w:tc>
@@ -12769,7 +13365,7 @@
           <w:p>
             <w:pPr/>
             <w:r>
-              <w:t xml:space="preserve">Sur l'iPad, la barre latérale s'ouvre aussi quand tu tournes la tablette.</w:t>
+              <w:t xml:space="preserve">Un accueil en grandes cartes, « Aujourd'hui » d'un coup d'œil, et un essai d'alerte fait pour l'Apple Watch.</w:t>
             </w:r>
           </w:p>
         </w:tc>
@@ -12782,7 +13378,7 @@
           <w:p>
             <w:pPr/>
             <w:r>
-              <w:t xml:space="preserve">3.2</w:t>
+              <w:t xml:space="preserve">5.0</w:t>
             </w:r>
           </w:p>
         </w:tc>
@@ -12793,7 +13389,7 @@
           <w:p>
             <w:pPr/>
             <w:r>
-              <w:t xml:space="preserve">19 septembre 2026</w:t>
+              <w:t xml:space="preserve">21 septembre 2026</w:t>
             </w:r>
           </w:p>
         </w:tc>
@@ -12804,7 +13400,7 @@
           <w:p>
             <w:pPr/>
             <w:r>
-              <w:t xml:space="preserve">Des pages vides qui expliquent et proposent, des boutons plus faciles à toucher, et un programme télé juste au petit matin.</w:t>
+              <w:t xml:space="preserve">L'e-mail de la semaine, des suggestions sur la page Ce soir, des Réglages en grandes cartes, et « Préférences ».</w:t>
             </w:r>
           </w:p>
         </w:tc>
@@ -12817,7 +13413,7 @@
           <w:p>
             <w:pPr/>
             <w:r>
-              <w:t xml:space="preserve">3.1.1</w:t>
+              <w:t xml:space="preserve">4.7</w:t>
             </w:r>
           </w:p>
         </w:tc>
@@ -12828,7 +13424,7 @@
           <w:p>
             <w:pPr/>
             <w:r>
-              <w:t xml:space="preserve">18 septembre 2026</w:t>
+              <w:t xml:space="preserve">21 septembre 2026</w:t>
             </w:r>
           </w:p>
         </w:tc>
@@ -12839,7 +13435,7 @@
           <w:p>
             <w:pPr/>
             <w:r>
-              <w:t xml:space="preserve">Sur l'iPad, la barre latérale ne recouvre plus l'accueil.</w:t>
+              <w:t xml:space="preserve">👍 👎 comme sur Netflix : dis ce qui te plaît sans l'avoir vu, et les idées du soir te ressemblent davantage.</w:t>
             </w:r>
           </w:p>
         </w:tc>
@@ -12852,7 +13448,7 @@
           <w:p>
             <w:pPr/>
             <w:r>
-              <w:t xml:space="preserve">3.1</w:t>
+              <w:t xml:space="preserve">4.6</w:t>
             </w:r>
           </w:p>
         </w:tc>
@@ -12863,7 +13459,7 @@
           <w:p>
             <w:pPr/>
             <w:r>
-              <w:t xml:space="preserve">18 septembre 2026</w:t>
+              <w:t xml:space="preserve">20 septembre 2026</w:t>
             </w:r>
           </w:p>
         </w:tc>
@@ -12874,7 +13470,7 @@
           <w:p>
             <w:pPr/>
             <w:r>
-              <w:t xml:space="preserve">Un nouvel appareil prêt en trois étapes, des alertes à bouton, et les derniers écrans alignés.</w:t>
+              <w:t xml:space="preserve">Tes listes arrivent sur l'Apple TV, toutes seules : la synchronisation passe aussi par le NAS.</w:t>
             </w:r>
           </w:p>
         </w:tc>
@@ -12887,7 +13483,7 @@
           <w:p>
             <w:pPr/>
             <w:r>
-              <w:t xml:space="preserve">3.0</w:t>
+              <w:t xml:space="preserve">4.5</w:t>
             </w:r>
           </w:p>
         </w:tc>
@@ -12898,7 +13494,7 @@
           <w:p>
             <w:pPr/>
             <w:r>
-              <w:t xml:space="preserve">18 septembre 2026</w:t>
+              <w:t xml:space="preserve">20 septembre 2026</w:t>
             </w:r>
           </w:p>
         </w:tc>
@@ -12909,7 +13505,7 @@
           <w:p>
             <w:pPr/>
             <w:r>
-              <w:t xml:space="preserve">Une synchronisation qui propage aussi les suppressions, l'app utilisable sans réseau, et trois attentions du quotidien.</w:t>
+              <w:t xml:space="preserve">Ta soirée en quelques touchers : où regarder chaque titre tout de suite, l'épisode 1 d'une série jamais commencée, et « Je n'aime pas ».</w:t>
             </w:r>
           </w:p>
         </w:tc>
@@ -12922,7 +13518,7 @@
           <w:p>
             <w:pPr/>
             <w:r>
-              <w:t xml:space="preserve">2.9</w:t>
+              <w:t xml:space="preserve">4.4.1</w:t>
             </w:r>
           </w:p>
         </w:tc>
@@ -12933,7 +13529,7 @@
           <w:p>
             <w:pPr/>
             <w:r>
-              <w:t xml:space="preserve">18 septembre 2026</w:t>
+              <w:t xml:space="preserve">20 septembre 2026</w:t>
             </w:r>
           </w:p>
         </w:tc>
@@ -12944,7 +13540,7 @@
           <w:p>
             <w:pPr/>
             <w:r>
-              <w:t xml:space="preserve">Un Profil en images, des Réglages en tableau de bord, et l'apparence claire ou sombre au choix.</w:t>
+              <w:t xml:space="preserve">Tes vidéos personnelles s'ouvrent dans le lecteur que tu as choisi, Infuse compris.</w:t>
             </w:r>
           </w:p>
         </w:tc>
@@ -12957,7 +13553,7 @@
           <w:p>
             <w:pPr/>
             <w:r>
-              <w:t xml:space="preserve">2.8</w:t>
+              <w:t xml:space="preserve">4.4</w:t>
             </w:r>
           </w:p>
         </w:tc>
@@ -12968,7 +13564,7 @@
           <w:p>
             <w:pPr/>
             <w:r>
-              <w:t xml:space="preserve">18 septembre 2026</w:t>
+              <w:t xml:space="preserve">20 septembre 2026</w:t>
             </w:r>
           </w:p>
         </w:tc>
@@ -12979,7 +13575,7 @@
           <w:p>
             <w:pPr/>
             <w:r>
-              <w:t xml:space="preserve">Tes appareils se tiennent à jour par un dossier d'iCloud Drive, et une sauvegarde s'envoie par AirDrop.</w:t>
+              <w:t xml:space="preserve">L'Apple TV refaite : une grande image d'accueil, des réglages enfin lisibles, et les écrans de l'iPhone.</w:t>
             </w:r>
           </w:p>
         </w:tc>
@@ -12992,7 +13588,7 @@
           <w:p>
             <w:pPr/>
             <w:r>
-              <w:t xml:space="preserve">2.7</w:t>
+              <w:t xml:space="preserve">4.3</w:t>
             </w:r>
           </w:p>
         </w:tc>
@@ -13003,7 +13599,7 @@
           <w:p>
             <w:pPr/>
             <w:r>
-              <w:t xml:space="preserve">18 septembre 2026</w:t>
+              <w:t xml:space="preserve">20 septembre 2026</w:t>
             </w:r>
           </w:p>
         </w:tc>
@@ -13014,7 +13610,7 @@
           <w:p>
             <w:pPr/>
             <w:r>
-              <w:t xml:space="preserve">Une sauvegarde enfin complète pour passer d'un appareil à l'autre, et Siri qui comprend mieux.</w:t>
+              <w:t xml:space="preserve">Où regarder chaque titre d'un coup d'œil, tes vidéos personnelles sur le NAS, et une app d'un seul style.</w:t>
             </w:r>
           </w:p>
         </w:tc>
@@ -13027,7 +13623,7 @@
           <w:p>
             <w:pPr/>
             <w:r>
-              <w:t xml:space="preserve">2.6</w:t>
+              <w:t xml:space="preserve">4.2</w:t>
             </w:r>
           </w:p>
         </w:tc>
@@ -13038,7 +13634,7 @@
           <w:p>
             <w:pPr/>
             <w:r>
-              <w:t xml:space="preserve">18 septembre 2026</w:t>
+              <w:t xml:space="preserve">20 septembre 2026</w:t>
             </w:r>
           </w:p>
         </w:tc>
@@ -13049,7 +13645,7 @@
           <w:p>
             <w:pPr/>
             <w:r>
-              <w:t xml:space="preserve">« À venir » en rangée de jours, Mes listes en affiches, un NAS plus parlant, et l'app entièrement testée sur l'iPhone et l'iPad mini.</w:t>
+              <w:t xml:space="preserve">Un nouvel iPad ou un Mac se configure comme l'Apple TV, par un code ; et ta soirée s'affiche sur l'écran d'accueil de la TV.</w:t>
             </w:r>
           </w:p>
         </w:tc>
@@ -13062,7 +13658,7 @@
           <w:p>
             <w:pPr/>
             <w:r>
-              <w:t xml:space="preserve">2.5</w:t>
+              <w:t xml:space="preserve">4.1</w:t>
             </w:r>
           </w:p>
         </w:tc>
@@ -13073,7 +13669,7 @@
           <w:p>
             <w:pPr/>
             <w:r>
-              <w:t xml:space="preserve">18 septembre 2026</w:t>
+              <w:t xml:space="preserve">20 septembre 2026</w:t>
             </w:r>
           </w:p>
         </w:tc>
@@ -13084,7 +13680,7 @@
           <w:p>
             <w:pPr/>
             <w:r>
-              <w:t xml:space="preserve">Réglages ne fige plus l'iPhone ; programme télé et Ce soir refaits en grandes cartes ; source des idées, accueil à ta mesure et ton prénom.</w:t>
+              <w:t xml:space="preserve">Des Réglages refaits, un seul lecteur pour « Lire », et une Apple TV presque aussi complète que l'iPhone.</w:t>
             </w:r>
           </w:p>
         </w:tc>
@@ -13097,7 +13693,7 @@
           <w:p>
             <w:pPr/>
             <w:r>
-              <w:t xml:space="preserve">2.4</w:t>
+              <w:t xml:space="preserve">4.0</w:t>
             </w:r>
           </w:p>
         </w:tc>
@@ -13108,7 +13704,7 @@
           <w:p>
             <w:pPr/>
             <w:r>
-              <w:t xml:space="preserve">18 septembre 2026</w:t>
+              <w:t xml:space="preserve">20 septembre 2026</w:t>
             </w:r>
           </w:p>
         </w:tc>
@@ -13119,7 +13715,7 @@
           <w:p>
             <w:pPr/>
             <w:r>
-              <w:t xml:space="preserve">Prévoir et ranger depuis partout, listes nommées, où regarder sur les affiches, et des données versionnées.</w:t>
+              <w:t xml:space="preserve">Séance arrive sur l'Apple TV, et ton iPhone la met en route avec un simple code.</w:t>
             </w:r>
           </w:p>
         </w:tc>
@@ -13132,7 +13728,7 @@
           <w:p>
             <w:pPr/>
             <w:r>
-              <w:t xml:space="preserve">2.3</w:t>
+              <w:t xml:space="preserve">3.2.1</w:t>
             </w:r>
           </w:p>
         </w:tc>
@@ -13143,7 +13739,7 @@
           <w:p>
             <w:pPr/>
             <w:r>
-              <w:t xml:space="preserve">18 septembre 2026</w:t>
+              <w:t xml:space="preserve">19 septembre 2026</w:t>
             </w:r>
           </w:p>
         </w:tc>
@@ -13154,7 +13750,7 @@
           <w:p>
             <w:pPr/>
             <w:r>
-              <w:t xml:space="preserve">Prévoir un film ou une série pour la soirée de ton choix.</w:t>
+              <w:t xml:space="preserve">Sur l'iPad, la barre latérale s'ouvre aussi quand tu tournes la tablette.</w:t>
             </w:r>
           </w:p>
         </w:tc>
@@ -13167,7 +13763,7 @@
           <w:p>
             <w:pPr/>
             <w:r>
-              <w:t xml:space="preserve">2.2</w:t>
+              <w:t xml:space="preserve">3.2</w:t>
             </w:r>
           </w:p>
         </w:tc>
@@ -13178,7 +13774,7 @@
           <w:p>
             <w:pPr/>
             <w:r>
-              <w:t xml:space="preserve">18 septembre 2026</w:t>
+              <w:t xml:space="preserve">19 septembre 2026</w:t>
             </w:r>
           </w:p>
         </w:tc>
@@ -13189,7 +13785,7 @@
           <w:p>
             <w:pPr/>
             <w:r>
-              <w:t xml:space="preserve">Ce soir, en plus simple : seulement ce que tu as choisi de regarder.</w:t>
+              <w:t xml:space="preserve">Des pages vides qui expliquent et proposent, des boutons plus faciles à toucher, et un programme télé juste au petit matin.</w:t>
             </w:r>
           </w:p>
         </w:tc>
@@ -13202,7 +13798,7 @@
           <w:p>
             <w:pPr/>
             <w:r>
-              <w:t xml:space="preserve">2.1</w:t>
+              <w:t xml:space="preserve">3.1.1</w:t>
             </w:r>
           </w:p>
         </w:tc>
@@ -13213,7 +13809,7 @@
           <w:p>
             <w:pPr/>
             <w:r>
-              <w:t xml:space="preserve">17 septembre 2026</w:t>
+              <w:t xml:space="preserve">18 septembre 2026</w:t>
             </w:r>
           </w:p>
         </w:tc>
@@ -13224,7 +13820,7 @@
           <w:p>
             <w:pPr/>
             <w:r>
-              <w:t xml:space="preserve">Le parcours d'un utilisateur, corrigé point par point : idées qui se renouvellent, fiches de séries justes, écrans plus nets.</w:t>
+              <w:t xml:space="preserve">Sur l'iPad, la barre latérale ne recouvre plus l'accueil.</w:t>
             </w:r>
           </w:p>
         </w:tc>
@@ -13237,7 +13833,7 @@
           <w:p>
             <w:pPr/>
             <w:r>
-              <w:t xml:space="preserve">2.0</w:t>
+              <w:t xml:space="preserve">3.1</w:t>
             </w:r>
           </w:p>
         </w:tc>
@@ -13248,7 +13844,7 @@
           <w:p>
             <w:pPr/>
             <w:r>
-              <w:t xml:space="preserve">17 septembre 2026</w:t>
+              <w:t xml:space="preserve">18 septembre 2026</w:t>
             </w:r>
           </w:p>
         </w:tc>
@@ -13259,7 +13855,7 @@
           <w:p>
             <w:pPr/>
             <w:r>
-              <w:t xml:space="preserve">Des idées pour ce soir selon tes goûts, une app plus claire et qui prévient quand quelque chose cloche.</w:t>
+              <w:t xml:space="preserve">Un nouvel appareil prêt en trois étapes, des alertes à bouton, et les derniers écrans alignés.</w:t>
             </w:r>
           </w:p>
         </w:tc>
@@ -13272,7 +13868,7 @@
           <w:p>
             <w:pPr/>
             <w:r>
-              <w:t xml:space="preserve">1.5</w:t>
+              <w:t xml:space="preserve">3.0</w:t>
             </w:r>
           </w:p>
         </w:tc>
@@ -13283,7 +13879,7 @@
           <w:p>
             <w:pPr/>
             <w:r>
-              <w:t xml:space="preserve">17 septembre 2026</w:t>
+              <w:t xml:space="preserve">18 septembre 2026</w:t>
             </w:r>
           </w:p>
         </w:tc>
@@ -13294,7 +13890,7 @@
           <w:p>
             <w:pPr/>
             <w:r>
-              <w:t xml:space="preserve">« Du moment » sur l'accueil, et les terminés se suppriment de Mes listes.</w:t>
+              <w:t xml:space="preserve">Une synchronisation qui propage aussi les suppressions, l'app utilisable sans réseau, et trois attentions du quotidien.</w:t>
             </w:r>
           </w:p>
         </w:tc>
@@ -13307,7 +13903,7 @@
           <w:p>
             <w:pPr/>
             <w:r>
-              <w:t xml:space="preserve">1.4</w:t>
+              <w:t xml:space="preserve">2.9</w:t>
             </w:r>
           </w:p>
         </w:tc>
@@ -13318,7 +13914,7 @@
           <w:p>
             <w:pPr/>
             <w:r>
-              <w:t xml:space="preserve">17 septembre 2026</w:t>
+              <w:t xml:space="preserve">18 septembre 2026</w:t>
             </w:r>
           </w:p>
         </w:tc>
@@ -13329,7 +13925,7 @@
           <w:p>
             <w:pPr/>
             <w:r>
-              <w:t xml:space="preserve">Top 10 de l'année, Regardable ce soir dans Mes listes, actions rapides sur les affiches, menu masquable sur le Mac.</w:t>
+              <w:t xml:space="preserve">Un Profil en images, des Réglages en tableau de bord, et l'apparence claire ou sombre au choix.</w:t>
             </w:r>
           </w:p>
         </w:tc>
@@ -13342,7 +13938,7 @@
           <w:p>
             <w:pPr/>
             <w:r>
-              <w:t xml:space="preserve">1.3</w:t>
+              <w:t xml:space="preserve">2.8</w:t>
             </w:r>
           </w:p>
         </w:tc>
@@ -13353,7 +13949,7 @@
           <w:p>
             <w:pPr/>
             <w:r>
-              <w:t xml:space="preserve">17 septembre 2026</w:t>
+              <w:t xml:space="preserve">18 septembre 2026</w:t>
             </w:r>
           </w:p>
         </w:tc>
@@ -13364,7 +13960,7 @@
           <w:p>
             <w:pPr/>
             <w:r>
-              <w:t xml:space="preserve">Acteurs : recherche, suivi, statistiques justes ; titres similaires et note dans l'en-tête.</w:t>
+              <w:t xml:space="preserve">Tes appareils se tiennent à jour par un dossier d'iCloud Drive, et une sauvegarde s'envoie par AirDrop.</w:t>
             </w:r>
           </w:p>
         </w:tc>
@@ -13377,7 +13973,7 @@
           <w:p>
             <w:pPr/>
             <w:r>
-              <w:t xml:space="preserve">1.2</w:t>
+              <w:t xml:space="preserve">2.7</w:t>
             </w:r>
           </w:p>
         </w:tc>
@@ -13388,7 +13984,7 @@
           <w:p>
             <w:pPr/>
             <w:r>
-              <w:t xml:space="preserve">17 septembre 2026</w:t>
+              <w:t xml:space="preserve">18 septembre 2026</w:t>
             </w:r>
           </w:p>
         </w:tc>
@@ -13399,7 +13995,7 @@
           <w:p>
             <w:pPr/>
             <w:r>
-              <w:t xml:space="preserve">Statistiques et bilan de l'année, widgets, Siri, fiche acteur, premier lancement guidé et vraie mise en page Mac.</w:t>
+              <w:t xml:space="preserve">Une sauvegarde enfin complète pour passer d'un appareil à l'autre, et Siri qui comprend mieux.</w:t>
             </w:r>
           </w:p>
         </w:tc>
@@ -13412,7 +14008,7 @@
           <w:p>
             <w:pPr/>
             <w:r>
-              <w:t xml:space="preserve">1.1</w:t>
+              <w:t xml:space="preserve">2.6</w:t>
             </w:r>
           </w:p>
         </w:tc>
@@ -13423,7 +14019,7 @@
           <w:p>
             <w:pPr/>
             <w:r>
-              <w:t xml:space="preserve">17 septembre 2026</w:t>
+              <w:t xml:space="preserve">18 septembre 2026</w:t>
             </w:r>
           </w:p>
         </w:tc>
@@ -13434,7 +14030,7 @@
           <w:p>
             <w:pPr/>
             <w:r>
-              <w:t xml:space="preserve">Suivi des séries, alertes complètes et version Mac.</w:t>
+              <w:t xml:space="preserve">« À venir » en rangée de jours, Mes listes en affiches, un NAS plus parlant, et l'app entièrement testée sur l'iPhone et l'iPad mini.</w:t>
             </w:r>
           </w:p>
         </w:tc>
@@ -13447,7 +14043,7 @@
           <w:p>
             <w:pPr/>
             <w:r>
-              <w:t xml:space="preserve">1.0</w:t>
+              <w:t xml:space="preserve">2.5</w:t>
             </w:r>
           </w:p>
         </w:tc>
@@ -13458,7 +14054,7 @@
           <w:p>
             <w:pPr/>
             <w:r>
-              <w:t xml:space="preserve">16 septembre 2026</w:t>
+              <w:t xml:space="preserve">18 septembre 2026</w:t>
             </w:r>
           </w:p>
         </w:tc>
@@ -13469,7 +14065,7 @@
           <w:p>
             <w:pPr/>
             <w:r>
-              <w:t xml:space="preserve">Première version stable : NAS, Explorer et fiches fiabilisés à l'usage sur l'iPhone.</w:t>
+              <w:t xml:space="preserve">Réglages ne fige plus l'iPhone ; programme télé et Ce soir refaits en grandes cartes ; source des idées, accueil à ta mesure et ton prénom.</w:t>
             </w:r>
           </w:p>
         </w:tc>
@@ -13482,6 +14078,391 @@
           <w:p>
             <w:pPr/>
             <w:r>
+              <w:t xml:space="preserve">2.4</w:t>
+            </w:r>
+          </w:p>
+        </w:tc>
+        <w:tc>
+          <w:tcPr>
+            <w:tcW w:w="2300" w:type="dxa"/>
+          </w:tcPr>
+          <w:p>
+            <w:pPr/>
+            <w:r>
+              <w:t xml:space="preserve">18 septembre 2026</w:t>
+            </w:r>
+          </w:p>
+        </w:tc>
+        <w:tc>
+          <w:tcPr>
+            <w:tcW w:w="5960" w:type="dxa"/>
+          </w:tcPr>
+          <w:p>
+            <w:pPr/>
+            <w:r>
+              <w:t xml:space="preserve">Prévoir et ranger depuis partout, listes nommées, où regarder sur les affiches, et des données versionnées.</w:t>
+            </w:r>
+          </w:p>
+        </w:tc>
+      </w:tr>
+      <w:tr>
+        <w:tc>
+          <w:tcPr>
+            <w:tcW w:w="1100" w:type="dxa"/>
+          </w:tcPr>
+          <w:p>
+            <w:pPr/>
+            <w:r>
+              <w:t xml:space="preserve">2.3</w:t>
+            </w:r>
+          </w:p>
+        </w:tc>
+        <w:tc>
+          <w:tcPr>
+            <w:tcW w:w="2300" w:type="dxa"/>
+          </w:tcPr>
+          <w:p>
+            <w:pPr/>
+            <w:r>
+              <w:t xml:space="preserve">18 septembre 2026</w:t>
+            </w:r>
+          </w:p>
+        </w:tc>
+        <w:tc>
+          <w:tcPr>
+            <w:tcW w:w="5960" w:type="dxa"/>
+          </w:tcPr>
+          <w:p>
+            <w:pPr/>
+            <w:r>
+              <w:t xml:space="preserve">Prévoir un film ou une série pour la soirée de ton choix.</w:t>
+            </w:r>
+          </w:p>
+        </w:tc>
+      </w:tr>
+      <w:tr>
+        <w:tc>
+          <w:tcPr>
+            <w:tcW w:w="1100" w:type="dxa"/>
+          </w:tcPr>
+          <w:p>
+            <w:pPr/>
+            <w:r>
+              <w:t xml:space="preserve">2.2</w:t>
+            </w:r>
+          </w:p>
+        </w:tc>
+        <w:tc>
+          <w:tcPr>
+            <w:tcW w:w="2300" w:type="dxa"/>
+          </w:tcPr>
+          <w:p>
+            <w:pPr/>
+            <w:r>
+              <w:t xml:space="preserve">18 septembre 2026</w:t>
+            </w:r>
+          </w:p>
+        </w:tc>
+        <w:tc>
+          <w:tcPr>
+            <w:tcW w:w="5960" w:type="dxa"/>
+          </w:tcPr>
+          <w:p>
+            <w:pPr/>
+            <w:r>
+              <w:t xml:space="preserve">Ce soir, en plus simple : seulement ce que tu as choisi de regarder.</w:t>
+            </w:r>
+          </w:p>
+        </w:tc>
+      </w:tr>
+      <w:tr>
+        <w:tc>
+          <w:tcPr>
+            <w:tcW w:w="1100" w:type="dxa"/>
+          </w:tcPr>
+          <w:p>
+            <w:pPr/>
+            <w:r>
+              <w:t xml:space="preserve">2.1</w:t>
+            </w:r>
+          </w:p>
+        </w:tc>
+        <w:tc>
+          <w:tcPr>
+            <w:tcW w:w="2300" w:type="dxa"/>
+          </w:tcPr>
+          <w:p>
+            <w:pPr/>
+            <w:r>
+              <w:t xml:space="preserve">17 septembre 2026</w:t>
+            </w:r>
+          </w:p>
+        </w:tc>
+        <w:tc>
+          <w:tcPr>
+            <w:tcW w:w="5960" w:type="dxa"/>
+          </w:tcPr>
+          <w:p>
+            <w:pPr/>
+            <w:r>
+              <w:t xml:space="preserve">Le parcours d'un utilisateur, corrigé point par point : idées qui se renouvellent, fiches de séries justes, écrans plus nets.</w:t>
+            </w:r>
+          </w:p>
+        </w:tc>
+      </w:tr>
+      <w:tr>
+        <w:tc>
+          <w:tcPr>
+            <w:tcW w:w="1100" w:type="dxa"/>
+          </w:tcPr>
+          <w:p>
+            <w:pPr/>
+            <w:r>
+              <w:t xml:space="preserve">2.0</w:t>
+            </w:r>
+          </w:p>
+        </w:tc>
+        <w:tc>
+          <w:tcPr>
+            <w:tcW w:w="2300" w:type="dxa"/>
+          </w:tcPr>
+          <w:p>
+            <w:pPr/>
+            <w:r>
+              <w:t xml:space="preserve">17 septembre 2026</w:t>
+            </w:r>
+          </w:p>
+        </w:tc>
+        <w:tc>
+          <w:tcPr>
+            <w:tcW w:w="5960" w:type="dxa"/>
+          </w:tcPr>
+          <w:p>
+            <w:pPr/>
+            <w:r>
+              <w:t xml:space="preserve">Des idées pour ce soir selon tes goûts, une app plus claire et qui prévient quand quelque chose cloche.</w:t>
+            </w:r>
+          </w:p>
+        </w:tc>
+      </w:tr>
+      <w:tr>
+        <w:tc>
+          <w:tcPr>
+            <w:tcW w:w="1100" w:type="dxa"/>
+          </w:tcPr>
+          <w:p>
+            <w:pPr/>
+            <w:r>
+              <w:t xml:space="preserve">1.5</w:t>
+            </w:r>
+          </w:p>
+        </w:tc>
+        <w:tc>
+          <w:tcPr>
+            <w:tcW w:w="2300" w:type="dxa"/>
+          </w:tcPr>
+          <w:p>
+            <w:pPr/>
+            <w:r>
+              <w:t xml:space="preserve">17 septembre 2026</w:t>
+            </w:r>
+          </w:p>
+        </w:tc>
+        <w:tc>
+          <w:tcPr>
+            <w:tcW w:w="5960" w:type="dxa"/>
+          </w:tcPr>
+          <w:p>
+            <w:pPr/>
+            <w:r>
+              <w:t xml:space="preserve">« Du moment » sur l'accueil, et les terminés se suppriment de Mes listes.</w:t>
+            </w:r>
+          </w:p>
+        </w:tc>
+      </w:tr>
+      <w:tr>
+        <w:tc>
+          <w:tcPr>
+            <w:tcW w:w="1100" w:type="dxa"/>
+          </w:tcPr>
+          <w:p>
+            <w:pPr/>
+            <w:r>
+              <w:t xml:space="preserve">1.4</w:t>
+            </w:r>
+          </w:p>
+        </w:tc>
+        <w:tc>
+          <w:tcPr>
+            <w:tcW w:w="2300" w:type="dxa"/>
+          </w:tcPr>
+          <w:p>
+            <w:pPr/>
+            <w:r>
+              <w:t xml:space="preserve">17 septembre 2026</w:t>
+            </w:r>
+          </w:p>
+        </w:tc>
+        <w:tc>
+          <w:tcPr>
+            <w:tcW w:w="5960" w:type="dxa"/>
+          </w:tcPr>
+          <w:p>
+            <w:pPr/>
+            <w:r>
+              <w:t xml:space="preserve">Top 10 de l'année, Regardable ce soir dans Mes listes, actions rapides sur les affiches, menu masquable sur le Mac.</w:t>
+            </w:r>
+          </w:p>
+        </w:tc>
+      </w:tr>
+      <w:tr>
+        <w:tc>
+          <w:tcPr>
+            <w:tcW w:w="1100" w:type="dxa"/>
+          </w:tcPr>
+          <w:p>
+            <w:pPr/>
+            <w:r>
+              <w:t xml:space="preserve">1.3</w:t>
+            </w:r>
+          </w:p>
+        </w:tc>
+        <w:tc>
+          <w:tcPr>
+            <w:tcW w:w="2300" w:type="dxa"/>
+          </w:tcPr>
+          <w:p>
+            <w:pPr/>
+            <w:r>
+              <w:t xml:space="preserve">17 septembre 2026</w:t>
+            </w:r>
+          </w:p>
+        </w:tc>
+        <w:tc>
+          <w:tcPr>
+            <w:tcW w:w="5960" w:type="dxa"/>
+          </w:tcPr>
+          <w:p>
+            <w:pPr/>
+            <w:r>
+              <w:t xml:space="preserve">Acteurs : recherche, suivi, statistiques justes ; titres similaires et note dans l'en-tête.</w:t>
+            </w:r>
+          </w:p>
+        </w:tc>
+      </w:tr>
+      <w:tr>
+        <w:tc>
+          <w:tcPr>
+            <w:tcW w:w="1100" w:type="dxa"/>
+          </w:tcPr>
+          <w:p>
+            <w:pPr/>
+            <w:r>
+              <w:t xml:space="preserve">1.2</w:t>
+            </w:r>
+          </w:p>
+        </w:tc>
+        <w:tc>
+          <w:tcPr>
+            <w:tcW w:w="2300" w:type="dxa"/>
+          </w:tcPr>
+          <w:p>
+            <w:pPr/>
+            <w:r>
+              <w:t xml:space="preserve">17 septembre 2026</w:t>
+            </w:r>
+          </w:p>
+        </w:tc>
+        <w:tc>
+          <w:tcPr>
+            <w:tcW w:w="5960" w:type="dxa"/>
+          </w:tcPr>
+          <w:p>
+            <w:pPr/>
+            <w:r>
+              <w:t xml:space="preserve">Statistiques et bilan de l'année, widgets, Siri, fiche acteur, premier lancement guidé et vraie mise en page Mac.</w:t>
+            </w:r>
+          </w:p>
+        </w:tc>
+      </w:tr>
+      <w:tr>
+        <w:tc>
+          <w:tcPr>
+            <w:tcW w:w="1100" w:type="dxa"/>
+          </w:tcPr>
+          <w:p>
+            <w:pPr/>
+            <w:r>
+              <w:t xml:space="preserve">1.1</w:t>
+            </w:r>
+          </w:p>
+        </w:tc>
+        <w:tc>
+          <w:tcPr>
+            <w:tcW w:w="2300" w:type="dxa"/>
+          </w:tcPr>
+          <w:p>
+            <w:pPr/>
+            <w:r>
+              <w:t xml:space="preserve">17 septembre 2026</w:t>
+            </w:r>
+          </w:p>
+        </w:tc>
+        <w:tc>
+          <w:tcPr>
+            <w:tcW w:w="5960" w:type="dxa"/>
+          </w:tcPr>
+          <w:p>
+            <w:pPr/>
+            <w:r>
+              <w:t xml:space="preserve">Suivi des séries, alertes complètes et version Mac.</w:t>
+            </w:r>
+          </w:p>
+        </w:tc>
+      </w:tr>
+      <w:tr>
+        <w:tc>
+          <w:tcPr>
+            <w:tcW w:w="1100" w:type="dxa"/>
+          </w:tcPr>
+          <w:p>
+            <w:pPr/>
+            <w:r>
+              <w:t xml:space="preserve">1.0</w:t>
+            </w:r>
+          </w:p>
+        </w:tc>
+        <w:tc>
+          <w:tcPr>
+            <w:tcW w:w="2300" w:type="dxa"/>
+          </w:tcPr>
+          <w:p>
+            <w:pPr/>
+            <w:r>
+              <w:t xml:space="preserve">16 septembre 2026</w:t>
+            </w:r>
+          </w:p>
+        </w:tc>
+        <w:tc>
+          <w:tcPr>
+            <w:tcW w:w="5960" w:type="dxa"/>
+          </w:tcPr>
+          <w:p>
+            <w:pPr/>
+            <w:r>
+              <w:t xml:space="preserve">Première version stable : NAS, Explorer et fiches fiabilisés à l'usage sur l'iPhone.</w:t>
+            </w:r>
+          </w:p>
+        </w:tc>
+      </w:tr>
+      <w:tr>
+        <w:tc>
+          <w:tcPr>
+            <w:tcW w:w="1100" w:type="dxa"/>
+          </w:tcPr>
+          <w:p>
+            <w:pPr/>
+            <w:r>
               <w:t xml:space="preserve">0.9</w:t>
             </w:r>
           </w:p>
@@ -13874,7 +14855,7 @@
     <w:p>
       <w:pPr/>
       <w:r>
-        <w:t xml:space="preserve">Ce qui reste ouvert après la version 5.2 (21 septembre 2026).</w:t>
+        <w:t xml:space="preserve">Ce qui reste ouvert après la version 6.5 (24 septembre 2026).</w:t>
       </w:r>
     </w:p>
     <w:p>
@@ -13907,16 +14888,37 @@
         </w:numPr>
       </w:pPr>
       <w:r>
+        <w:t xml:space="preserve">☑ </w:t>
+      </w:r>
+      <w:r>
+        <w:rPr>
+          <w:b/>
+        </w:rPr>
+        <w:t xml:space="preserve">Lecture des vidéos personnelles sur l'iPhone</w:t>
+      </w:r>
+      <w:r>
+        <w:t xml:space="preserve"> : réglé — le lecteur intégré de la 5.2 lit la vidéo sur place, et depuis la 6.2 il se retire de lui-même au profit d'Infuse ou de VLC quand le codec ne passe pas (EF-177, EF-190). Reste à l'éprouver sur le vrai NAS.</w:t>
+      </w:r>
+    </w:p>
+    <w:p>
+      <w:pPr>
+        <w:pStyle w:val="ListParagraph"/>
+        <w:numPr>
+          <w:ilvl w:val="0"/>
+          <w:numId w:val="42"/>
+        </w:numPr>
+      </w:pPr>
+      <w:r>
         <w:t xml:space="preserve">☐ </w:t>
       </w:r>
       <w:r>
         <w:rPr>
           <w:b/>
         </w:rPr>
-        <w:t xml:space="preserve">Lecture des vidéos personnelles sur l'iPhone</w:t>
-      </w:r>
-      <w:r>
-        <w:t xml:space="preserve"> : elle ne démarre pas toujours, alors que l'Apple TV y arrive avec le même lien ; symptôme exact à préciser, et lecture dans Séance à étudier.</w:t>
+        <w:t xml:space="preserve">Essais sur les vrais appareils</w:t>
+      </w:r>
+      <w:r>
+        <w:t xml:space="preserve"> : ouverture d'un titre sur Netflix, Apple TV et Disney+, chaîne en direct dans blue TV, lecture dans Infuse depuis la TV, étagère du haut à l'écran, et un second profil de famille qui arrive par le NAS sur l'iPad et l'Apple TV.</w:t>
       </w:r>
     </w:p>
     <w:p>
@@ -13934,10 +14936,10 @@
         <w:rPr>
           <w:b/>
         </w:rPr>
-        <w:t xml:space="preserve">Essais sur les vrais appareils</w:t>
-      </w:r>
-      <w:r>
-        <w:t xml:space="preserve"> : ouverture de Netflix, Prime Video et Apple TV par leurs boutons, lecture dans Infuse depuis la TV, étagère du haut à l'écran.</w:t>
+        <w:t xml:space="preserve">Prochain lot</w:t>
+      </w:r>
+      <w:r>
+        <w:t xml:space="preserve"> : envoi d'une vidéo vers le NAS (EF-161), fichier de favoris à ouvrir chez un ami (EF-167), documentaires à la télé et sur le NAS, ou l'une des idées laissées de côté — notifications actionnables, raccourcis clavier sur l'iPad et le Mac, choix « j'ai 90 minutes » au-dessus des idées.</w:t>
       </w:r>
     </w:p>
     <w:p>
@@ -13949,16 +14951,19 @@
         </w:numPr>
       </w:pPr>
       <w:r>
-        <w:t xml:space="preserve">☐ </w:t>
-      </w:r>
-      <w:r>
-        <w:rPr>
-          <w:b/>
-        </w:rPr>
-        <w:t xml:space="preserve">Prochain lot</w:t>
-      </w:r>
-      <w:r>
-        <w:t xml:space="preserve"> : envoi d'une vidéo vers le NAS (EF-161), fichier de favoris à ouvrir chez un ami (EF-167), documentaires à la télé et sur le NAS, ou l'une des idées laissées de côté le 21 septembre — notifications actionnables, raccourcis clavier sur l'iPad et le Mac, choix « j'ai 90 minutes » au-dessus des idées.</w:t>
+        <w:t xml:space="preserve">☐ Famille sur les vrais appareils : créer le même prénom sur deux appareils et vérifier que les listes se retrouvent, chacune dans son sous-dossier ; décider aussi si l'e-mail de la semaine et l'Apple TV doivent rester attachés au profil principal.</w:t>
+      </w:r>
+    </w:p>
+    <w:p>
+      <w:pPr>
+        <w:pStyle w:val="ListParagraph"/>
+        <w:numPr>
+          <w:ilvl w:val="0"/>
+          <w:numId w:val="42"/>
+        </w:numPr>
+      </w:pPr>
+      <w:r>
+        <w:t xml:space="preserve">☐ Centrale de la maison : choisir le Mac qui reste allumé, et dire si Séance doit s'ouvrir à la session.</w:t>
       </w:r>
     </w:p>
     <w:p>
